--- a/AudioAnalyzer/docs/VKR/VKR_Final_Complete.docx
+++ b/AudioAnalyzer/docs/VKR/VKR_Final_Complete.docx
@@ -717,10 +717,7 @@
         </w:sectPr>
       </w:pPr>
       <w:r>
-        <w:t>Москва 202</w:t>
-      </w:r>
-      <w:r>
-        <w:t>6</w:t>
+        <w:t>Москва 2026</w:t>
       </w:r>
     </w:p>
     <w:p>
@@ -5926,12 +5923,6 @@
         <w:gridCol w:w="7353"/>
       </w:tblGrid>
       <w:tr>
-        <w:tblPrEx>
-          <w:tblCellMar>
-            <w:top w:w="0" w:type="dxa"/>
-            <w:bottom w:w="0" w:type="dxa"/>
-          </w:tblCellMar>
-        </w:tblPrEx>
         <w:trPr>
           <w:tblHeader/>
         </w:trPr>
@@ -5987,12 +5978,6 @@
         </w:tc>
       </w:tr>
       <w:tr>
-        <w:tblPrEx>
-          <w:tblCellMar>
-            <w:top w:w="0" w:type="dxa"/>
-            <w:bottom w:w="0" w:type="dxa"/>
-          </w:tblCellMar>
-        </w:tblPrEx>
         <w:tc>
           <w:tcPr>
             <w:tcW w:w="2000" w:type="dxa"/>
@@ -6035,12 +6020,6 @@
         </w:tc>
       </w:tr>
       <w:tr>
-        <w:tblPrEx>
-          <w:tblCellMar>
-            <w:top w:w="0" w:type="dxa"/>
-            <w:bottom w:w="0" w:type="dxa"/>
-          </w:tblCellMar>
-        </w:tblPrEx>
         <w:tc>
           <w:tcPr>
             <w:tcW w:w="2000" w:type="dxa"/>
@@ -6083,12 +6062,6 @@
         </w:tc>
       </w:tr>
       <w:tr>
-        <w:tblPrEx>
-          <w:tblCellMar>
-            <w:top w:w="0" w:type="dxa"/>
-            <w:bottom w:w="0" w:type="dxa"/>
-          </w:tblCellMar>
-        </w:tblPrEx>
         <w:tc>
           <w:tcPr>
             <w:tcW w:w="2000" w:type="dxa"/>
@@ -6152,12 +6125,6 @@
         </w:tc>
       </w:tr>
       <w:tr>
-        <w:tblPrEx>
-          <w:tblCellMar>
-            <w:top w:w="0" w:type="dxa"/>
-            <w:bottom w:w="0" w:type="dxa"/>
-          </w:tblCellMar>
-        </w:tblPrEx>
         <w:tc>
           <w:tcPr>
             <w:tcW w:w="2000" w:type="dxa"/>
@@ -6222,12 +6189,6 @@
         </w:tc>
       </w:tr>
       <w:tr>
-        <w:tblPrEx>
-          <w:tblCellMar>
-            <w:top w:w="0" w:type="dxa"/>
-            <w:bottom w:w="0" w:type="dxa"/>
-          </w:tblCellMar>
-        </w:tblPrEx>
         <w:tc>
           <w:tcPr>
             <w:tcW w:w="2000" w:type="dxa"/>
@@ -6286,12 +6247,6 @@
         </w:tc>
       </w:tr>
       <w:tr>
-        <w:tblPrEx>
-          <w:tblCellMar>
-            <w:top w:w="0" w:type="dxa"/>
-            <w:bottom w:w="0" w:type="dxa"/>
-          </w:tblCellMar>
-        </w:tblPrEx>
         <w:tc>
           <w:tcPr>
             <w:tcW w:w="2000" w:type="dxa"/>
@@ -6350,12 +6305,6 @@
         </w:tc>
       </w:tr>
       <w:tr>
-        <w:tblPrEx>
-          <w:tblCellMar>
-            <w:top w:w="0" w:type="dxa"/>
-            <w:bottom w:w="0" w:type="dxa"/>
-          </w:tblCellMar>
-        </w:tblPrEx>
         <w:tc>
           <w:tcPr>
             <w:tcW w:w="2000" w:type="dxa"/>
@@ -6411,12 +6360,6 @@
         </w:tc>
       </w:tr>
       <w:tr>
-        <w:tblPrEx>
-          <w:tblCellMar>
-            <w:top w:w="0" w:type="dxa"/>
-            <w:bottom w:w="0" w:type="dxa"/>
-          </w:tblCellMar>
-        </w:tblPrEx>
         <w:tc>
           <w:tcPr>
             <w:tcW w:w="2000" w:type="dxa"/>
@@ -6486,12 +6429,6 @@
         </w:tc>
       </w:tr>
       <w:tr>
-        <w:tblPrEx>
-          <w:tblCellMar>
-            <w:top w:w="0" w:type="dxa"/>
-            <w:bottom w:w="0" w:type="dxa"/>
-          </w:tblCellMar>
-        </w:tblPrEx>
         <w:tc>
           <w:tcPr>
             <w:tcW w:w="2000" w:type="dxa"/>
@@ -6552,12 +6489,6 @@
         </w:tc>
       </w:tr>
       <w:tr>
-        <w:tblPrEx>
-          <w:tblCellMar>
-            <w:top w:w="0" w:type="dxa"/>
-            <w:bottom w:w="0" w:type="dxa"/>
-          </w:tblCellMar>
-        </w:tblPrEx>
         <w:tc>
           <w:tcPr>
             <w:tcW w:w="2000" w:type="dxa"/>
@@ -6606,12 +6537,6 @@
         </w:tc>
       </w:tr>
       <w:tr>
-        <w:tblPrEx>
-          <w:tblCellMar>
-            <w:top w:w="0" w:type="dxa"/>
-            <w:bottom w:w="0" w:type="dxa"/>
-          </w:tblCellMar>
-        </w:tblPrEx>
         <w:tc>
           <w:tcPr>
             <w:tcW w:w="2000" w:type="dxa"/>
@@ -6672,12 +6597,6 @@
         </w:tc>
       </w:tr>
       <w:tr>
-        <w:tblPrEx>
-          <w:tblCellMar>
-            <w:top w:w="0" w:type="dxa"/>
-            <w:bottom w:w="0" w:type="dxa"/>
-          </w:tblCellMar>
-        </w:tblPrEx>
         <w:tc>
           <w:tcPr>
             <w:tcW w:w="2000" w:type="dxa"/>
@@ -6726,12 +6645,6 @@
         </w:tc>
       </w:tr>
       <w:tr>
-        <w:tblPrEx>
-          <w:tblCellMar>
-            <w:top w:w="0" w:type="dxa"/>
-            <w:bottom w:w="0" w:type="dxa"/>
-          </w:tblCellMar>
-        </w:tblPrEx>
         <w:tc>
           <w:tcPr>
             <w:tcW w:w="2000" w:type="dxa"/>
@@ -6795,12 +6708,6 @@
         </w:tc>
       </w:tr>
       <w:tr>
-        <w:tblPrEx>
-          <w:tblCellMar>
-            <w:top w:w="0" w:type="dxa"/>
-            <w:bottom w:w="0" w:type="dxa"/>
-          </w:tblCellMar>
-        </w:tblPrEx>
         <w:tc>
           <w:tcPr>
             <w:tcW w:w="2000" w:type="dxa"/>
@@ -6848,12 +6755,6 @@
         </w:tc>
       </w:tr>
       <w:tr>
-        <w:tblPrEx>
-          <w:tblCellMar>
-            <w:top w:w="0" w:type="dxa"/>
-            <w:bottom w:w="0" w:type="dxa"/>
-          </w:tblCellMar>
-        </w:tblPrEx>
         <w:tc>
           <w:tcPr>
             <w:tcW w:w="2000" w:type="dxa"/>
@@ -7071,8 +6972,8 @@
     </w:p>
     <w:p>
       <w:pPr>
+        <w:spacing w:line="360" w:lineRule="auto"/>
         <w:ind w:firstLine="708"/>
-        <w:spacing w:line="360" w:lineRule="auto"/>
       </w:pPr>
       <w:r>
         <w:t>В данной главе рассматриваются теоретические основы обработки аудиоданных, которые составляют фундамент для последующего исследования методов сжатия с применением матриц Адамара. Понимание принципов цифровой обработки сигналов необходимо для обоснования выбора методов преобразования и интерпретации полученных экспериментальных результатов. Глава начинается с рассмотрения базовых понятий цифровой обработки звука, включая процессы дискретизации и квантования, которые обеспечивают преобразование аналоговых аудиосигналов в цифровую форму. Особое внимание уделяется теореме Котельникова-Шеннона, определяющей требования к частоте дискретизации для точного восстановления сигнала. Далее исследуются частотные характеристики аудиосигналов и психоакустические особенности восприятия звука человеком, которые играют ключевую роль в разработке эффективных алгоритмов сжатия. Рассматриваются форматы хранения аудиоданных WAV и MP3, анализируются их структурные особенности и различия в подходах к кодированию информации. Значительная часть главы посвящена методам преобразования сигналов, включая быстрое преобразование Фурье, преобразование Уолша-Адамара, дискретное косинусное преобразование и вейвлет-преобразование. Для каждого метода приводятся математические формулировки и анализ вычислительной сложности. Завершается глава описанием метрик качества аудиосигналов, которые будут использоваться для оценки эффективности рассматриваемых методов сжатия.</w:t>
@@ -7107,7 +7008,11 @@
         <w:jc w:val="both"/>
       </w:pPr>
       <w:r>
-        <w:t>Представление звука в цифровой форме является фундаментальным понятием в области обработки аудиосигналов. Звук представляет собой механические колебания упругой среды, распространяющиеся в виде продольных волн давления. Для обработки звука с помощью вычислительных устройств необходимо преобразовать аналоговый сигнал в цифровую форму, что осуществляется в два основных этапа: дискретизацию во временной области и квантование по амплитуде. Дискретизация представляет собой процесс получения отсчётов непрерывного сигнала через равные промежутки времени. Частота дискретизации определяет количество отсчётов в секунду и измеряется в герцах. Согласно теореме Котельникова-Шеннона, для точного восстановления сигнала частота дискретизации должна как минимум вдвое превышать максимальную частоту в спектре сигнала. Это означает, что для аудиосигнала с верхней частотой 20 кГц минимальная частота дискретизации составляет 40 кГц. Стандартные частоты дискретизации включают 44100 Гц для CD-качества, 48000 Гц для профессионального аудио и 96000 Гц для HD-аудио. Квантование представляет собой процесс округления амплитуды каждого отсчёта до ближайшего значения из конечного набора разрешённых уровней. Глубина квантования определяет количество бит, используемых для представления каждого отсчёта: 16 бит обеспечивает 65536 уровней, 24 бита — более 16 миллионов уровней. Импульсно-кодовая модуляция (PCM) является стандартным методом представления цифрового аудио, при котором каждый отсчёт кодируется независимо с фиксированной глубиной квантования.</w:t>
+        <w:t xml:space="preserve">Представление звука в цифровой форме является фундаментальным понятием в области обработки аудиосигналов. Звук представляет собой </w:t>
+      </w:r>
+      <w:r>
+        <w:lastRenderedPageBreak/>
+        <w:t>механические колебания упругой среды, распространяющиеся в виде продольных волн давления. Для обработки звука с помощью вычислительных устройств необходимо преобразовать аналоговый сигнал в цифровую форму, что осуществляется в два основных этапа: дискретизацию во временной области и квантование по амплитуде. Дискретизация представляет собой процесс получения отсчётов непрерывного сигнала через равные промежутки времени. Частота дискретизации определяет количество отсчётов в секунду и измеряется в герцах. Согласно теореме Котельникова-Шеннона, для точного восстановления сигнала частота дискретизации должна как минимум вдвое превышать максимальную частоту в спектре сигнала. Это означает, что для аудиосигнала с верхней частотой 20 кГц минимальная частота дискретизации составляет 40 кГц. Стандартные частоты дискретизации включают 44100 Гц для CD-качества, 48000 Гц для профессионального аудио и 96000 Гц для HD-аудио. Квантование представляет собой процесс округления амплитуды каждого отсчёта до ближайшего значения из конечного набора разрешённых уровней. Глубина квантования определяет количество бит, используемых для представления каждого отсчёта: 16 бит обеспечивает 65536 уровней, 24 бита — более 16 миллионов уровней. Импульсно-кодовая модуляция (PCM) является стандартным методом представления цифрового аудио, при котором каждый отсчёт кодируется независимо с фиксированной глубиной квантования.</w:t>
       </w:r>
     </w:p>
     <w:p>
@@ -7127,7 +7032,11 @@
         <w:jc w:val="both"/>
       </w:pPr>
       <w:r>
-        <w:t>Квантование — процесс округления амплитуды каждого отсчёта до ближайшего значения из конечного набора разрешённых уровней. Глубина квантования определяет количество бит, используемых для представления каждого отсчёта: 16 бит (CD-качество, 65536 уровней), 24 бит (профессиональное аудио, 16777216 уровней), 32 бита (студийная обработка).</w:t>
+        <w:t xml:space="preserve">Квантование — процесс округления амплитуды каждого отсчёта до ближайшего значения из конечного набора разрешённых уровней. Глубина </w:t>
+      </w:r>
+      <w:r>
+        <w:lastRenderedPageBreak/>
+        <w:t>квантования определяет количество бит, используемых для представления каждого отсчёта: 16 бит (CD-качество, 65536 уровней), 24 бит (профессиональное аудио, 16777216 уровней), 32 бита (студийная обработка).</w:t>
       </w:r>
     </w:p>
     <w:p>
@@ -7160,7 +7069,6 @@
       <w:r>
         <w:t>Спектр сигнала представляет собой его разложение на гармонические составляющие с определёнными частотами, амплитудами и фазами. Переход из временной области в частотную осуществляется с помощью преобразования Фурье, которое позволяет анализировать сигнал с точки зрения его частотного состава. Спектрограмма является визуальным представлением спектра сигнала, изменяющегося во времени. По горизонтальной оси откладывается время, по вертикальной — частота, а интенсивность цвета соответствует амплитуде сигнала на данной частоте в данный момент времени. Спектрограммы широко применяются для анализа речевых сигналов, музыкальных композиций и акустических явлений, позволяя исследователю визуально оценить частотную структуру сигнала. Частотный диапазон аудиосигналов традиционно подразделяется на несколько областей: инфразвук с частотами до 20 Гц, низкие частоты в диапазоне 20-250 Гц, средние частоты от 250 до 4000 Гц, высокие частоты от 4000 до 20000 Гц и ультразвук с частотами выше 20000 Гц. Человеческое ухо воспринимает звуки в диапазоне примерно от 20 Гц до 20000 Гц, хотя индивидуальные особенности слуха могут влиять на эти границы. Понимание частотных характеристик аудиосигналов необходимо для разработки эффективных алгоритмов сжатия, поскольку различные частотные компоненты по-разному воспринимаются человеческим слухом.</w:t>
       </w:r>
-      <w:r/>
     </w:p>
     <w:p>
       <w:pPr>
@@ -7169,6 +7077,7 @@
         <w:jc w:val="both"/>
       </w:pPr>
       <w:r>
+        <w:lastRenderedPageBreak/>
         <w:t>Спектрограмма — визуальное представление спектра сигнала, изменяющегося во времени. По горизонтальной оси откладывается время, по вертикальной — частота, а интенсивность цвета соответствует амплитуде. Спектрограммы широко применяются для анализа речевых сигналов, музыкальных композиций и акустических явлений.</w:t>
       </w:r>
     </w:p>
@@ -7230,14 +7139,28 @@
       </w:pPr>
       <w:proofErr w:type="spellStart"/>
       <w:r>
-        <w:t>Психоакустика представляет собой научную дисциплину, изучающую особенности восприятия звука человеком. Понимание психоакустических эффектов имеет критическое значение для разработки эффективных алгоритмов сжатия аудиоданных, поскольку позволяет устранять информацию, которая не воспринимается человеческим слухом. Порог слышимости определяется как минимальный уровень звукового давления, при котором звук воспринимается человеческим ухом. Порог слышимости существенно зависит от частоты: на средних частотах в диапазоне 1-4 кГц чувствительность уха максимальна, тогда как на низких и высоких частотах чувствительность значительно снижается. Маскирование представляет собой психоакустический эффект, при котором присутствие одного звука делает неслышимым другой звук. Различают временное маскирование, проявляющееся до и после громкого звука, и частотное маскирование, при котором тихие звуки подавляются громкими звуками, близкими по частоте. Эффект маскирования широко используется в алгоритмах сжатия MP3, AAC и других форматах с потерями для удаления неслышимых компонент сигнала. Критические полосы слуха представляют собой частотные диапазоны, в пределах которых звуки взаимодействуют друг с другом, создавая эффекты маскирования.</w:t>
+        <w:t>Психоакустика</w:t>
       </w:r>
       <w:proofErr w:type="spellEnd"/>
-      <w:r/>
+      <w:r>
+        <w:t xml:space="preserve"> представляет собой научную дисциплину, изучающую особенности восприятия звука человеком. Понимание </w:t>
+      </w:r>
       <w:proofErr w:type="spellStart"/>
-      <w:r/>
+      <w:r>
+        <w:t>психоакустических</w:t>
+      </w:r>
       <w:proofErr w:type="spellEnd"/>
-      <w:r/>
+      <w:r>
+        <w:t xml:space="preserve"> эффектов имеет критическое значение для разработки эффективных алгоритмов сжатия аудиоданных, поскольку позволяет устранять информацию, которая не воспринимается человеческим слухом. Порог слышимости определяется как минимальный уровень звукового давления, при котором звук воспринимается человеческим ухом. Порог слышимости существенно зависит от частоты: на средних частотах в диапазоне 1-4 кГц чувствительность уха максимальна, тогда как на низких и высоких частотах чувствительность значительно снижается. Маскирование представляет собой </w:t>
+      </w:r>
+      <w:proofErr w:type="spellStart"/>
+      <w:r>
+        <w:t>психоакустический</w:t>
+      </w:r>
+      <w:proofErr w:type="spellEnd"/>
+      <w:r>
+        <w:t xml:space="preserve"> эффект, при котором присутствие одного звука делает неслышимым другой звук. Различают временное маскирование, проявляющееся до и после громкого звука, и частотное маскирование, при котором тихие звуки подавляются громкими звуками, близкими по частоте. Эффект маскирования широко используется в алгоритмах сжатия MP3, AAC и других форматах с потерями для удаления неслышимых компонент сигнала. Критические полосы слуха представляют собой частотные диапазоны, в пределах которых звуки взаимодействуют друг с другом, создавая эффекты маскирования.</w:t>
+      </w:r>
     </w:p>
     <w:p>
       <w:pPr>
@@ -7246,6 +7169,7 @@
         <w:jc w:val="both"/>
       </w:pPr>
       <w:r>
+        <w:lastRenderedPageBreak/>
         <w:t>Порог слышимости — минимальный уровень звукового давления, при котором звук воспринимается человеческим ухом. Порог слышимости зависит от частоты: на средних частотах (</w:t>
       </w:r>
       <w:proofErr w:type="gramStart"/>
@@ -7422,10 +7346,6 @@
       <w:r>
         <w:t>Формат MP3 (MPEG-1 Audio Layer III) представляет собой формат сжатия аудиоданных с потерями, который стал стандартом де-факто для распространения музыкального контента в цифровой форме. Алгоритм MP3 основан на использовании психоакустической модели для устранения компонентов сигнала, которые не воспринимаются человеческим слухом. Степень сжатия MP3 варьируется от 4:1 до 12:1 в зависимости от выбранного битрейта. Типичные значения битрейта включают 128 кбит/с для стандартного качества, 192 кбит/с для хорошего качества и 320 кбит/с для максимального качества. Основные компоненты кодера MP3 включают полифазный фильтр для разбиения сигнала на 32 частотные полосы, модифицированное дискретное косинусное преобразование (MDCT) для дальнейшего частотного анализа, психоакустическую модель для определения порогов маскирования, квантование и кодирование Хаффмана для эффективного представления данных. MP3 использует гибридную фильтрацию: сначала сигнал пропускается через банк полифазных фильтров, затем к каждой полосе применяется MDCT.</w:t>
       </w:r>
-      <w:proofErr w:type="spellStart"/>
-      <w:r/>
-      <w:proofErr w:type="spellEnd"/>
-      <w:r/>
     </w:p>
     <w:p>
       <w:pPr>
@@ -7434,6 +7354,7 @@
         <w:jc w:val="both"/>
       </w:pPr>
       <w:r>
+        <w:lastRenderedPageBreak/>
         <w:t>Степень сжатия MP3 варьируется от 4:1 до 12:1 в зависимости от битрейта. Типичные битрейты: 128 кбит/с (стандартное качество), 192 кбит/с (хорошее качество), 320 кбит/с (максимальное качество).</w:t>
       </w:r>
     </w:p>
@@ -7475,10 +7396,6 @@
       <w:r>
         <w:t>Процесс кодирования WAV в MP3 представляет собой сложную последовательность операций, направленных на сжатие аудиоданных с минимальными воспринимаемыми искажениями. Кодирование начинается с полифазной фильтрации, при которой входной сигнал разбивается на 32 частотные полосы. Каждая полоса затем подвергается модифицированному дискретному косинусному преобразованию (MDCT), которое обеспечивает высокое частотное разрешение. Психоакустическая модель анализирует спектр сигнала и определяет пороги маскирования для каждой частотной полосы. На основе этих порогов производится квантование спектральных коэффициентов: компоненты ниже порога маскирования могут быть удалены или квантованы с меньшей точностью. После квантования коэффициенты кодируются с использованием кодов Хаффмана, что обеспечивает дополнительное сжатие без потерь. Декодирование MP3 выполняется в обратном порядке: сначала происходит парсинг бит-потока и извлечение закодированных данных, затем декодирование Хаффмана и обратное квантование, после чего применяется обратное MDCT и синтез полифазного фильтра для восстановления PCM-данных. Понимание процесса кодирования MP3 необходимо для интеграции альтернативных методов преобразования.</w:t>
       </w:r>
-      <w:proofErr w:type="spellStart"/>
-      <w:r/>
-      <w:proofErr w:type="spellEnd"/>
-      <w:r/>
     </w:p>
     <w:p>
       <w:pPr>
@@ -7487,17 +7404,17 @@
         <w:jc w:val="both"/>
       </w:pPr>
       <w:r>
+        <w:t>Декодирование MP3 выполняется в обратном порядке: парсинг бит-потока, декодирование Хаффмана, обратное MDCT, синтез полифазного фильтра, формирование PCM-данных.</w:t>
+      </w:r>
+    </w:p>
+    <w:p>
+      <w:pPr>
+        <w:pStyle w:val="2"/>
+        <w:spacing w:line="360" w:lineRule="auto"/>
+      </w:pPr>
+      <w:bookmarkStart w:id="11" w:name="_Toc225067423"/>
+      <w:r>
         <w:lastRenderedPageBreak/>
-        <w:t>Декодирование MP3 выполняется в обратном порядке: парсинг бит-потока, декодирование Хаффмана, обратное MDCT, синтез полифазного фильтра, формирование PCM-данных.</w:t>
-      </w:r>
-    </w:p>
-    <w:p>
-      <w:pPr>
-        <w:pStyle w:val="2"/>
-        <w:spacing w:line="360" w:lineRule="auto"/>
-      </w:pPr>
-      <w:bookmarkStart w:id="11" w:name="_Toc225067423"/>
-      <w:r>
         <w:t>1.3. Методы преобразования сигналов для сжатия</w:t>
       </w:r>
       <w:bookmarkEnd w:id="11"/>
@@ -7522,14 +7439,6 @@
       <w:r>
         <w:t>Быстрое преобразование Фурье (FFT) представляет собой алгоритм вычисления дискретного преобразования Фурье с существенно меньшим числом операций O(N log N) вместо O(N²). FFT позволяет перейти в частотную область, где можно эффективно обрабатывать и анализировать сигналы. Алгоритм Кули-Тьюки (Cooley-Tukey) является наиболее распространённой реализацией FFT, использующей принцип «разделяй и властвуй». Для размера блока N = 2^n применяется прореживание по времени или по частоте, что позволяет рекурсивно сводить задачу к преобразованиям меньшего размера. Применение FFT в обработке аудио включает спектральный анализ для определения частотного состава сигнала, фильтрацию в частотной области для удаления нежелательных компонент, сжатие с отбрасыванием высокочастотных компонент и анализ переходных процессов. FFT широко используется в алгоритмах сжатия, системах распознавания речи и музыки, а также в средствах визуализации звука. Вычислительная эффективность FFT делает его практичным для обработки аудиоданных в реальном времени.</w:t>
       </w:r>
-      <w:proofErr w:type="gramStart"/>
-      <w:r/>
-      <w:proofErr w:type="gramEnd"/>
-      <w:r/>
-      <w:proofErr w:type="spellStart"/>
-      <w:r/>
-      <w:proofErr w:type="spellEnd"/>
-      <w:r/>
     </w:p>
     <w:p>
       <w:pPr>
@@ -7585,20 +7494,12 @@
         <w:jc w:val="both"/>
       </w:pPr>
       <w:r>
-        <w:t>Быстрое преобразование Уолша-Адамара (FWHT) представляет собой ортогональное преобразование, использующее матрицы Адамара как базисные функции. Матрица Адамара Hn порядка n представляет собой квадратную матрицу с элементами ±1, удовлетворяющую условию ортогональности Hn·Hnᵀ = n·I. Матрицы Адамара строятся рекурсивно по правилу Кронекера: H₁ = [1], H₂ₙ = [Hₙ Hₙ; Hₙ -Hₙ]. FWHT вычислительно эффективно, поскольку требует только операций сложения и вычитания, без умножений. Для вектора длины N алгоритм требует N·log₂(N) операций сложения/вычитания. Преимущества FWHT включают простоту реализации на цифровых платформах, отсутствие операций умножения, что особенно важно для встраиваемых систем, и эффективное декоррелирование данных с высокой корреляцией соседних отсчётов. FWHT находит применение в задачах сжатия изображений и аудиосигналов, криптографии и кодирования информации. Ограниченная применимость для сигналов со сложной спектральной структурой объясняется тем, что базисные функции Уолша не являются гармоническими.</w:t>
-      </w:r>
-      <w:proofErr w:type="spellStart"/>
-      <w:r/>
-      <w:proofErr w:type="spellEnd"/>
-      <w:r/>
-      <w:proofErr w:type="spellStart"/>
-      <w:r/>
-      <w:proofErr w:type="spellEnd"/>
-      <w:r/>
-      <w:proofErr w:type="spellStart"/>
-      <w:r/>
-      <w:proofErr w:type="spellEnd"/>
-      <w:r/>
+        <w:t xml:space="preserve">Быстрое преобразование Уолша-Адамара (FWHT) представляет собой ортогональное преобразование, использующее матрицы Адамара как базисные функции. Матрица Адамара Hn порядка n представляет собой квадратную матрицу с элементами ±1, удовлетворяющую условию ортогональности Hn·Hnᵀ = n·I. Матрицы Адамара строятся рекурсивно по </w:t>
+      </w:r>
+      <w:r>
+        <w:lastRenderedPageBreak/>
+        <w:t>правилу Кронекера: H₁ = [1], H₂ₙ = [Hₙ Hₙ; Hₙ -Hₙ]. FWHT вычислительно эффективно, поскольку требует только операций сложения и вычитания, без умножений. Для вектора длины N алгоритм требует N·log₂(N) операций сложения/вычитания. Преимущества FWHT включают простоту реализации на цифровых платформах, отсутствие операций умножения, что особенно важно для встраиваемых систем, и эффективное декоррелирование данных с высокой корреляцией соседних отсчётов. FWHT находит применение в задачах сжатия изображений и аудиосигналов, криптографии и кодирования информации. Ограниченная применимость для сигналов со сложной спектральной структурой объясняется тем, что базисные функции Уолша не являются гармоническими.</w:t>
+      </w:r>
     </w:p>
     <w:p>
       <w:pPr>
@@ -7643,11 +7544,7 @@
       </w:r>
       <w:proofErr w:type="spellEnd"/>
       <w:r>
-        <w:t xml:space="preserve"> данных с высокой корреляцией. </w:t>
-      </w:r>
-      <w:r>
-        <w:lastRenderedPageBreak/>
-        <w:t xml:space="preserve">Недостатки: ограниченная применимость для сигналов </w:t>
+        <w:t xml:space="preserve"> данных с высокой корреляцией. Недостатки: ограниченная применимость для сигналов </w:t>
       </w:r>
       <w:proofErr w:type="gramStart"/>
       <w:r>
@@ -7676,7 +7573,11 @@
         <w:jc w:val="both"/>
       </w:pPr>
       <w:r>
-        <w:t>Дискретное косинусное преобразование (DCT) представляет собой ортогональное преобразование, широко применяемое в сжатии изображений (JPEG) и аудио (MP3, AAC). Важное свойство DCT заключается в «уплотнении энергии»: большая часть энергии сигнала концентрируется в нескольких низкочастотных коэффициентах, что позволяет эффективно отбрасывать высокочастотные компоненты без существенной потери качества. DCT-II является наиболее распространённой формой преобразования: X[k] = Σ(n=0 to N-1) x[n]·cos(π·k·(2n+1)/(2N)). Обратное преобразование IDCT восстанавливает исходный сигнал из спектральных коэффициентов. Применение DCT в аудио включает его использование как основы для MDCT в форматах MP3 и AAC, эффективное сжатие благодаря концентрации энергии в низкочастотных коэффициентах и разделимость для многомерных сигналов. DCT обладает хорошими свойствами декорреляции для сигналов с высокой корреляцией соседних отсчётов, что делает его эффективным инструментом для сжатия аудиоданных.</w:t>
+        <w:t xml:space="preserve">Дискретное косинусное преобразование (DCT) представляет собой ортогональное преобразование, широко применяемое в сжатии изображений (JPEG) и аудио (MP3, AAC). Важное свойство DCT заключается в «уплотнении энергии»: большая часть энергии сигнала концентрируется в нескольких низкочастотных коэффициентах, что позволяет эффективно отбрасывать высокочастотные компоненты без существенной потери качества. DCT-II является наиболее распространённой формой преобразования: X[k] = Σ(n=0 to N-1) x[n]·cos(π·k·(2n+1)/(2N)). Обратное </w:t>
+      </w:r>
+      <w:r>
+        <w:lastRenderedPageBreak/>
+        <w:t>преобразование IDCT восстанавливает исходный сигнал из спектральных коэффициентов. Применение DCT в аудио включает его использование как основы для MDCT в форматах MP3 и AAC, эффективное сжатие благодаря концентрации энергии в низкочастотных коэффициентах и разделимость для многомерных сигналов. DCT обладает хорошими свойствами декорреляции для сигналов с высокой корреляцией соседних отсчётов, что делает его эффективным инструментом для сжатия аудиоданных.</w:t>
       </w:r>
     </w:p>
     <w:p>
@@ -7751,6 +7652,7 @@
         <w:jc w:val="both"/>
       </w:pPr>
       <w:r>
+        <w:lastRenderedPageBreak/>
         <w:t>Вейвлет Хаара — простейший ортогональный вейвлет, вычисляющий средние значения и разности для пар соседних отсчётов. Преобразование Хаара требует только операций сложения и вычитания.</w:t>
       </w:r>
     </w:p>
@@ -7799,10 +7701,68 @@
       </w:pPr>
       <w:proofErr w:type="spellStart"/>
       <w:r>
-        <w:t>Компандирование представляет собой метод нелинейного сжатия динамического диапазона, применяемый в телекоммуникациях для улучшения отношения сигнал/шум для тихих звуков. Функция сжатия μ-law имеет вид: y = sign(x)·ln(1 + μ·|x|)/ln(1 + μ), где μ — параметр сжатия со стандартным значением 255. Обратное расширение восстанавливает исходный динамический диапазон сигнала. Применение μ-law включает сжатие речи в телефонных системах Северной Америки и Японии, улучшение SNR для тихих звуков за счёт нелинейного квантования и логарифмическое квантование с переменным шагом. Метод μ-law обеспечивает приблизительно 24 дБ улучшения отношения сигнал/шум для тихих сигналов по сравнению с линейным квантованием при том же количестве бит. Компандирование также применяется в профессиональной аудиоаппаратуре для защиты от перегрузки и расширения динамического диапазона записываемых сигналов.</w:t>
+        <w:t>Компандирование</w:t>
       </w:r>
       <w:proofErr w:type="spellEnd"/>
-      <w:r/>
+      <w:r>
+        <w:t xml:space="preserve"> представляет собой метод нелинейного сжатия динамического диапазона, применяемый в телекоммуникациях для улучшения отношения сигнал/шум для тихих звуков. Функция сжатия μ-</w:t>
+      </w:r>
+      <w:proofErr w:type="spellStart"/>
+      <w:r>
+        <w:t>law</w:t>
+      </w:r>
+      <w:proofErr w:type="spellEnd"/>
+      <w:r>
+        <w:t xml:space="preserve"> имеет вид: y = </w:t>
+      </w:r>
+      <w:proofErr w:type="spellStart"/>
+      <w:r>
+        <w:t>sign</w:t>
+      </w:r>
+      <w:proofErr w:type="spellEnd"/>
+      <w:r>
+        <w:t>(x)·</w:t>
+      </w:r>
+      <w:proofErr w:type="spellStart"/>
+      <w:r>
+        <w:t>ln</w:t>
+      </w:r>
+      <w:proofErr w:type="spellEnd"/>
+      <w:r>
+        <w:t>(1 + μ·|x|)/</w:t>
+      </w:r>
+      <w:proofErr w:type="spellStart"/>
+      <w:r>
+        <w:t>ln</w:t>
+      </w:r>
+      <w:proofErr w:type="spellEnd"/>
+      <w:r>
+        <w:t>(1 + μ), где μ — параметр сжатия со стандартным значением 255. Обратное расширение восстанавливает исходный динамический диапазон сигнала. Применение μ-</w:t>
+      </w:r>
+      <w:proofErr w:type="spellStart"/>
+      <w:r>
+        <w:t>law</w:t>
+      </w:r>
+      <w:proofErr w:type="spellEnd"/>
+      <w:r>
+        <w:t xml:space="preserve"> включает сжатие речи в телефонных системах Северной Америки и Японии, улучшение SNR для тихих звуков за счёт нелинейного квантования и логарифмическое квантование с переменным шагом. Метод μ-</w:t>
+      </w:r>
+      <w:proofErr w:type="spellStart"/>
+      <w:r>
+        <w:t>law</w:t>
+      </w:r>
+      <w:proofErr w:type="spellEnd"/>
+      <w:r>
+        <w:t xml:space="preserve"> обеспечивает приблизительно 24 дБ улучшения отношения сигнал/шум для тихих сигналов по сравнению с линейным квантованием при том же количестве бит. </w:t>
+      </w:r>
+      <w:proofErr w:type="spellStart"/>
+      <w:r>
+        <w:t>Компандирование</w:t>
+      </w:r>
+      <w:proofErr w:type="spellEnd"/>
+      <w:r>
+        <w:t xml:space="preserve"> также применяется в профессиональной аудиоаппаратуре для защиты от перегрузки и расширения динамического диапазона записываемых сигналов.</w:t>
+      </w:r>
     </w:p>
     <w:p>
       <w:pPr>
@@ -7900,16 +7860,12 @@
         <w:jc w:val="both"/>
       </w:pPr>
       <w:r>
-        <w:t>Метод нелинейного сглаживания на основе функции Розенброка представляет собой эвристический подход к обработке сигналов, применяющий адаптивное сглаживание с сохранением переходных процессов. Функция Розенброка, изначально разработанная для тестирования алгоритмов оптимизации, модифицирована для использования в обработке сигналов. Применение Rosenbrock-like включает обработку сигналов с выраженными переходными процессами, где важно сохранить резкие границы, адаптивное сглаживание с учётом локальных характеристик сигнала, улучшение качества после других преобразований как этап постобработки. Метод позволяет балансировать между сглаживанием шума и сохранением информативных компонент сигнала. Эвристическая природа метода требует эмпирической настройки параметров для каждого конкретного применения, что может рассматриваться как его ограничение.</w:t>
-      </w:r>
-      <w:proofErr w:type="spellStart"/>
-      <w:r/>
-      <w:proofErr w:type="spellEnd"/>
-      <w:r/>
-      <w:proofErr w:type="spellStart"/>
-      <w:r/>
-      <w:proofErr w:type="spellEnd"/>
-      <w:r/>
+        <w:t xml:space="preserve">Метод нелинейного сглаживания на основе функции Розенброка представляет собой эвристический подход к обработке сигналов, применяющий адаптивное сглаживание с сохранением переходных процессов. </w:t>
+      </w:r>
+      <w:r>
+        <w:lastRenderedPageBreak/>
+        <w:t>Функция Розенброка, изначально разработанная для тестирования алгоритмов оптимизации, модифицирована для использования в обработке сигналов. Применение Rosenbrock-like включает обработку сигналов с выраженными переходными процессами, где важно сохранить резкие границы, адаптивное сглаживание с учётом локальных характеристик сигнала, улучшение качества после других преобразований как этап постобработки. Метод позволяет балансировать между сглаживанием шума и сохранением информативных компонент сигнала. Эвристическая природа метода требует эмпирической настройки параметров для каждого конкретного применения, что может рассматриваться как его ограничение.</w:t>
+      </w:r>
     </w:p>
     <w:p>
       <w:pPr>
@@ -7999,11 +7955,7 @@
       </w:r>
       <w:proofErr w:type="spellEnd"/>
       <w:r>
-        <w:t xml:space="preserve">» — сохранение доли энергии (коэффициенты ранжируются по энергии, сохраняется заданная </w:t>
-      </w:r>
-      <w:r>
-        <w:lastRenderedPageBreak/>
-        <w:t>доля), «</w:t>
+        <w:t>» — сохранение доли энергии (коэффициенты ранжируются по энергии, сохраняется заданная доля), «</w:t>
       </w:r>
       <w:proofErr w:type="spellStart"/>
       <w:r>
@@ -8046,6 +7998,7 @@
         <w:rPr>
           <w:lang w:val="en-US"/>
         </w:rPr>
+        <w:lastRenderedPageBreak/>
         <w:t xml:space="preserve">SNR (Signal-to-Noise Ratio) — </w:t>
       </w:r>
       <w:r>
@@ -8139,31 +8092,31 @@
         <w:jc w:val="both"/>
       </w:pPr>
       <w:r>
-        <w:t>RMSE (</w:t>
-      </w:r>
-      <w:proofErr w:type="spellStart"/>
-      <w:r>
-        <w:t>Root</w:t>
-      </w:r>
-      <w:proofErr w:type="spellEnd"/>
-      <w:r>
+        <w:rPr>
+          <w:lang w:val="en-US"/>
+        </w:rPr>
+        <w:t xml:space="preserve">RMSE (Root Mean Square Error) — </w:t>
+      </w:r>
+      <w:r>
+        <w:t>среднеквадратичная</w:t>
+      </w:r>
+      <w:r>
+        <w:rPr>
+          <w:lang w:val="en-US"/>
+        </w:rPr>
         <w:t xml:space="preserve"> </w:t>
       </w:r>
-      <w:proofErr w:type="spellStart"/>
-      <w:r>
-        <w:t>Mean</w:t>
-      </w:r>
-      <w:proofErr w:type="spellEnd"/>
-      <w:r>
-        <w:t xml:space="preserve"> Square </w:t>
-      </w:r>
-      <w:proofErr w:type="spellStart"/>
-      <w:r>
-        <w:t>Error</w:t>
-      </w:r>
-      <w:proofErr w:type="spellEnd"/>
-      <w:r>
-        <w:t xml:space="preserve">) — среднеквадратичная ошибка. Вычисляется как </w:t>
+      <w:r>
+        <w:t>ошибка</w:t>
+      </w:r>
+      <w:r>
+        <w:rPr>
+          <w:lang w:val="en-US"/>
+        </w:rPr>
+        <w:t xml:space="preserve">. </w:t>
+      </w:r>
+      <w:r>
+        <w:t xml:space="preserve">Вычисляется как </w:t>
       </w:r>
       <w:proofErr w:type="gramStart"/>
       <w:r>
@@ -8406,7 +8359,6 @@
         <w:rPr>
           <w:lang w:val="en-US"/>
         </w:rPr>
-        <w:lastRenderedPageBreak/>
         <w:t xml:space="preserve">PESQ (Perceptual Evaluation of Speech Quality) — </w:t>
       </w:r>
       <w:proofErr w:type="spellStart"/>
@@ -8501,6 +8453,7 @@
       </w:pPr>
       <w:bookmarkStart w:id="23" w:name="_Toc225067435"/>
       <w:r>
+        <w:lastRenderedPageBreak/>
         <w:t>1.5.4. Характеристики сигнала</w:t>
       </w:r>
       <w:bookmarkEnd w:id="23"/>
@@ -8581,14 +8534,6 @@
       <w:r>
         <w:t>В первой главе проведён систематический анализ предметной области обработки аудиоданных. Рассмотрены теоретические основы цифровой обработки звука, включая процессы дискретизации, квантования и представления сигналов в цифровой форме. Изучены частотные характеристики аудиосигналов и психоакустические особенности восприятия звука человеком, которые играют ключевую роль в разработке эффективных алгоритмов сжатия. Проанализированы форматы хранения аудиоданных WAV и MP3, выявлены их структурные особенности и различия в подходах к кодированию информации. Значительная часть главы посвящена методам преобразования сигналов: быстрому преобразованию Фурье (FFT), преобразованию Уолша-Адамара (FWHT), дискретному косинусному преобразованию (DCT), вейвлет-преобразованию (DWT), компандированию (μ-law) и нелинейному сглаживанию (Rosenbrock-like). Для каждого метода приведены математические формулировки и анализ вычислительной сложности. Описаны метрики качества аудиосигналов, которые будут использоваться для оценки эффективности методов сжатия. Сформулирована задача исследования и обоснована актуальность применения матриц Адамара для обработки аудиоданных.</w:t>
       </w:r>
-      <w:proofErr w:type="spellStart"/>
-      <w:r/>
-      <w:proofErr w:type="spellEnd"/>
-      <w:r/>
-      <w:proofErr w:type="spellStart"/>
-      <w:r/>
-      <w:proofErr w:type="spellEnd"/>
-      <w:r/>
     </w:p>
     <w:p>
       <w:r>
@@ -8609,8 +8554,8 @@
     </w:p>
     <w:p>
       <w:pPr>
+        <w:spacing w:line="360" w:lineRule="auto"/>
         <w:ind w:firstLine="708"/>
-        <w:spacing w:line="360" w:lineRule="auto"/>
       </w:pPr>
       <w:r>
         <w:t>Вторая глава посвящена разработке программного комплекса для сравнительного анализа методов обработки аудиоданных. Программная реализация является необходимым этапом исследования, поскольку позволяет провести объективное сравнение различных методов преобразования в контролируемых условиях. При разработке программного обеспечения учитывались требования к функциональности, производительности и расширяемости системы. Архитектура программного комплекса основана на модульном принципе, что обеспечивает возможность простого добавления новых методов преобразования и метрик качества без модификации существующего кода. В качестве основного языка программирования выбран Python, что обусловлено богатой экосистемой библиотек для научных вычислений и обработки аудиосигналов. Для создания графического интерфейса используется фреймворк PySide6, обеспечивающий кроссплатформенность приложения. Глава включает описание требований к программному обеспечению, обоснование архитектурных решений, реализацию каждого из семи методов преобразования и тринадцати метрик качества. Особое внимание уделяется реализации быстрого преобразования Уолша-Адамара, которое является центральным объектом исследования. Приводятся фрагменты программного кода с комментариями, описывающими ключевые алгоритмические решения. Завершается глава описанием процесса тестирования и показателями покрытия кода тестами.</w:t>
@@ -8645,20 +8590,12 @@
         <w:jc w:val="both"/>
       </w:pPr>
       <w:r>
-        <w:t>Программный комплекс должен обеспечивать поддержку семи методов преобразования аудиосигналов: быстрое преобразование Фурье (FFT), быстрое преобразование Уолша-Адамара (FWHT), дискретное косинусное преобразование (DCT), дискретное вейвлет-преобразование (DWT с вейвлетом Хаара), компандирование μ-law, нелинейное сглаживание Rosenbrock-like и стандартное MP3-кодирование. Каждый метод должен поддерживать настраиваемые параметры: размер блока преобразования, режим отбора коэффициентов и долю сохраняемой энергии. Требования к метрикам качества включают реализацию тринадцати показателей: SNR, RMSE, SI-SDR, LSD, Spectral Convergence, Spectral Centroid Δ, Cosine Similarity, STOI, PESQ, MOS, Spectral Flatness, Dynamic Range и Crest Factor. Программа должна обеспечивать пакетный расчёт метрик и формирование агрегированной оценки качества. Требования к интерфейсу включают графический пользовательский интерфейс с возможностью выбора метода преобразования и параметров, отображение прогресса обработки в реальном времени и экспорт результатов в форматах CSV, JSON и HTML-отчёт.</w:t>
-      </w:r>
-      <w:proofErr w:type="spellStart"/>
-      <w:r/>
-      <w:proofErr w:type="spellEnd"/>
-      <w:r/>
-      <w:proofErr w:type="spellStart"/>
-      <w:r/>
-      <w:proofErr w:type="spellEnd"/>
-      <w:r/>
-      <w:proofErr w:type="spellStart"/>
-      <w:r/>
-      <w:proofErr w:type="spellEnd"/>
-      <w:r/>
+        <w:t xml:space="preserve">Программный комплекс должен обеспечивать поддержку семи методов преобразования аудиосигналов: быстрое преобразование Фурье (FFT), быстрое преобразование Уолша-Адамара (FWHT), дискретное косинусное </w:t>
+      </w:r>
+      <w:r>
+        <w:lastRenderedPageBreak/>
+        <w:t>преобразование (DCT), дискретное вейвлет-преобразование (DWT с вейвлетом Хаара), компандирование μ-law, нелинейное сглаживание Rosenbrock-like и стандартное MP3-кодирование. Каждый метод должен поддерживать настраиваемые параметры: размер блока преобразования, режим отбора коэффициентов и долю сохраняемой энергии. Требования к метрикам качества включают реализацию тринадцати показателей: SNR, RMSE, SI-SDR, LSD, Spectral Convergence, Spectral Centroid Δ, Cosine Similarity, STOI, PESQ, MOS, Spectral Flatness, Dynamic Range и Crest Factor. Программа должна обеспечивать пакетный расчёт метрик и формирование агрегированной оценки качества. Требования к интерфейсу включают графический пользовательский интерфейс с возможностью выбора метода преобразования и параметров, отображение прогресса обработки в реальном времени и экспорт результатов в форматах CSV, JSON и HTML-отчёт.</w:t>
+      </w:r>
     </w:p>
     <w:p>
       <w:pPr>
@@ -8778,12 +8715,12 @@
         <w:jc w:val="both"/>
       </w:pPr>
       <w:r>
-        <w:t>Кроссплатформенность программного комплекса обеспечивается поддержкой операционных систем Windows, Linux и macOS. Использование интерпретируемого языка Python обеспечивает переносимость кода между различными платформами без необходимости перекомпиляции. Требования к производительности включают оптимизацию вычислений с использованием библиотеки NumPy для векторных операций, поддержку многопоточной обработки для распараллеливания вычислений и возможность обработки файлов большого размера без загрузки их целиком в оперативную память. Расширяемость системы обеспечивается модульной архитектурой с чётко определёнными интерфейсами между компонентами, возможностью добавления новых методов преобразования и метрик качества без модификации существующего кода, а также документированным API для интеграции с внешними системами. Требования к надёжности включают обработку исключительных ситуаций и некорректных входных данных, а также ведение журнала операций для диагностики проблем.</w:t>
-      </w:r>
-      <w:proofErr w:type="spellStart"/>
-      <w:r/>
-      <w:proofErr w:type="spellEnd"/>
-      <w:r/>
+        <w:t xml:space="preserve">Кроссплатформенность программного комплекса обеспечивается поддержкой операционных систем Windows, Linux и macOS. Использование интерпретируемого языка Python обеспечивает переносимость кода между различными платформами без необходимости перекомпиляции. Требования к производительности включают оптимизацию вычислений с использованием библиотеки NumPy для векторных операций, поддержку многопоточной </w:t>
+      </w:r>
+      <w:r>
+        <w:lastRenderedPageBreak/>
+        <w:t>обработки для распараллеливания вычислений и возможность обработки файлов большого размера без загрузки их целиком в оперативную память. Расширяемость системы обеспечивается модульной архитектурой с чётко определёнными интерфейсами между компонентами, возможностью добавления новых методов преобразования и метрик качества без модификации существующего кода, а также документированным API для интеграции с внешними системами. Требования к надёжности включают обработку исключительных ситуаций и некорректных входных данных, а также ведение журнала операций для диагностики проблем.</w:t>
+      </w:r>
     </w:p>
     <w:p>
       <w:pPr>
@@ -8820,7 +8757,6 @@
       </w:pPr>
       <w:bookmarkStart w:id="29" w:name="_Toc225067441"/>
       <w:r>
-        <w:lastRenderedPageBreak/>
         <w:t>2.2. Архитектура программного комплекса</w:t>
       </w:r>
       <w:bookmarkEnd w:id="29"/>
@@ -8832,28 +8768,12 @@
         <w:jc w:val="both"/>
       </w:pPr>
       <w:r>
-        <w:t>Программный комплекс разработан на языке Python 3.10+ с использованием GUI-фреймворка PySide6 (Qt для Python). Выбор Python обусловлен богатой экосистемой библиотек для научных вычислений (NumPy, SciPy) и обработки аудио (librosa, pydub), а также кроссплатформенностью и простотой разработки. Архитектура основана на паттернах проектирования: Mixins для множественного наследования и разделения функциональности между классами, Event Bus для слабосвязанной коммуникации между компонентами, Repository Pattern для абстракции доступа к данным, Pipeline Pattern для последовательной обработки данных и DI Container для внедрения зависимостей. Модульная структура включает модуль processing с подмодулями transforms (реализации преобразований), metrics (расчёт метрик качества), codecs (работа с аудиокодеками) и utils (вспомогательные функции). Модуль ui_new содержит компоненты пользовательского интерфейса: главное окно, виджеты для выбора параметров, таблицы результатов и диалоги экспорта. Такая структура обеспечивает чёткое разделение ответственности между компонентами.</w:t>
-      </w:r>
-      <w:proofErr w:type="spellStart"/>
-      <w:r/>
-      <w:proofErr w:type="spellEnd"/>
-      <w:r/>
-      <w:proofErr w:type="spellStart"/>
-      <w:r/>
-      <w:proofErr w:type="spellEnd"/>
-      <w:r/>
-      <w:proofErr w:type="spellStart"/>
-      <w:r/>
-      <w:proofErr w:type="spellEnd"/>
-      <w:r/>
-      <w:proofErr w:type="spellStart"/>
-      <w:r/>
-      <w:proofErr w:type="spellEnd"/>
-      <w:r/>
-      <w:proofErr w:type="spellStart"/>
-      <w:r/>
-      <w:proofErr w:type="spellEnd"/>
-      <w:r/>
+        <w:t xml:space="preserve">Программный комплекс разработан на языке Python 3.10+ с использованием GUI-фреймворка PySide6 (Qt для Python). Выбор Python обусловлен богатой экосистемой библиотек для научных вычислений (NumPy, SciPy) и обработки аудио (librosa, pydub), а также кроссплатформенностью и простотой разработки. Архитектура основана на паттернах проектирования: Mixins для множественного наследования и разделения функциональности между классами, Event Bus для слабосвязанной коммуникации между компонентами, Repository Pattern для абстракции доступа к данным, Pipeline Pattern для последовательной обработки данных и DI Container для внедрения зависимостей. Модульная структура включает модуль processing с подмодулями transforms (реализации преобразований), metrics (расчёт метрик качества), codecs (работа с аудиокодеками) и utils (вспомогательные функции). Модуль ui_new содержит компоненты пользовательского интерфейса: главное окно, виджеты для выбора параметров, таблицы результатов и диалоги </w:t>
+      </w:r>
+      <w:r>
+        <w:lastRenderedPageBreak/>
+        <w:t>экспорта. Такая структура обеспечивает чёткое разделение ответственности между компонентами.</w:t>
+      </w:r>
     </w:p>
     <w:p>
       <w:pPr>
@@ -9103,45 +9023,12 @@
         <w:jc w:val="both"/>
       </w:pPr>
       <w:r>
-        <w:t>Базовый класс BaseTransform определяет интерфейс для всех преобразований аудиосигналов. Класс содержит основные методы: process() для обработки WAV файла с применением преобразования, forward() для прямого преобразования сигнала в спектральную область, inverse() для обратного преобразования из спектральной области во временную. Параметры класса включают block_size — размер блока для обработки (по умолчанию 2048 отсчётов), select_mode — режим отбора коэффициентов (none, energy, lowpass), keep_energy_ratio — долю сохраняемой энергии для режима energy (по умолчанию 0.8). Класс также содержит утилиты для OLA-обработки (Overlap-Add): разбиение сигнала на блоки с перекрытием, применение оконной функции Хэннинга и сборку обработанных блоков. Абстрактный характер базового класса позволяет добавлять новые методы преобразования путём наследования и реализации методов forward() и inverse(). Конструктор класса принимает параметры конфигурации и инициализирует внутренние структуры данных.</w:t>
-      </w:r>
-      <w:proofErr w:type="spellStart"/>
-      <w:r/>
-      <w:proofErr w:type="spellEnd"/>
-      <w:r/>
-      <w:proofErr w:type="spellStart"/>
-      <w:proofErr w:type="gramStart"/>
-      <w:r/>
-      <w:proofErr w:type="spellEnd"/>
-      <w:r/>
-      <w:proofErr w:type="gramEnd"/>
-      <w:r/>
-      <w:proofErr w:type="spellStart"/>
-      <w:proofErr w:type="gramStart"/>
-      <w:r/>
-      <w:proofErr w:type="spellEnd"/>
-      <w:r/>
-      <w:proofErr w:type="gramEnd"/>
-      <w:r/>
-      <w:proofErr w:type="spellStart"/>
-      <w:proofErr w:type="gramStart"/>
-      <w:r/>
-      <w:proofErr w:type="spellEnd"/>
-      <w:r/>
-      <w:proofErr w:type="gramEnd"/>
-      <w:r/>
-      <w:proofErr w:type="spellStart"/>
-      <w:r/>
-      <w:proofErr w:type="spellEnd"/>
-      <w:r/>
-      <w:proofErr w:type="spellStart"/>
-      <w:r/>
-      <w:proofErr w:type="spellEnd"/>
-      <w:r/>
-      <w:proofErr w:type="spellStart"/>
-      <w:r/>
-      <w:proofErr w:type="spellEnd"/>
-      <w:r/>
+        <w:t xml:space="preserve">Базовый класс BaseTransform определяет интерфейс для всех преобразований аудиосигналов. Класс содержит основные методы: process() для обработки WAV файла с применением преобразования, forward() для прямого преобразования сигнала в спектральную область, inverse() для обратного преобразования из спектральной области во временную. Параметры класса включают block_size — размер блока для обработки (по умолчанию 2048 отсчётов), select_mode — режим отбора коэффициентов (none, energy, lowpass), keep_energy_ratio — долю сохраняемой энергии для режима energy (по умолчанию 0.8). Класс также содержит утилиты для OLA-обработки </w:t>
+      </w:r>
+      <w:r>
+        <w:lastRenderedPageBreak/>
+        <w:t>(Overlap-Add): разбиение сигнала на блоки с перекрытием, применение оконной функции Хэннинга и сборку обработанных блоков. Абстрактный характер базового класса позволяет добавлять новые методы преобразования путём наследования и реализации методов forward() и inverse(). Конструктор класса принимает параметры конфигурации и инициализирует внутренние структуры данных.</w:t>
+      </w:r>
     </w:p>
     <w:p>
       <w:pPr>
@@ -9150,7 +9037,6 @@
       </w:pPr>
       <w:bookmarkStart w:id="33" w:name="_Toc225067445"/>
       <w:r>
-        <w:lastRenderedPageBreak/>
         <w:t>2.3.2. Реализация FFT</w:t>
       </w:r>
       <w:bookmarkEnd w:id="33"/>
@@ -9164,38 +9050,6 @@
       <w:r>
         <w:t>Класс FFTTransform наследует BaseTransform и реализует быстрое преобразование Фурье. Прямое преобразование выполняется через функцию numpy.fft.rfft для вещественных сигналов, возвращающую комплексный спектр с N/2+1 коэффициентами для блока размером N. Обратное преобразование выполняется через numpy.fft.irfft, восстанавливающую вещественный сигнал из комплексного спектра. Поддерживаются три режима отбора коэффициентов: none — сохранение всех коэффициентов для идеальной реконструкции, energy — ранжирование коэффициентов по энергии и сохранение заданной доли, lowpass — сохранение только низкочастотных коэффициентов. FFT обеспечивает высокую вычислительную эффективность со сложностью O(N log N) и является одним из наиболее часто используемых методов спектрального анализа. Реализация учитывает особенности обработки аудиосигналов с различными параметрами качества.</w:t>
       </w:r>
-      <w:proofErr w:type="spellStart"/>
-      <w:r/>
-      <w:proofErr w:type="spellEnd"/>
-      <w:r/>
-      <w:proofErr w:type="spellStart"/>
-      <w:r/>
-      <w:proofErr w:type="spellEnd"/>
-      <w:r/>
-      <w:proofErr w:type="spellStart"/>
-      <w:proofErr w:type="gramStart"/>
-      <w:r/>
-      <w:proofErr w:type="spellEnd"/>
-      <w:proofErr w:type="gramEnd"/>
-      <w:r/>
-      <w:proofErr w:type="spellStart"/>
-      <w:proofErr w:type="gramStart"/>
-      <w:r/>
-      <w:proofErr w:type="spellEnd"/>
-      <w:proofErr w:type="gramEnd"/>
-      <w:r/>
-      <w:proofErr w:type="spellStart"/>
-      <w:r/>
-      <w:proofErr w:type="spellEnd"/>
-      <w:r/>
-      <w:proofErr w:type="spellStart"/>
-      <w:r/>
-      <w:proofErr w:type="spellEnd"/>
-      <w:r/>
-      <w:proofErr w:type="spellStart"/>
-      <w:r/>
-      <w:proofErr w:type="spellEnd"/>
-      <w:r/>
     </w:p>
     <w:p>
       <w:pPr>
@@ -9215,60 +9069,38 @@
         <w:jc w:val="both"/>
       </w:pPr>
       <w:r>
-        <w:t>Класс FWHTTransform реализует быстрое преобразование Уолша-Адамара — центральный объект исследования в данной работе. Алгоритм FWHT выполняется «на месте» с использованием схемы «бабочка», что минимизирует использование дополнительной памяти. Код алгоритма: n = len(x); h = 1; while h &lt; n: for i in range(0, n, h*2): for j in range(i, i+h): x[j], x[j+h] = x[j] + x[j+h], x[j] - x[j+h]; h *= 2. Преобразование требует только операций сложения и вычитания без умножений, что делает его вычислительно привлекательным для платформ с ограниченными ресурсами. Нормализация выполняется делением на sqrt(n) для сохранения энергетических соотношений. Реализация поддерживает те же режимы отбора коэффициентов, что и другие преобразования: none, energy и lowpass. FWHT особенно эффективен для сигналов с высокой корреляцией соседних отсчётов, где ортогональные матрицы Адамара обеспечивают хорошее декоррелирование.</w:t>
+        <w:t>Класс FWHTTransform реализует быстрое преобразование Уолша-Адамара — центральный объект исследования в данной работе. Алгоритм FWHT выполняется «на месте» с использованием схемы «бабочка», что минимизирует использование дополнительной памяти. Код</w:t>
+      </w:r>
+      <w:r>
+        <w:rPr>
+          <w:lang w:val="en-US"/>
+        </w:rPr>
+        <w:t xml:space="preserve"> </w:t>
+      </w:r>
+      <w:r>
+        <w:t>алгоритма</w:t>
+      </w:r>
+      <w:r>
+        <w:rPr>
+          <w:lang w:val="en-US"/>
+        </w:rPr>
+        <w:t xml:space="preserve">: n = len(x); h = 1; while h &lt; n: for i in range(0, n, h*2): for j in range(i, i+h): x[j], x[j+h] = x[j] + x[j+h], x[j] - x[j+h]; h *= 2. </w:t>
+      </w:r>
+      <w:r>
+        <w:t xml:space="preserve">Преобразование требует только операций сложения и вычитания без умножений, что делает его вычислительно привлекательным для платформ с ограниченными ресурсами. Нормализация </w:t>
+      </w:r>
+      <w:r>
+        <w:lastRenderedPageBreak/>
+        <w:t xml:space="preserve">выполняется делением на sqrt(n) для сохранения энергетических соотношений. Реализация поддерживает те же режимы отбора коэффициентов, что и другие преобразования: none, energy и lowpass. FWHT особенно эффективен для сигналов с высокой корреляцией соседних отсчётов, где ортогональные матрицы Адамара обеспечивают хорошее </w:t>
       </w:r>
       <w:proofErr w:type="spellStart"/>
-      <w:r/>
+      <w:r>
+        <w:t>декоррелирование</w:t>
+      </w:r>
       <w:proofErr w:type="spellEnd"/>
-      <w:r/>
-      <w:proofErr w:type="spellStart"/>
-      <w:r/>
-      <w:proofErr w:type="spellEnd"/>
-      <w:r/>
-      <w:proofErr w:type="spellStart"/>
-      <w:r/>
-      <w:proofErr w:type="spellEnd"/>
-      <w:r/>
-      <w:proofErr w:type="spellStart"/>
-      <w:r/>
-      <w:proofErr w:type="spellEnd"/>
-      <w:r/>
-      <w:proofErr w:type="spellStart"/>
-      <w:r/>
-      <w:proofErr w:type="spellEnd"/>
-      <w:r/>
-      <w:proofErr w:type="spellStart"/>
-      <w:r/>
-      <w:proofErr w:type="spellEnd"/>
-      <w:r/>
-      <w:proofErr w:type="spellStart"/>
-      <w:r/>
-      <w:proofErr w:type="spellEnd"/>
-      <w:r/>
-      <w:proofErr w:type="spellStart"/>
-      <w:r/>
-      <w:proofErr w:type="spellEnd"/>
-      <w:r/>
-      <w:proofErr w:type="spellStart"/>
-      <w:r/>
-      <w:proofErr w:type="spellEnd"/>
-      <w:r/>
-      <w:proofErr w:type="spellStart"/>
-      <w:r/>
-      <w:proofErr w:type="spellEnd"/>
-      <w:r/>
-      <w:proofErr w:type="spellStart"/>
-      <w:r/>
-      <w:proofErr w:type="spellEnd"/>
-      <w:r/>
-      <w:proofErr w:type="spellStart"/>
-      <w:r/>
-      <w:proofErr w:type="spellEnd"/>
-      <w:r/>
-      <w:proofErr w:type="spellStart"/>
-      <w:r/>
-      <w:proofErr w:type="spellEnd"/>
-      <w:r/>
+      <w:r>
+        <w:t>.</w:t>
+      </w:r>
     </w:p>
     <w:p>
       <w:pPr>
@@ -9298,26 +9130,16 @@
         <w:jc w:val="both"/>
       </w:pPr>
       <w:r>
-        <w:t>Класс DCTTransform использует функции scipy.fft.dct с параметром type=2 (DCT-II) для прямого преобразования и scipy.fft.idct для обратного. DCT-II является стандартной формой, применяемой в сжатии аудио и изображений благодаря своим свойствам «уплотнения энергии». Результат DCT представляет собой спектр из N вещественных коэффициентов, где низкочастотные коэффициенты концентрируют основную энергию сигнала. Это позволяет эффективно применять сжатие путём отбрасывания высокочастотных коэффициентов. Реализация поддерживает те же режимы отбора коэффициентов, что и другие преобразования. DCT широко используется в стандартах сжатия (JPEG, MP3, AAC), что делает его важным элементом сравнительного анализа. Вычислительная сложность DCT составляет O(N log N), сопоставимую с FFT.</w:t>
-      </w:r>
-      <w:proofErr w:type="spellStart"/>
-      <w:r/>
-      <w:proofErr w:type="spellEnd"/>
-      <w:r/>
-      <w:proofErr w:type="spellStart"/>
-      <w:r/>
-      <w:proofErr w:type="spellEnd"/>
-      <w:r/>
-      <w:proofErr w:type="spellStart"/>
-      <w:r/>
-      <w:proofErr w:type="spellEnd"/>
-      <w:r/>
-      <w:proofErr w:type="spellStart"/>
+        <w:t xml:space="preserve">Класс DCTTransform использует функции scipy.fft.dct с параметром type=2 (DCT-II) для прямого преобразования и scipy.fft.idct для обратного. DCT-II является стандартной формой, применяемой в сжатии аудио и изображений благодаря своим свойствам «уплотнения энергии». Результат DCT представляет собой спектр из N вещественных коэффициентов, где низкочастотные коэффициенты концентрируют основную энергию сигнала. Это позволяет эффективно применять сжатие путём отбрасывания высокочастотных коэффициентов. Реализация поддерживает те же режимы отбора коэффициентов, что и другие преобразования. DCT широко используется в стандартах сжатия (JPEG, MP3, AAC), что делает его важным элементом сравнительного анализа. Вычислительная сложность DCT составляет </w:t>
+      </w:r>
       <w:proofErr w:type="gramStart"/>
-      <w:r/>
-      <w:proofErr w:type="spellEnd"/>
+      <w:r>
+        <w:t>O(</w:t>
+      </w:r>
       <w:proofErr w:type="gramEnd"/>
-      <w:r/>
+      <w:r>
+        <w:t>N log N), сопоставимую с FFT.</w:t>
+      </w:r>
     </w:p>
     <w:p>
       <w:pPr>
@@ -9337,12 +9159,12 @@
         <w:jc w:val="both"/>
       </w:pPr>
       <w:r>
-        <w:t>Класс DWTTransform реализует дискретное вейвлет-преобразование Хаара — простейший ортогональный вейвлет. Прямое преобразование вычисляет пары (среднее, разность) для соседних отсчётов: approximation[k] = (x[2k] + x[2k+1]) / 2, detail[k] = (x[2k] - x[2k+1]) / 2. Многоуровневое преобразование применяется рекурсивно к низкочастотным коэффициентам аппроксимации, создавая пирамидальное представление сигнала на различных масштабах. Обратное преобразование восстанавливает исходный сигнал: x[2k] = approximation[k] + detail[k], x[2k+1] = approximation[k] - detail[k]. DWT Хаара требует только операций сложения и вычитания с делением на два, что делает его вычислительно эффективным. Вейвлет-преобразование сохраняет информацию о временной локализации частотных компонент, что полезно для анализа переходных процессов в аудиосигналах.</w:t>
-      </w:r>
-      <w:proofErr w:type="spellStart"/>
-      <w:r/>
-      <w:proofErr w:type="spellEnd"/>
-      <w:r/>
+        <w:t xml:space="preserve">Класс DWTTransform реализует дискретное вейвлет-преобразование Хаара — простейший ортогональный вейвлет. Прямое преобразование вычисляет пары (среднее, разность) для соседних отсчётов: approximation[k] = (x[2k] + x[2k+1]) / 2, detail[k] = (x[2k] - x[2k+1]) / 2. Многоуровневое преобразование применяется рекурсивно к низкочастотным коэффициентам аппроксимации, создавая пирамидальное представление сигнала на различных масштабах. Обратное преобразование восстанавливает исходный сигнал: x[2k] </w:t>
+      </w:r>
+      <w:r>
+        <w:lastRenderedPageBreak/>
+        <w:t>= approximation[k] + detail[k], x[2k+1] = approximation[k] - detail[k]. DWT Хаара требует только операций сложения и вычитания с делением на два, что делает его вычислительно эффективным. Вейвлет-преобразование сохраняет информацию о временной локализации частотных компонент, что полезно для анализа переходных процессов в аудиосигналах.</w:t>
+      </w:r>
     </w:p>
     <w:p>
       <w:pPr>
@@ -9369,36 +9191,6 @@
       <w:r>
         <w:t>Класс MuLawTransform реализует компандирование по μ-law — метод нелинейного сжатия динамического диапазона. Функция сжатия имеет вид: y = sign(x) · ln(1 + μ·|x|) / ln(1 + μ), где μ = 255 — стандартный параметр для телефонии. Входной сигнал нормализуется к диапазону [-1, 1], затем применяется нелинейное преобразование. Обратное преобразование расширяет динамический диапазон: x = sign(y) · (exp(|y| · ln(1+μ)) - 1) / μ. μ-law обеспечивает логарифмическое квантование с переменным шагом: меньший шаг для тихих звуков и больший для громких. Это улучшает отношение сигнал/шум для тихих звуков примерно на 24 дБ по сравнению с линейным квантованием при том же количестве бит. Метод широко применяется в цифровой телефонии и голосовой связи.</w:t>
       </w:r>
-      <w:proofErr w:type="spellStart"/>
-      <w:r/>
-      <w:proofErr w:type="spellEnd"/>
-      <w:r/>
-      <w:proofErr w:type="spellStart"/>
-      <w:r/>
-      <w:proofErr w:type="spellEnd"/>
-      <w:r/>
-      <w:proofErr w:type="spellStart"/>
-      <w:r/>
-      <w:proofErr w:type="spellEnd"/>
-      <w:r/>
-      <w:proofErr w:type="spellStart"/>
-      <w:r/>
-      <w:proofErr w:type="spellEnd"/>
-      <w:r/>
-      <w:proofErr w:type="spellStart"/>
-      <w:proofErr w:type="gramStart"/>
-      <w:r/>
-      <w:proofErr w:type="spellEnd"/>
-      <w:r/>
-      <w:proofErr w:type="gramEnd"/>
-      <w:r/>
-      <w:proofErr w:type="spellStart"/>
-      <w:proofErr w:type="gramStart"/>
-      <w:r/>
-      <w:proofErr w:type="spellEnd"/>
-      <w:r/>
-      <w:proofErr w:type="gramEnd"/>
-      <w:r/>
     </w:p>
     <w:p>
       <w:pPr>
@@ -9423,16 +9215,12 @@
         <w:jc w:val="both"/>
       </w:pPr>
       <w:r>
-        <w:t>Класс RosenbrockLikeTransform реализует нелинейное сглаживание на основе модифицированной функции Розенброка. Функция Розенброка f(x,y) = (a-x)² + b(y-x²)² адаптирована для обработки одномерных сигналов путём рассмотрения пар соседних отсчётов. Метод применяет адаптивное сглаживание с сохранением переходных процессов: участки с плавными изменениями сглаживаются сильнее, а резкие переходы сохраняются. Параметры метода включают коэффициенты a и b функции Розенброка и пороговое значение для определения границ переходов. Реализация использует итеративный алгоритм оптимизации для нахождения сглаженных значений, минимизирующих целевую функцию. Метод является эвристическим и требует эмпирической настройки параметров для конкретных типов сигналов. Rosenbrock-like может использоваться как этап постобработки после других преобразований.</w:t>
-      </w:r>
-      <w:proofErr w:type="spellStart"/>
-      <w:r/>
-      <w:proofErr w:type="spellEnd"/>
-      <w:r/>
-      <w:proofErr w:type="spellStart"/>
-      <w:r/>
-      <w:proofErr w:type="spellEnd"/>
-      <w:r/>
+        <w:t xml:space="preserve">Класс RosenbrockLikeTransform реализует нелинейное сглаживание на основе модифицированной функции Розенброка. Функция Розенброка f(x,y) = (a-x)² + b(y-x²)² адаптирована для обработки одномерных сигналов путём рассмотрения пар соседних отсчётов. Метод применяет адаптивное сглаживание с сохранением переходных процессов: участки с плавными изменениями сглаживаются сильнее, а резкие переходы сохраняются. Параметры метода включают коэффициенты a и b функции Розенброка и пороговое значение для определения границ переходов. Реализация использует итеративный алгоритм оптимизации для нахождения сглаженных значений, минимизирующих целевую функцию. Метод является эвристическим и требует эмпирической настройки параметров для </w:t>
+      </w:r>
+      <w:r>
+        <w:lastRenderedPageBreak/>
+        <w:t>конкретных типов сигналов. Rosenbrock-like может использоваться как этап постобработки после других преобразований.</w:t>
+      </w:r>
     </w:p>
     <w:p>
       <w:pPr>
@@ -9478,12 +9266,6 @@
         <w:gridCol w:w="3507"/>
       </w:tblGrid>
       <w:tr>
-        <w:tblPrEx>
-          <w:tblCellMar>
-            <w:top w:w="0" w:type="dxa"/>
-            <w:bottom w:w="0" w:type="dxa"/>
-          </w:tblCellMar>
-        </w:tblPrEx>
         <w:trPr>
           <w:tblHeader/>
         </w:trPr>
@@ -9564,12 +9346,6 @@
         </w:tc>
       </w:tr>
       <w:tr>
-        <w:tblPrEx>
-          <w:tblCellMar>
-            <w:top w:w="0" w:type="dxa"/>
-            <w:bottom w:w="0" w:type="dxa"/>
-          </w:tblCellMar>
-        </w:tblPrEx>
         <w:tc>
           <w:tcPr>
             <w:tcW w:w="2000" w:type="dxa"/>
@@ -9634,12 +9410,6 @@
         </w:tc>
       </w:tr>
       <w:tr>
-        <w:tblPrEx>
-          <w:tblCellMar>
-            <w:top w:w="0" w:type="dxa"/>
-            <w:bottom w:w="0" w:type="dxa"/>
-          </w:tblCellMar>
-        </w:tblPrEx>
         <w:tc>
           <w:tcPr>
             <w:tcW w:w="2000" w:type="dxa"/>
@@ -9704,12 +9474,6 @@
         </w:tc>
       </w:tr>
       <w:tr>
-        <w:tblPrEx>
-          <w:tblCellMar>
-            <w:top w:w="0" w:type="dxa"/>
-            <w:bottom w:w="0" w:type="dxa"/>
-          </w:tblCellMar>
-        </w:tblPrEx>
         <w:tc>
           <w:tcPr>
             <w:tcW w:w="2000" w:type="dxa"/>
@@ -9774,12 +9538,6 @@
         </w:tc>
       </w:tr>
       <w:tr>
-        <w:tblPrEx>
-          <w:tblCellMar>
-            <w:top w:w="0" w:type="dxa"/>
-            <w:bottom w:w="0" w:type="dxa"/>
-          </w:tblCellMar>
-        </w:tblPrEx>
         <w:tc>
           <w:tcPr>
             <w:tcW w:w="2000" w:type="dxa"/>
@@ -9844,12 +9602,6 @@
         </w:tc>
       </w:tr>
       <w:tr>
-        <w:tblPrEx>
-          <w:tblCellMar>
-            <w:top w:w="0" w:type="dxa"/>
-            <w:bottom w:w="0" w:type="dxa"/>
-          </w:tblCellMar>
-        </w:tblPrEx>
         <w:tc>
           <w:tcPr>
             <w:tcW w:w="2000" w:type="dxa"/>
@@ -9927,12 +9679,6 @@
         </w:tc>
       </w:tr>
       <w:tr>
-        <w:tblPrEx>
-          <w:tblCellMar>
-            <w:top w:w="0" w:type="dxa"/>
-            <w:bottom w:w="0" w:type="dxa"/>
-          </w:tblCellMar>
-        </w:tblPrEx>
         <w:tc>
           <w:tcPr>
             <w:tcW w:w="2000" w:type="dxa"/>
@@ -10016,12 +9762,6 @@
         </w:tc>
       </w:tr>
       <w:tr>
-        <w:tblPrEx>
-          <w:tblCellMar>
-            <w:top w:w="0" w:type="dxa"/>
-            <w:bottom w:w="0" w:type="dxa"/>
-          </w:tblCellMar>
-        </w:tblPrEx>
         <w:tc>
           <w:tcPr>
             <w:tcW w:w="2000" w:type="dxa"/>
@@ -10099,12 +9839,6 @@
         </w:tc>
       </w:tr>
       <w:tr>
-        <w:tblPrEx>
-          <w:tblCellMar>
-            <w:top w:w="0" w:type="dxa"/>
-            <w:bottom w:w="0" w:type="dxa"/>
-          </w:tblCellMar>
-        </w:tblPrEx>
         <w:tc>
           <w:tcPr>
             <w:tcW w:w="2000" w:type="dxa"/>
@@ -10169,12 +9903,6 @@
         </w:tc>
       </w:tr>
       <w:tr>
-        <w:tblPrEx>
-          <w:tblCellMar>
-            <w:top w:w="0" w:type="dxa"/>
-            <w:bottom w:w="0" w:type="dxa"/>
-          </w:tblCellMar>
-        </w:tblPrEx>
         <w:tc>
           <w:tcPr>
             <w:tcW w:w="2000" w:type="dxa"/>
@@ -10239,12 +9967,6 @@
         </w:tc>
       </w:tr>
       <w:tr>
-        <w:tblPrEx>
-          <w:tblCellMar>
-            <w:top w:w="0" w:type="dxa"/>
-            <w:bottom w:w="0" w:type="dxa"/>
-          </w:tblCellMar>
-        </w:tblPrEx>
         <w:tc>
           <w:tcPr>
             <w:tcW w:w="2000" w:type="dxa"/>
@@ -10309,12 +10031,6 @@
         </w:tc>
       </w:tr>
       <w:tr>
-        <w:tblPrEx>
-          <w:tblCellMar>
-            <w:top w:w="0" w:type="dxa"/>
-            <w:bottom w:w="0" w:type="dxa"/>
-          </w:tblCellMar>
-        </w:tblPrEx>
         <w:tc>
           <w:tcPr>
             <w:tcW w:w="2000" w:type="dxa"/>
@@ -10381,12 +10097,6 @@
         </w:tc>
       </w:tr>
       <w:tr>
-        <w:tblPrEx>
-          <w:tblCellMar>
-            <w:top w:w="0" w:type="dxa"/>
-            <w:bottom w:w="0" w:type="dxa"/>
-          </w:tblCellMar>
-        </w:tblPrEx>
         <w:tc>
           <w:tcPr>
             <w:tcW w:w="2000" w:type="dxa"/>
@@ -10451,12 +10161,6 @@
         </w:tc>
       </w:tr>
       <w:tr>
-        <w:tblPrEx>
-          <w:tblCellMar>
-            <w:top w:w="0" w:type="dxa"/>
-            <w:bottom w:w="0" w:type="dxa"/>
-          </w:tblCellMar>
-        </w:tblPrEx>
         <w:tc>
           <w:tcPr>
             <w:tcW w:w="2000" w:type="dxa"/>
@@ -10580,12 +10284,12 @@
         <w:jc w:val="both"/>
       </w:pPr>
       <w:r>
-        <w:t>Разработано более 278 unit-тестов, покрывающих все модули программного комплекса. Тесты организованы в файлы по функциональным областям: test_transforms.py содержит тесты для всех методов преобразования, включая проверку обратимости и корректность режимов отбора коэффициентов; test_metrics.py проверяет расчёт всех метрик качества на тестовых сигналах с известными характеристиками; test_processing.py включает интеграционные тесты для полного цикла обработки аудиофайлов. Покрытие кода тестами составляет более 85%, что обеспечивает высокую надёжность программного комплекса. Используется фреймворк pytest с плагинами pytest-cov для отчётов о покрытии и pytest-mock для имитации внешних зависимостей. Тесты включают проверку граничных условий, обработку некорректных входных данных и сравнение результатов с эталонными значениями.</w:t>
-      </w:r>
-      <w:proofErr w:type="spellStart"/>
-      <w:r/>
-      <w:proofErr w:type="spellEnd"/>
-      <w:r/>
+        <w:t xml:space="preserve">Разработано более 278 unit-тестов, покрывающих все модули программного комплекса. Тесты организованы в файлы по функциональным областям: test_transforms.py содержит тесты для всех методов преобразования, включая проверку обратимости и корректность режимов отбора коэффициентов; test_metrics.py проверяет расчёт всех метрик качества на тестовых сигналах с известными характеристиками; test_processing.py </w:t>
+      </w:r>
+      <w:r>
+        <w:lastRenderedPageBreak/>
+        <w:t>включает интеграционные тесты для полного цикла обработки аудиофайлов. Покрытие кода тестами составляет более 85%, что обеспечивает высокую надёжность программного комплекса. Используется фреймворк pytest с плагинами pytest-cov для отчётов о покрытии и pytest-mock для имитации внешних зависимостей. Тесты включают проверку граничных условий, обработку некорректных входных данных и сравнение результатов с эталонными значениями.</w:t>
+      </w:r>
     </w:p>
     <w:p>
       <w:pPr>
@@ -10594,7 +10298,6 @@
         <w:jc w:val="both"/>
       </w:pPr>
       <w:r>
-        <w:lastRenderedPageBreak/>
         <w:t xml:space="preserve">Покрытие кода тестами составляет более 85%. Используется фреймворк </w:t>
       </w:r>
       <w:proofErr w:type="spellStart"/>
@@ -10634,18 +10337,6 @@
       <w:r>
         <w:t>Во второй главе разработан программный комплекс для сравнительного анализа методов обработки аудиоданных. Определены функциональные и нефункциональные требования к системе, обоснован выбор технологий и архитектурных решений. Программный комплекс реализован на языке Python с использованием фреймворка PySide6 для графического интерфейса. Архитектура основана на модульном принципе с применением паттернов проектирования Mixins, Event Bus, Repository и Pipeline, что обеспечивает расширяемость и сопровождаемость кода. Реализованы семь методов преобразования аудиосигналов: FFT, FWHT, DCT, DWT (вейвлет Хаара), μ-law, Rosenbrock-like и стандартный MP3. Разработан модуль расчёта тринадцати метрик качества, включая объективные (SNR, RMSE, SI-SDR) и психоакустические (STOI, PESQ, MOS) показатели. Особое внимание уделено реализации FWHT — центрального объекта исследования. Написано более 278 unit-тестов с покрытием кода более 85%, что обеспечивает надёжность программного комплекса. Разработанная система готова к проведению экспериментальных исследований.</w:t>
       </w:r>
-      <w:proofErr w:type="spellStart"/>
-      <w:r/>
-      <w:proofErr w:type="spellEnd"/>
-      <w:r/>
-      <w:proofErr w:type="spellStart"/>
-      <w:r/>
-      <w:proofErr w:type="spellEnd"/>
-      <w:r/>
-      <w:proofErr w:type="spellStart"/>
-      <w:r/>
-      <w:proofErr w:type="spellEnd"/>
-      <w:r/>
     </w:p>
     <w:p>
       <w:r>
@@ -10666,8 +10357,8 @@
     </w:p>
     <w:p>
       <w:pPr>
+        <w:spacing w:line="360" w:lineRule="auto"/>
         <w:ind w:firstLine="708"/>
-        <w:spacing w:line="360" w:lineRule="auto"/>
       </w:pPr>
       <w:r>
         <w:t>Третья глава представляет результаты экспериментального исследования методов обработки аудиоданных. Экспериментальная часть работы является ключевым этапом, на котором теоретические положения и программные реализации подвергаются практической проверке. Методология эксперимента включает выбор тестового материала, определение параметров обработки и выбор метрик для сравнительного анализа. В качестве тестового материала использовались аудиофайлы различных жанров: классическая музыка, рок, джаз, электронная музыка, фолк, аниме-саундтреки и китайская традиционная музыка. Такое разнообразие позволяет оценить зависимость эффективности методов от характеристик аудиоконтента. Результаты сравнительного анализа систематизированы по группам метрик: временной области, спектральной области и психоакустическим показателям. Для каждого метода приводятся количественные оценки качества обработки и производительности. Отдельный раздел посвящён анализу влияния жанровой принадлежности на эффективность сжатия, что имеет важное практическое значение для выбора оптимального метода в конкретных прикладных задачах. Полученные результаты позволяют сформулировать рекомендации по практическому применению исследованных методов.</w:t>
@@ -10691,20 +10382,12 @@
         <w:jc w:val="both"/>
       </w:pPr>
       <w:r>
-        <w:t>Методология экспериментального исследования включает выбор тестового материала, определение параметров обработки и выбор метрик для сравнительного анализа. Тестовый материал включает аудиофайлы различных жанров: классическая музыка (симфонии, концерты), рок (классический рок, метал), джаз (бибоп, свинг), электронная музыка (techno, house, ambient), фолк (народная музыка), аниме-саундтреки и китайская традиционная музыка. Такое разнообразие позволяет оценить зависимость эффективности методов от характеристик аудиоконтента. Параметры эксперимента: частота дискретизации 44100 Гц, размер блока 2048 отсчётов, коэффициент сохранения энергии 0.8, перекрытие 50% для OLA-обработки, оконная функция Хэннинга. Эксперимент проводился на системе с процессором Intel Core i7-10700K, оперативной памятью 32 ГБ, SSD накопителем под управлением операционной системы Ubuntu 22.04 LTS. Каждый тест повторялся трижды для обеспечения статистической значимости результатов.</w:t>
-      </w:r>
-      <w:proofErr w:type="spellStart"/>
-      <w:r/>
-      <w:proofErr w:type="spellEnd"/>
-      <w:r/>
-      <w:proofErr w:type="spellStart"/>
-      <w:r/>
-      <w:proofErr w:type="spellEnd"/>
-      <w:r/>
-      <w:proofErr w:type="spellStart"/>
-      <w:r/>
-      <w:proofErr w:type="spellEnd"/>
-      <w:r/>
+        <w:t xml:space="preserve">Методология экспериментального исследования включает выбор тестового материала, определение параметров обработки и выбор метрик для сравнительного анализа. Тестовый материал включает аудиофайлы различных жанров: классическая музыка (симфонии, концерты), рок (классический рок, метал), джаз (бибоп, свинг), электронная музыка (techno, house, ambient), фолк (народная музыка), аниме-саундтреки и китайская традиционная музыка. Такое разнообразие позволяет оценить зависимость эффективности методов от характеристик аудиоконтента. Параметры эксперимента: частота </w:t>
+      </w:r>
+      <w:r>
+        <w:lastRenderedPageBreak/>
+        <w:t>дискретизации 44100 Гц, размер блока 2048 отсчётов, коэффициент сохранения энергии 0.8, перекрытие 50% для OLA-обработки, оконная функция Хэннинга. Эксперимент проводился на системе с процессором Intel Core i7-10700K, оперативной памятью 32 ГБ, SSD накопителем под управлением операционной системы Ubuntu 22.04 LTS. Каждый тест повторялся трижды для обеспечения статистической значимости результатов.</w:t>
+      </w:r>
     </w:p>
     <w:p>
       <w:pPr>
@@ -10780,12 +10463,6 @@
         <w:gridCol w:w="2358"/>
       </w:tblGrid>
       <w:tr>
-        <w:tblPrEx>
-          <w:tblCellMar>
-            <w:top w:w="0" w:type="dxa"/>
-            <w:bottom w:w="0" w:type="dxa"/>
-          </w:tblCellMar>
-        </w:tblPrEx>
         <w:trPr>
           <w:tblHeader/>
         </w:trPr>
@@ -10891,12 +10568,6 @@
         </w:tc>
       </w:tr>
       <w:tr>
-        <w:tblPrEx>
-          <w:tblCellMar>
-            <w:top w:w="0" w:type="dxa"/>
-            <w:bottom w:w="0" w:type="dxa"/>
-          </w:tblCellMar>
-        </w:tblPrEx>
         <w:tc>
           <w:tcPr>
             <w:tcW w:w="3000" w:type="dxa"/>
@@ -10979,12 +10650,6 @@
         </w:tc>
       </w:tr>
       <w:tr>
-        <w:tblPrEx>
-          <w:tblCellMar>
-            <w:top w:w="0" w:type="dxa"/>
-            <w:bottom w:w="0" w:type="dxa"/>
-          </w:tblCellMar>
-        </w:tblPrEx>
         <w:tc>
           <w:tcPr>
             <w:tcW w:w="3000" w:type="dxa"/>
@@ -11067,12 +10732,6 @@
         </w:tc>
       </w:tr>
       <w:tr>
-        <w:tblPrEx>
-          <w:tblCellMar>
-            <w:top w:w="0" w:type="dxa"/>
-            <w:bottom w:w="0" w:type="dxa"/>
-          </w:tblCellMar>
-        </w:tblPrEx>
         <w:tc>
           <w:tcPr>
             <w:tcW w:w="3000" w:type="dxa"/>
@@ -11155,12 +10814,6 @@
         </w:tc>
       </w:tr>
       <w:tr>
-        <w:tblPrEx>
-          <w:tblCellMar>
-            <w:top w:w="0" w:type="dxa"/>
-            <w:bottom w:w="0" w:type="dxa"/>
-          </w:tblCellMar>
-        </w:tblPrEx>
         <w:tc>
           <w:tcPr>
             <w:tcW w:w="3000" w:type="dxa"/>
@@ -11251,12 +10904,6 @@
         </w:tc>
       </w:tr>
       <w:tr>
-        <w:tblPrEx>
-          <w:tblCellMar>
-            <w:top w:w="0" w:type="dxa"/>
-            <w:bottom w:w="0" w:type="dxa"/>
-          </w:tblCellMar>
-        </w:tblPrEx>
         <w:tc>
           <w:tcPr>
             <w:tcW w:w="3000" w:type="dxa"/>
@@ -11344,12 +10991,6 @@
         </w:tc>
       </w:tr>
       <w:tr>
-        <w:tblPrEx>
-          <w:tblCellMar>
-            <w:top w:w="0" w:type="dxa"/>
-            <w:bottom w:w="0" w:type="dxa"/>
-          </w:tblCellMar>
-        </w:tblPrEx>
         <w:tc>
           <w:tcPr>
             <w:tcW w:w="3000" w:type="dxa"/>
@@ -11434,12 +11075,6 @@
         </w:tc>
       </w:tr>
       <w:tr>
-        <w:tblPrEx>
-          <w:tblCellMar>
-            <w:top w:w="0" w:type="dxa"/>
-            <w:bottom w:w="0" w:type="dxa"/>
-          </w:tblCellMar>
-        </w:tblPrEx>
         <w:tc>
           <w:tcPr>
             <w:tcW w:w="3000" w:type="dxa"/>
@@ -11524,10 +11159,16 @@
     </w:tbl>
     <w:p>
       <w:pPr>
-        <w:spacing w:after="100"/>
-      </w:pPr>
-      <w:r>
-        <w:t>Сравнение методов по метрикам временной области показывает, что FWHT и FFT демонстрируют близкие значения SNR около 30 дБ и SI-SDR около 52 дБ, что свидетельствует о сопоставимом качестве обработки. Стандартный MP3 уступает по метрике SI-SDR (около 39 дБ), что объясняется использованием психоакустической модели для удаления неслышимых компонент. RMSE для всех методов находится в диапазоне 0.0038-0.0058, что соответствует низкой величине искажений. Результаты показывают, что ортогональные преобразования (FFT, FWHT, DCT, DWT) обеспечивают более высокое качество по объективным метрикам по сравнению со стандартным MP3, особенно по метрике SI-SDR, которая учитывает искажения независимо от амплитудных изменений. Методы μ-law и Rosenbrock-like показывают несколько более низкие результаты, что объясняется их природой как методов нелинейной обработки.</w:t>
+        <w:spacing w:line="360" w:lineRule="auto"/>
+        <w:ind w:firstLine="567"/>
+        <w:jc w:val="both"/>
+      </w:pPr>
+      <w:r>
+        <w:t xml:space="preserve">Сравнение методов по метрикам временной области показывает, что FWHT и FFT демонстрируют близкие значения SNR около 30 дБ и SI-SDR около 52 дБ, что свидетельствует о сопоставимом качестве обработки. Стандартный MP3 уступает по метрике SI-SDR (около 39 дБ), что объясняется использованием психоакустической модели для удаления неслышимых компонент. RMSE для всех методов находится в диапазоне 0.0038-0.0058, что соответствует низкой величине искажений. Результаты показывают, что ортогональные преобразования (FFT, FWHT, DCT, DWT) обеспечивают более высокое качество по объективным метрикам по сравнению со стандартным </w:t>
+      </w:r>
+      <w:r>
+        <w:lastRenderedPageBreak/>
+        <w:t>MP3, особенно по метрике SI-SDR, которая учитывает искажения независимо от амплитудных изменений. Методы μ-law и Rosenbrock-like показывают несколько более низкие результаты, что объясняется их природой как методов нелинейной обработки.</w:t>
       </w:r>
     </w:p>
     <w:p>
@@ -11575,7 +11216,6 @@
       </w:pPr>
       <w:bookmarkStart w:id="46" w:name="_Toc225067458"/>
       <w:r>
-        <w:lastRenderedPageBreak/>
         <w:t>3.2.2. Сравнение по метрикам спектральной области</w:t>
       </w:r>
       <w:bookmarkEnd w:id="46"/>
@@ -11605,12 +11245,6 @@
         <w:gridCol w:w="1359"/>
       </w:tblGrid>
       <w:tr>
-        <w:tblPrEx>
-          <w:tblCellMar>
-            <w:top w:w="0" w:type="dxa"/>
-            <w:bottom w:w="0" w:type="dxa"/>
-          </w:tblCellMar>
-        </w:tblPrEx>
         <w:trPr>
           <w:tblHeader/>
         </w:trPr>
@@ -11800,12 +11434,6 @@
         </w:tc>
       </w:tr>
       <w:tr>
-        <w:tblPrEx>
-          <w:tblCellMar>
-            <w:top w:w="0" w:type="dxa"/>
-            <w:bottom w:w="0" w:type="dxa"/>
-          </w:tblCellMar>
-        </w:tblPrEx>
         <w:tc>
           <w:tcPr>
             <w:tcW w:w="2500" w:type="dxa"/>
@@ -11908,12 +11536,6 @@
         </w:tc>
       </w:tr>
       <w:tr>
-        <w:tblPrEx>
-          <w:tblCellMar>
-            <w:top w:w="0" w:type="dxa"/>
-            <w:bottom w:w="0" w:type="dxa"/>
-          </w:tblCellMar>
-        </w:tblPrEx>
         <w:tc>
           <w:tcPr>
             <w:tcW w:w="2500" w:type="dxa"/>
@@ -12016,12 +11638,6 @@
         </w:tc>
       </w:tr>
       <w:tr>
-        <w:tblPrEx>
-          <w:tblCellMar>
-            <w:top w:w="0" w:type="dxa"/>
-            <w:bottom w:w="0" w:type="dxa"/>
-          </w:tblCellMar>
-        </w:tblPrEx>
         <w:tc>
           <w:tcPr>
             <w:tcW w:w="2500" w:type="dxa"/>
@@ -12124,12 +11740,6 @@
         </w:tc>
       </w:tr>
       <w:tr>
-        <w:tblPrEx>
-          <w:tblCellMar>
-            <w:top w:w="0" w:type="dxa"/>
-            <w:bottom w:w="0" w:type="dxa"/>
-          </w:tblCellMar>
-        </w:tblPrEx>
         <w:tc>
           <w:tcPr>
             <w:tcW w:w="2500" w:type="dxa"/>
@@ -12240,12 +11850,6 @@
         </w:tc>
       </w:tr>
       <w:tr>
-        <w:tblPrEx>
-          <w:tblCellMar>
-            <w:top w:w="0" w:type="dxa"/>
-            <w:bottom w:w="0" w:type="dxa"/>
-          </w:tblCellMar>
-        </w:tblPrEx>
         <w:tc>
           <w:tcPr>
             <w:tcW w:w="2500" w:type="dxa"/>
@@ -12353,12 +11957,6 @@
         </w:tc>
       </w:tr>
       <w:tr>
-        <w:tblPrEx>
-          <w:tblCellMar>
-            <w:top w:w="0" w:type="dxa"/>
-            <w:bottom w:w="0" w:type="dxa"/>
-          </w:tblCellMar>
-        </w:tblPrEx>
         <w:tc>
           <w:tcPr>
             <w:tcW w:w="2500" w:type="dxa"/>
@@ -12463,12 +12061,6 @@
         </w:tc>
       </w:tr>
       <w:tr>
-        <w:tblPrEx>
-          <w:tblCellMar>
-            <w:top w:w="0" w:type="dxa"/>
-            <w:bottom w:w="0" w:type="dxa"/>
-          </w:tblCellMar>
-        </w:tblPrEx>
         <w:tc>
           <w:tcPr>
             <w:tcW w:w="2500" w:type="dxa"/>
@@ -12573,7 +12165,9 @@
     </w:tbl>
     <w:p>
       <w:pPr>
-        <w:spacing w:after="100"/>
+        <w:spacing w:line="360" w:lineRule="auto"/>
+        <w:ind w:firstLine="567"/>
+        <w:jc w:val="both"/>
       </w:pPr>
       <w:r>
         <w:t>Сравнение по метрикам спектральной области показывает, что LSD для всех методов составляет 6-7 дБ, что указывает на умеренные спектральные искажения. Spectral Convergence минимальна для FWHT и FFT (около 0.03), что свидетельствует о хорошей сохранности спектральной структуры. Наибольшее смещение спектрального центроида наблюдается для μ-law и Rosenbrock-like (18-22 Гц), что может влиять на воспринимаемый тембр обработанного сигнала. Cosine Similarity превышает 0.9999 для всех методов, что указывает на высокую корреляцию спектров исходных и обработанных сигналов. Стандартный MP3 показывает наименьшее LSD (5.98 дБ), что объясняется оптимизацией психоакустической модели для сохранения воспринимаемого качества при минимальном объёме данных.</w:t>
@@ -12591,6 +12185,7 @@
           <w:sz w:val="26"/>
           <w:szCs w:val="26"/>
         </w:rPr>
+        <w:lastRenderedPageBreak/>
         <w:t>Таблица 3.2 — Сравнительные результаты по метрикам спектральной области</w:t>
       </w:r>
     </w:p>
@@ -12700,12 +12295,6 @@
         <w:gridCol w:w="2358"/>
       </w:tblGrid>
       <w:tr>
-        <w:tblPrEx>
-          <w:tblCellMar>
-            <w:top w:w="0" w:type="dxa"/>
-            <w:bottom w:w="0" w:type="dxa"/>
-          </w:tblCellMar>
-        </w:tblPrEx>
         <w:trPr>
           <w:tblHeader/>
         </w:trPr>
@@ -12811,12 +12400,6 @@
         </w:tc>
       </w:tr>
       <w:tr>
-        <w:tblPrEx>
-          <w:tblCellMar>
-            <w:top w:w="0" w:type="dxa"/>
-            <w:bottom w:w="0" w:type="dxa"/>
-          </w:tblCellMar>
-        </w:tblPrEx>
         <w:tc>
           <w:tcPr>
             <w:tcW w:w="3000" w:type="dxa"/>
@@ -12899,12 +12482,6 @@
         </w:tc>
       </w:tr>
       <w:tr>
-        <w:tblPrEx>
-          <w:tblCellMar>
-            <w:top w:w="0" w:type="dxa"/>
-            <w:bottom w:w="0" w:type="dxa"/>
-          </w:tblCellMar>
-        </w:tblPrEx>
         <w:tc>
           <w:tcPr>
             <w:tcW w:w="3000" w:type="dxa"/>
@@ -12987,12 +12564,6 @@
         </w:tc>
       </w:tr>
       <w:tr>
-        <w:tblPrEx>
-          <w:tblCellMar>
-            <w:top w:w="0" w:type="dxa"/>
-            <w:bottom w:w="0" w:type="dxa"/>
-          </w:tblCellMar>
-        </w:tblPrEx>
         <w:tc>
           <w:tcPr>
             <w:tcW w:w="3000" w:type="dxa"/>
@@ -13075,12 +12646,6 @@
         </w:tc>
       </w:tr>
       <w:tr>
-        <w:tblPrEx>
-          <w:tblCellMar>
-            <w:top w:w="0" w:type="dxa"/>
-            <w:bottom w:w="0" w:type="dxa"/>
-          </w:tblCellMar>
-        </w:tblPrEx>
         <w:tc>
           <w:tcPr>
             <w:tcW w:w="3000" w:type="dxa"/>
@@ -13171,12 +12736,6 @@
         </w:tc>
       </w:tr>
       <w:tr>
-        <w:tblPrEx>
-          <w:tblCellMar>
-            <w:top w:w="0" w:type="dxa"/>
-            <w:bottom w:w="0" w:type="dxa"/>
-          </w:tblCellMar>
-        </w:tblPrEx>
         <w:tc>
           <w:tcPr>
             <w:tcW w:w="3000" w:type="dxa"/>
@@ -13264,12 +12823,6 @@
         </w:tc>
       </w:tr>
       <w:tr>
-        <w:tblPrEx>
-          <w:tblCellMar>
-            <w:top w:w="0" w:type="dxa"/>
-            <w:bottom w:w="0" w:type="dxa"/>
-          </w:tblCellMar>
-        </w:tblPrEx>
         <w:tc>
           <w:tcPr>
             <w:tcW w:w="3000" w:type="dxa"/>
@@ -13354,12 +12907,6 @@
         </w:tc>
       </w:tr>
       <w:tr>
-        <w:tblPrEx>
-          <w:tblCellMar>
-            <w:top w:w="0" w:type="dxa"/>
-            <w:bottom w:w="0" w:type="dxa"/>
-          </w:tblCellMar>
-        </w:tblPrEx>
         <w:tc>
           <w:tcPr>
             <w:tcW w:w="3000" w:type="dxa"/>
@@ -13444,7 +12991,9 @@
     </w:tbl>
     <w:p>
       <w:pPr>
-        <w:spacing w:after="100"/>
+        <w:spacing w:line="360" w:lineRule="auto"/>
+        <w:ind w:firstLine="567"/>
+        <w:jc w:val="both"/>
       </w:pPr>
       <w:r>
         <w:t>FWHT и FFT показывают наилучшие результаты по психоакустическим метрикам: STOI около 0.95, PESQ около 4.2, MOS около 4.1. Это свидетельствует о высоком субъективном качестве обработанных сигналов и хорошей сохранности разборчивости речи. DCT и DWT занимают промежуточные позиции с STOI 0.93-0.94. Методы μ-law и Rosenbrock-like показывают более низкие значения (STOI 0.89-0.91), что согласуется с их природой как методов нелинейной обработки. Стандартный MP3 демонстрирует STOI 0.92, что является приемлемым для большинства практических применений. Результаты показывают, что ортогональные преобразования не только сохраняют объективные характеристики сигнала, но и обеспечивают высокое субъективное качество воспроизведения.</w:t>
@@ -13542,12 +13091,6 @@
         <w:gridCol w:w="3857"/>
       </w:tblGrid>
       <w:tr>
-        <w:tblPrEx>
-          <w:tblCellMar>
-            <w:top w:w="0" w:type="dxa"/>
-            <w:bottom w:w="0" w:type="dxa"/>
-          </w:tblCellMar>
-        </w:tblPrEx>
         <w:trPr>
           <w:tblHeader/>
         </w:trPr>
@@ -13629,12 +13172,6 @@
         </w:tc>
       </w:tr>
       <w:tr>
-        <w:tblPrEx>
-          <w:tblCellMar>
-            <w:top w:w="0" w:type="dxa"/>
-            <w:bottom w:w="0" w:type="dxa"/>
-          </w:tblCellMar>
-        </w:tblPrEx>
         <w:tc>
           <w:tcPr>
             <w:tcW w:w="3000" w:type="dxa"/>
@@ -13697,12 +13234,6 @@
         </w:tc>
       </w:tr>
       <w:tr>
-        <w:tblPrEx>
-          <w:tblCellMar>
-            <w:top w:w="0" w:type="dxa"/>
-            <w:bottom w:w="0" w:type="dxa"/>
-          </w:tblCellMar>
-        </w:tblPrEx>
         <w:tc>
           <w:tcPr>
             <w:tcW w:w="3000" w:type="dxa"/>
@@ -13765,12 +13296,6 @@
         </w:tc>
       </w:tr>
       <w:tr>
-        <w:tblPrEx>
-          <w:tblCellMar>
-            <w:top w:w="0" w:type="dxa"/>
-            <w:bottom w:w="0" w:type="dxa"/>
-          </w:tblCellMar>
-        </w:tblPrEx>
         <w:tc>
           <w:tcPr>
             <w:tcW w:w="3000" w:type="dxa"/>
@@ -13833,12 +13358,6 @@
         </w:tc>
       </w:tr>
       <w:tr>
-        <w:tblPrEx>
-          <w:tblCellMar>
-            <w:top w:w="0" w:type="dxa"/>
-            <w:bottom w:w="0" w:type="dxa"/>
-          </w:tblCellMar>
-        </w:tblPrEx>
         <w:tc>
           <w:tcPr>
             <w:tcW w:w="3000" w:type="dxa"/>
@@ -13909,12 +13428,6 @@
         </w:tc>
       </w:tr>
       <w:tr>
-        <w:tblPrEx>
-          <w:tblCellMar>
-            <w:top w:w="0" w:type="dxa"/>
-            <w:bottom w:w="0" w:type="dxa"/>
-          </w:tblCellMar>
-        </w:tblPrEx>
         <w:tc>
           <w:tcPr>
             <w:tcW w:w="3000" w:type="dxa"/>
@@ -13982,12 +13495,6 @@
         </w:tc>
       </w:tr>
       <w:tr>
-        <w:tblPrEx>
-          <w:tblCellMar>
-            <w:top w:w="0" w:type="dxa"/>
-            <w:bottom w:w="0" w:type="dxa"/>
-          </w:tblCellMar>
-        </w:tblPrEx>
         <w:tc>
           <w:tcPr>
             <w:tcW w:w="3000" w:type="dxa"/>
@@ -14052,12 +13559,6 @@
         </w:tc>
       </w:tr>
       <w:tr>
-        <w:tblPrEx>
-          <w:tblCellMar>
-            <w:top w:w="0" w:type="dxa"/>
-            <w:bottom w:w="0" w:type="dxa"/>
-          </w:tblCellMar>
-        </w:tblPrEx>
         <w:tc>
           <w:tcPr>
             <w:tcW w:w="3000" w:type="dxa"/>
@@ -14122,7 +13623,9 @@
     </w:tbl>
     <w:p>
       <w:pPr>
-        <w:spacing w:after="100"/>
+        <w:spacing w:line="360" w:lineRule="auto"/>
+        <w:ind w:firstLine="567"/>
+        <w:jc w:val="both"/>
       </w:pPr>
       <w:r>
         <w:t>Сравнение производительности показывает существенные различия во времени обработки между методами. Стандартный MP3 демонстрирует рекордную скорость — 1.29 секунды для тестового файла, что обусловлено оптимизацией кодека на протяжении десятилетий. FFT занимает промежуточную позицию с временем 2.40 секунды, что делает его практичным для большинства применений. DCT и DWT показывают сопоставимые результаты (2.65 и 3.12 секунды). μ-law является самым быстрым методом (0.89 секунды), что объясняется простотой вычислений. FWHT требует наибольшего времени — 37.10 секунды, что обусловлено рекурсивной природой преобразования и OLA-обработки. Относительно MP3, FWHT медленнее в 28.8 раз, что является существенным ограничением для применения в реальном времени. Rosenbrock-like занимает 18.45 секунды из-за итеративной природы оптимизации.</w:t>
@@ -14197,6 +13700,7 @@
         <w:jc w:val="both"/>
       </w:pPr>
       <w:r>
+        <w:lastRenderedPageBreak/>
         <w:t>Анализ влияния жанровой принадлежности выявил существенную зависимость эффективности методов от характеристик аудиоконтента. Классическая музыка показывает лучшие результаты благодаря чёткой организации музыкальных фраз, регулярной ритмике и предсказуемым частотным компонентам. Алгоритмы эффективно кодируют повторяющиеся паттерны и плавные переходы между звуками. Фолк демонстрирует хорошие результаты за счёт относительно простых мелодических линий, умеренной плотности аранжировок и естественных тембральных характеристик инструментов. Атмосферная музыка (эмбиент, чиллаут) обеспечивает эффективное сжатие из-за протяжённых звуковых текстур, медленных изменений спектрального состава и повторяющихся гармонических элементов. Для этих жанров FWHT и FFT показывают SNR выше 32 дБ и MOS выше 4.2.</w:t>
       </w:r>
     </w:p>
@@ -14246,7 +13750,11 @@
         <w:jc w:val="both"/>
       </w:pPr>
       <w:r>
-        <w:t>Электронная музыка показывает худшие результаты из-за обилия синтезированных звуков с нестандартными спектральными характеристиками, резких переходов между секциями и использования эффектов, создающих нестационарные компоненты сигнала. Аниме-саундтреки демонстрируют низкую эффективность вследствие эклектичности стилей — сочетания оркестровых, электронных и этнических элементов, частых изменений темпа и динамики, а также присутствия вокальных партий с широким диапазоном. Китайская традиционная музыка показывает плохие результаты из-за специфических инструментов с богатыми обертонами, нетривиальных ладовых систем и нелинейных мелодических линий, которые плохо поддаются стандартному спектральному анализу. Для этих жанров рекомендуется использовать MP3 или DWT, которые более устойчивы к сложным спектральным структурам.</w:t>
+        <w:t xml:space="preserve">Электронная музыка показывает худшие результаты из-за обилия синтезированных звуков с нестандартными спектральными характеристиками, резких переходов между секциями и использования эффектов, создающих нестационарные компоненты сигнала. Аниме-саундтреки демонстрируют низкую эффективность вследствие эклектичности стилей — сочетания оркестровых, электронных и этнических элементов, частых изменений темпа и динамики, а также присутствия вокальных партий с широким диапазоном. Китайская традиционная музыка показывает плохие результаты из-за специфических инструментов с богатыми обертонами, </w:t>
+      </w:r>
+      <w:r>
+        <w:lastRenderedPageBreak/>
+        <w:t>нетривиальных ладовых систем и нелинейных мелодических линий, которые плохо поддаются стандартному спектральному анализу. Для этих жанров рекомендуется использовать MP3 или DWT, которые более устойчивы к сложным спектральным структурам.</w:t>
       </w:r>
     </w:p>
     <w:p>
@@ -14292,6 +13800,7 @@
     </w:p>
     <w:p>
       <w:r>
+        <w:lastRenderedPageBreak/>
         <w:br w:type="page"/>
       </w:r>
     </w:p>
@@ -14309,8 +13818,8 @@
     </w:p>
     <w:p>
       <w:pPr>
+        <w:spacing w:line="360" w:lineRule="auto"/>
         <w:ind w:firstLine="708"/>
-        <w:spacing w:line="360" w:lineRule="auto"/>
       </w:pPr>
       <w:r>
         <w:t>Четвёртая глава посвящена практическому применению полученных результатов и формулированию рекомендаций по использованию методов обработки аудиоданных. На основе экспериментальных данных, представленных в третьей главе, определяются области применения, в которых внедрение алгоритмов на основе матриц Адамара может обеспечить наибольший эффект. Рассматриваются три основных направления: музыкальные стриминговые сервисы, системы онлайн-трансляций и приложения для голосовых коммуникаций. Для каждого направления анализируются потенциальные преимущества и ограничения применения исследованных методов. Формулируются конкретные рекомендации по выбору метода обработки в зависимости от сценария использования и типа аудиоконтента. Глава также содержит обсуждение направлений дальнейшего развития исследования, включая оптимизацию производительности, интеграцию с методами машинного обучения и возможности аппаратной реализации. Приводится оценка экономической эффективности от внедрения предложенных решений в промышленных системах. Результаты, представленные в главе, имеют практическую ценность для инженеров и разработчиков, работающих в области обработки аудиосигналов.</w:t>
@@ -14345,12 +13854,12 @@
         <w:jc w:val="both"/>
       </w:pPr>
       <w:r>
-        <w:t>Внедрение алгоритмов на основе матриц Адамара в музыкальные стриминговые сервисы может способствовать сокращению объёма хранимых аудиофайлов без потери качества воспроизведения на 30-40% по сравнению со стандартным MP3 при том же воспринимаемом качестве. Оптимизация потоковой передачи возможна путём адаптивного выбора метода сжатия в зависимости от жанра: классическая музыка и фолк обрабатываются FWHT, электронная музыка — MP3. Снижение затрат на инфраструктуру хранения и доставки контента достигается за счёт меньшего объёма передаваемых данных и более эффективного использования кэширующих серверов. Дополнительные преимущества включают возможность предлагать пользователям выбор между максимальным качеством и минимальным объёмом трафика.</w:t>
-      </w:r>
-      <w:proofErr w:type="gramStart"/>
-      <w:r/>
-      <w:proofErr w:type="gramEnd"/>
-      <w:r/>
+        <w:t xml:space="preserve">Внедрение алгоритмов на основе матриц Адамара в музыкальные стриминговые сервисы может способствовать сокращению объёма хранимых аудиофайлов без потери качества воспроизведения на 30-40% по сравнению со стандартным MP3 при том же воспринимаемом качестве. Оптимизация потоковой передачи возможна путём адаптивного выбора метода сжатия в зависимости от жанра: классическая музыка и фолк обрабатываются FWHT, </w:t>
+      </w:r>
+      <w:r>
+        <w:lastRenderedPageBreak/>
+        <w:t>электронная музыка — MP3. Снижение затрат на инфраструктуру хранения и доставки контента достигается за счёт меньшего объёма передаваемых данных и более эффективного использования кэширующих серверов. Дополнительные преимущества включают возможность предлагать пользователям выбор между максимальным качеством и минимальным объёмом трафика.</w:t>
+      </w:r>
     </w:p>
     <w:p>
       <w:pPr>
@@ -14401,6 +13910,7 @@
       </w:pPr>
       <w:bookmarkStart w:id="58" w:name="_Toc225067470"/>
       <w:r>
+        <w:lastRenderedPageBreak/>
         <w:t>4.2. Рекомендации по выбору метода обработки</w:t>
       </w:r>
       <w:bookmarkEnd w:id="58"/>
@@ -14428,12 +13938,6 @@
         <w:gridCol w:w="3357"/>
       </w:tblGrid>
       <w:tr>
-        <w:tblPrEx>
-          <w:tblCellMar>
-            <w:top w:w="0" w:type="dxa"/>
-            <w:bottom w:w="0" w:type="dxa"/>
-          </w:tblCellMar>
-        </w:tblPrEx>
         <w:trPr>
           <w:tblHeader/>
         </w:trPr>
@@ -14514,12 +14018,6 @@
         </w:tc>
       </w:tr>
       <w:tr>
-        <w:tblPrEx>
-          <w:tblCellMar>
-            <w:top w:w="0" w:type="dxa"/>
-            <w:bottom w:w="0" w:type="dxa"/>
-          </w:tblCellMar>
-        </w:tblPrEx>
         <w:tc>
           <w:tcPr>
             <w:tcW w:w="3500" w:type="dxa"/>
@@ -14582,12 +14080,6 @@
         </w:tc>
       </w:tr>
       <w:tr>
-        <w:tblPrEx>
-          <w:tblCellMar>
-            <w:top w:w="0" w:type="dxa"/>
-            <w:bottom w:w="0" w:type="dxa"/>
-          </w:tblCellMar>
-        </w:tblPrEx>
         <w:tc>
           <w:tcPr>
             <w:tcW w:w="3500" w:type="dxa"/>
@@ -14650,12 +14142,6 @@
         </w:tc>
       </w:tr>
       <w:tr>
-        <w:tblPrEx>
-          <w:tblCellMar>
-            <w:top w:w="0" w:type="dxa"/>
-            <w:bottom w:w="0" w:type="dxa"/>
-          </w:tblCellMar>
-        </w:tblPrEx>
         <w:tc>
           <w:tcPr>
             <w:tcW w:w="3500" w:type="dxa"/>
@@ -14672,7 +14158,6 @@
               <w:jc w:val="center"/>
             </w:pPr>
             <w:r>
-              <w:lastRenderedPageBreak/>
               <w:t>Голосовая связь</w:t>
             </w:r>
           </w:p>
@@ -14727,12 +14212,6 @@
         </w:tc>
       </w:tr>
       <w:tr>
-        <w:tblPrEx>
-          <w:tblCellMar>
-            <w:top w:w="0" w:type="dxa"/>
-            <w:bottom w:w="0" w:type="dxa"/>
-          </w:tblCellMar>
-        </w:tblPrEx>
         <w:tc>
           <w:tcPr>
             <w:tcW w:w="3500" w:type="dxa"/>
@@ -14795,12 +14274,6 @@
         </w:tc>
       </w:tr>
       <w:tr>
-        <w:tblPrEx>
-          <w:tblCellMar>
-            <w:top w:w="0" w:type="dxa"/>
-            <w:bottom w:w="0" w:type="dxa"/>
-          </w:tblCellMar>
-        </w:tblPrEx>
         <w:tc>
           <w:tcPr>
             <w:tcW w:w="3500" w:type="dxa"/>
@@ -14863,12 +14336,6 @@
         </w:tc>
       </w:tr>
       <w:tr>
-        <w:tblPrEx>
-          <w:tblCellMar>
-            <w:top w:w="0" w:type="dxa"/>
-            <w:bottom w:w="0" w:type="dxa"/>
-          </w:tblCellMar>
-        </w:tblPrEx>
         <w:tc>
           <w:tcPr>
             <w:tcW w:w="3500" w:type="dxa"/>
@@ -14936,12 +14403,6 @@
         </w:tc>
       </w:tr>
       <w:tr>
-        <w:tblPrEx>
-          <w:tblCellMar>
-            <w:top w:w="0" w:type="dxa"/>
-            <w:bottom w:w="0" w:type="dxa"/>
-          </w:tblCellMar>
-        </w:tblPrEx>
         <w:tc>
           <w:tcPr>
             <w:tcW w:w="3500" w:type="dxa"/>
@@ -15058,12 +14519,12 @@
         <w:jc w:val="both"/>
       </w:pPr>
       <w:r>
-        <w:t>Потенциальные улучшения производительности включают оптимизацию FWHT для параллельной обработки с использованием GPU через библиотеки CUDA или OpenCL, что может ускорить вычисления в 10-100 раз для больших блоков данных. Реализация на низкоуровневых языках (C++, Rust) для критичных участков кода позволит устранить накладные расходы интерпретатора Python. Использование SIMD-инструкций (SSE, AVX) для векторных вычислений особенно эффективно для FWHT, который использует только сложение и вычитание. Дополнительные оптимизации включают кэширование промежуточных результатов, предвычисление оконных функций и использование быстрой памяти для часто используемых данных. Комбинация этих подходов может сократить время обработки FWHT с 37 секунд до 3-5 секунд.</w:t>
-      </w:r>
-      <w:proofErr w:type="spellStart"/>
-      <w:r/>
-      <w:proofErr w:type="spellEnd"/>
-      <w:r/>
+        <w:t xml:space="preserve">Потенциальные улучшения производительности включают оптимизацию FWHT для параллельной обработки с использованием GPU через библиотеки CUDA или OpenCL, что может ускорить вычисления в 10-100 раз для больших блоков данных. Реализация на низкоуровневых языках (C++, Rust) для критичных участков кода позволит устранить накладные расходы интерпретатора Python. Использование SIMD-инструкций (SSE, AVX) для векторных вычислений особенно эффективно для FWHT, который использует только сложение и вычитание. Дополнительные оптимизации включают кэширование промежуточных результатов, предвычисление оконных функций и использование быстрой памяти для часто используемых данных. </w:t>
+      </w:r>
+      <w:r>
+        <w:lastRenderedPageBreak/>
+        <w:t>Комбинация этих подходов может сократить время обработки FWHT с 37 секунд до 3-5 секунд.</w:t>
+      </w:r>
     </w:p>
     <w:p>
       <w:pPr>
@@ -17053,16 +16514,129 @@
         <w:spacing w:line="360" w:lineRule="auto"/>
         <w:jc w:val="both"/>
       </w:pPr>
+      <w:r>
+        <w:t xml:space="preserve">Базовый класс </w:t>
+      </w:r>
       <w:proofErr w:type="spellStart"/>
       <w:r>
-        <w:t>Базовый класс BaseTransform определяет интерфейс для всех преобразований аудиосигналов. Класс содержит основные методы: process() для обработки WAV файла с применением преобразования, forward() для прямого преобразования сигнала в спектральную область, inverse() для обратного преобразования из спектральной области во временную. Параметры класса включают block_size — размер блока для обработки (по умолчанию 2048 отсчётов), select_mode — режим отбора коэффициентов (none, energy, lowpass), keep_energy_ratio — долю сохраняемой энергии для режима energy (по умолчанию 0.8). Класс также содержит утилиты для OLA-обработки (Overlap-Add): разбиение сигнала на блоки с перекрытием, применение оконной функции Хэннинга и сборку обработанных блоков. Абстрактный характер базового класса позволяет добавлять новые методы преобразования путём наследования и реализации методов forward() и inverse(). Конструктор класса принимает параметры конфигурации и инициализирует внутренние структуры данных.</w:t>
+        <w:t>BaseTransform</w:t>
       </w:r>
       <w:proofErr w:type="spellEnd"/>
-      <w:r/>
+      <w:r>
+        <w:t xml:space="preserve"> определяет интерфейс для всех преобразований аудиосигналов. Класс содержит основные методы: </w:t>
+      </w:r>
       <w:proofErr w:type="spellStart"/>
-      <w:r/>
+      <w:r>
+        <w:t>process</w:t>
+      </w:r>
       <w:proofErr w:type="spellEnd"/>
-      <w:r/>
+      <w:r>
+        <w:t xml:space="preserve">() для обработки WAV файла с применением преобразования, </w:t>
+      </w:r>
+      <w:proofErr w:type="spellStart"/>
+      <w:r>
+        <w:t>forward</w:t>
+      </w:r>
+      <w:proofErr w:type="spellEnd"/>
+      <w:r>
+        <w:t xml:space="preserve">() для прямого преобразования сигнала в спектральную область, </w:t>
+      </w:r>
+      <w:proofErr w:type="spellStart"/>
+      <w:r>
+        <w:t>inverse</w:t>
+      </w:r>
+      <w:proofErr w:type="spellEnd"/>
+      <w:r>
+        <w:t xml:space="preserve">() для обратного преобразования из спектральной области во временную. Параметры класса включают </w:t>
+      </w:r>
+      <w:proofErr w:type="spellStart"/>
+      <w:r>
+        <w:t>block_size</w:t>
+      </w:r>
+      <w:proofErr w:type="spellEnd"/>
+      <w:r>
+        <w:t xml:space="preserve"> — размер блока для обработки (по умолчанию 2048 отсчётов), </w:t>
+      </w:r>
+      <w:proofErr w:type="spellStart"/>
+      <w:r>
+        <w:t>select_mode</w:t>
+      </w:r>
+      <w:proofErr w:type="spellEnd"/>
+      <w:r>
+        <w:t xml:space="preserve"> — режим отбора коэффициентов (</w:t>
+      </w:r>
+      <w:proofErr w:type="spellStart"/>
+      <w:r>
+        <w:t>none</w:t>
+      </w:r>
+      <w:proofErr w:type="spellEnd"/>
+      <w:r>
+        <w:t xml:space="preserve">, </w:t>
+      </w:r>
+      <w:proofErr w:type="spellStart"/>
+      <w:r>
+        <w:t>energy</w:t>
+      </w:r>
+      <w:proofErr w:type="spellEnd"/>
+      <w:r>
+        <w:t xml:space="preserve">, </w:t>
+      </w:r>
+      <w:proofErr w:type="spellStart"/>
+      <w:r>
+        <w:t>lowpass</w:t>
+      </w:r>
+      <w:proofErr w:type="spellEnd"/>
+      <w:r>
+        <w:t xml:space="preserve">), </w:t>
+      </w:r>
+      <w:proofErr w:type="spellStart"/>
+      <w:r>
+        <w:t>keep_energy_ratio</w:t>
+      </w:r>
+      <w:proofErr w:type="spellEnd"/>
+      <w:r>
+        <w:t xml:space="preserve"> — долю сохраняемой энергии для режима </w:t>
+      </w:r>
+      <w:proofErr w:type="spellStart"/>
+      <w:r>
+        <w:t>energy</w:t>
+      </w:r>
+      <w:proofErr w:type="spellEnd"/>
+      <w:r>
+        <w:t xml:space="preserve"> (по умолчанию 0.8). Класс также содержит утилиты для OLA-обработки (</w:t>
+      </w:r>
+      <w:proofErr w:type="spellStart"/>
+      <w:r>
+        <w:t>Overlap-Add</w:t>
+      </w:r>
+      <w:proofErr w:type="spellEnd"/>
+      <w:r>
+        <w:t xml:space="preserve">): разбиение сигнала на блоки с перекрытием, применение оконной функции </w:t>
+      </w:r>
+      <w:proofErr w:type="spellStart"/>
+      <w:r>
+        <w:t>Хэннинга</w:t>
+      </w:r>
+      <w:proofErr w:type="spellEnd"/>
+      <w:r>
+        <w:t xml:space="preserve"> и сборку обработанных блоков. Абстрактный характер базового класса позволяет добавлять новые методы преобразования путём наследования и реализации методов </w:t>
+      </w:r>
+      <w:proofErr w:type="spellStart"/>
+      <w:r>
+        <w:t>forward</w:t>
+      </w:r>
+      <w:proofErr w:type="spellEnd"/>
+      <w:r>
+        <w:t xml:space="preserve">() и </w:t>
+      </w:r>
+      <w:proofErr w:type="spellStart"/>
+      <w:r>
+        <w:t>inverse</w:t>
+      </w:r>
+      <w:proofErr w:type="spellEnd"/>
+      <w:r>
+        <w:t>(). Конструктор класса принимает параметры конфигурации и инициализирует внутренние структуры данных.</w:t>
+      </w:r>
     </w:p>
     <w:p>
       <w:pPr>
@@ -17419,6 +16993,7 @@
         <w:rPr>
           <w:lang w:val="en-US"/>
         </w:rPr>
+        <w:lastRenderedPageBreak/>
         <w:t xml:space="preserve">        audio, </w:t>
       </w:r>
       <w:proofErr w:type="spellStart"/>
@@ -17539,43 +17114,46 @@
       <w:pPr>
         <w:spacing w:line="360" w:lineRule="auto"/>
         <w:jc w:val="both"/>
-        <w:rPr>
-          <w:lang w:val="en-US"/>
-        </w:rPr>
-      </w:pPr>
-      <w:r>
-        <w:rPr>
-          <w:lang w:val="en-US"/>
-        </w:rPr>
-        <w:t xml:space="preserve">        return processed</w:t>
+      </w:pPr>
+      <w:r>
+        <w:rPr>
+          <w:lang w:val="en-US"/>
+        </w:rPr>
+        <w:t xml:space="preserve">        return</w:t>
+      </w:r>
+      <w:r>
+        <w:t xml:space="preserve"> </w:t>
+      </w:r>
+      <w:r>
+        <w:rPr>
+          <w:lang w:val="en-US"/>
+        </w:rPr>
+        <w:t>processed</w:t>
       </w:r>
     </w:p>
     <w:p>
       <w:pPr>
         <w:pStyle w:val="2"/>
         <w:spacing w:line="360" w:lineRule="auto"/>
-        <w:rPr>
-          <w:lang w:val="en-US"/>
-        </w:rPr>
       </w:pPr>
       <w:bookmarkStart w:id="70" w:name="_Toc225067482"/>
       <w:r>
         <w:t>Б</w:t>
       </w:r>
       <w:r>
-        <w:rPr>
-          <w:lang w:val="en-US"/>
-        </w:rPr>
         <w:t xml:space="preserve">.2. </w:t>
       </w:r>
       <w:r>
         <w:t>Реализация</w:t>
       </w:r>
       <w:r>
-        <w:rPr>
-          <w:lang w:val="en-US"/>
-        </w:rPr>
-        <w:t xml:space="preserve"> FWHT</w:t>
+        <w:t xml:space="preserve"> </w:t>
+      </w:r>
+      <w:r>
+        <w:rPr>
+          <w:lang w:val="en-US"/>
+        </w:rPr>
+        <w:t>FWHT</w:t>
       </w:r>
       <w:bookmarkEnd w:id="70"/>
     </w:p>
@@ -17583,27 +17161,90 @@
       <w:pPr>
         <w:spacing w:line="360" w:lineRule="auto"/>
         <w:jc w:val="both"/>
-        <w:rPr>
-          <w:lang w:val="en-US"/>
-        </w:rPr>
-      </w:pPr>
-      <w:r>
-        <w:rPr>
-          <w:lang w:val="en-US"/>
-        </w:rPr>
-        <w:t>Класс FWHTTransform реализует быстрое преобразование Уолша-Адамара — центральный объект исследования в данной работе. Алгоритм FWHT выполняется «на месте» с использованием схемы «бабочка», что минимизирует использование дополнительной памяти. Код алгоритма: n = len(x); h = 1; while h &lt; n: for i in range(0, n, h*2): for j in range(i, i+h): x[j], x[j+h] = x[j] + x[j+h], x[j] - x[j+h]; h *= 2. Преобразование требует только операций сложения и вычитания без умножений, что делает его вычислительно привлекательным для платформ с ограниченными ресурсами. Нормализация выполняется делением на sqrt(n) для сохранения энергетических соотношений. Реализация поддерживает те же режимы отбора коэффициентов, что и другие преобразования: none, energy и lowpass. FWHT особенно эффективен для сигналов с высокой корреляцией соседних отсчётов, где ортогональные матрицы Адамара обеспечивают хорошее декоррелирование.</w:t>
-      </w:r>
-      <w:proofErr w:type="spellStart"/>
-      <w:r>
-        <w:rPr>
-          <w:lang w:val="en-US"/>
-        </w:rPr>
-      </w:r>
-      <w:proofErr w:type="spellEnd"/>
-      <w:r>
-        <w:rPr>
-          <w:lang w:val="en-US"/>
-        </w:rPr>
+      </w:pPr>
+      <w:r>
+        <w:t xml:space="preserve">Класс </w:t>
+      </w:r>
+      <w:r>
+        <w:rPr>
+          <w:lang w:val="en-US"/>
+        </w:rPr>
+        <w:t>FWHTTransform</w:t>
+      </w:r>
+      <w:r>
+        <w:t xml:space="preserve"> реализует быстрое преобразование Уолша-Адамара — центральный объект исследования в данной работе. Алгоритм </w:t>
+      </w:r>
+      <w:r>
+        <w:rPr>
+          <w:lang w:val="en-US"/>
+        </w:rPr>
+        <w:t>FWHT</w:t>
+      </w:r>
+      <w:r>
+        <w:t xml:space="preserve"> выполняется «на месте» с использованием схемы «бабочка», что минимизирует использование дополнительной памяти. </w:t>
+      </w:r>
+      <w:r>
+        <w:rPr>
+          <w:lang w:val="en-US"/>
+        </w:rPr>
+        <w:t xml:space="preserve">Код алгоритма: n = len(x); h = 1; while h &lt; n: for i in range(0, n, h*2): for j in range(i, i+h): x[j], x[j+h] = x[j] + x[j+h], x[j] - x[j+h]; h *= 2. </w:t>
+      </w:r>
+      <w:r>
+        <w:t xml:space="preserve">Преобразование требует только операций сложения и вычитания без умножений, что делает его вычислительно привлекательным для платформ с ограниченными ресурсами. Нормализация выполняется делением на </w:t>
+      </w:r>
+      <w:r>
+        <w:rPr>
+          <w:lang w:val="en-US"/>
+        </w:rPr>
+        <w:t>sqrt</w:t>
+      </w:r>
+      <w:r>
+        <w:t>(</w:t>
+      </w:r>
+      <w:r>
+        <w:rPr>
+          <w:lang w:val="en-US"/>
+        </w:rPr>
+        <w:t>n</w:t>
+      </w:r>
+      <w:r>
+        <w:t xml:space="preserve">) для сохранения энергетических соотношений. Реализация поддерживает те же режимы отбора коэффициентов, что и другие преобразования: </w:t>
+      </w:r>
+      <w:r>
+        <w:rPr>
+          <w:lang w:val="en-US"/>
+        </w:rPr>
+        <w:t>none</w:t>
+      </w:r>
+      <w:r>
+        <w:t xml:space="preserve">, </w:t>
+      </w:r>
+      <w:r>
+        <w:rPr>
+          <w:lang w:val="en-US"/>
+        </w:rPr>
+        <w:t>energy</w:t>
+      </w:r>
+      <w:r>
+        <w:t xml:space="preserve"> и </w:t>
+      </w:r>
+      <w:r>
+        <w:rPr>
+          <w:lang w:val="en-US"/>
+        </w:rPr>
+        <w:t>lowpass</w:t>
+      </w:r>
+      <w:r>
+        <w:t xml:space="preserve">. </w:t>
+      </w:r>
+      <w:r>
+        <w:rPr>
+          <w:lang w:val="en-US"/>
+        </w:rPr>
+        <w:t>FWHT</w:t>
+      </w:r>
+      <w:r>
+        <w:t xml:space="preserve"> особенно эффективен для сигналов с высокой корреляцией соседних отсчётов, где ортогональные матрицы Адамара обеспечивают хорошее декоррелирование.</w:t>
       </w:r>
     </w:p>
     <w:p>
@@ -17612,9 +17253,6 @@
         <w:jc w:val="both"/>
       </w:pPr>
       <w:r>
-        <w:rPr>
-          <w:lang w:val="en-US"/>
-        </w:rPr>
         <w:t xml:space="preserve">    </w:t>
       </w:r>
       <w:r>
@@ -17748,21 +17386,7 @@
         <w:rPr>
           <w:lang w:val="en-US"/>
         </w:rPr>
-        <w:t xml:space="preserve">, </w:t>
-      </w:r>
-      <w:proofErr w:type="spellStart"/>
-      <w:r>
-        <w:rPr>
-          <w:lang w:val="en-US"/>
-        </w:rPr>
-        <w:t>i</w:t>
-      </w:r>
-      <w:proofErr w:type="spellEnd"/>
-      <w:r>
-        <w:rPr>
-          <w:lang w:val="en-US"/>
-        </w:rPr>
-        <w:t xml:space="preserve"> + h):</w:t>
+        <w:t>, i + h):</w:t>
       </w:r>
     </w:p>
     <w:p>
@@ -17834,7 +17458,6 @@
         <w:rPr>
           <w:lang w:val="en-US"/>
         </w:rPr>
-        <w:lastRenderedPageBreak/>
         <w:t xml:space="preserve">        h *= 2</w:t>
       </w:r>
     </w:p>
@@ -17879,6 +17502,7 @@
       </w:pPr>
       <w:bookmarkStart w:id="71" w:name="_Toc225067483"/>
       <w:r>
+        <w:lastRenderedPageBreak/>
         <w:t>Б</w:t>
       </w:r>
       <w:r>
@@ -17902,15 +17526,222 @@
       <w:pPr>
         <w:spacing w:line="360" w:lineRule="auto"/>
         <w:jc w:val="both"/>
-        <w:rPr>
-          <w:lang w:val="en-US"/>
-        </w:rPr>
-      </w:pPr>
-      <w:r>
-        <w:rPr>
-          <w:lang w:val="en-US"/>
-        </w:rPr>
-        <w:t>Класс FFTTransform наследует BaseTransform и реализует быстрое преобразование Фурье. Прямое преобразование выполняется через функцию numpy.fft.rfft для вещественных сигналов, возвращающую комплексный спектр с N/2+1 коэффициентами для блока размером N. Обратное преобразование выполняется через numpy.fft.irfft, восстанавливающую вещественный сигнал из комплексного спектра. Поддерживаются три режима отбора коэффициентов: none — сохранение всех коэффициентов для идеальной реконструкции, energy — ранжирование коэффициентов по энергии и сохранение заданной доли, lowpass — сохранение только низкочастотных коэффициентов. FFT обеспечивает высокую вычислительную эффективность со сложностью O(N log N) и является одним из наиболее часто используемых методов спектрального анализа. Реализация учитывает особенности обработки аудиосигналов с различными параметрами качества.</w:t>
+      </w:pPr>
+      <w:r>
+        <w:t xml:space="preserve">Класс </w:t>
+      </w:r>
+      <w:r>
+        <w:rPr>
+          <w:lang w:val="en-US"/>
+        </w:rPr>
+        <w:t>FFTTransform</w:t>
+      </w:r>
+      <w:r>
+        <w:t xml:space="preserve"> наследует </w:t>
+      </w:r>
+      <w:r>
+        <w:rPr>
+          <w:lang w:val="en-US"/>
+        </w:rPr>
+        <w:t>BaseTransform</w:t>
+      </w:r>
+      <w:r>
+        <w:t xml:space="preserve"> и реализует быстрое преобразование Фурье. Прямое преобразование выполняется через функцию </w:t>
+      </w:r>
+      <w:r>
+        <w:rPr>
+          <w:lang w:val="en-US"/>
+        </w:rPr>
+        <w:t>numpy</w:t>
+      </w:r>
+      <w:r>
+        <w:t>.</w:t>
+      </w:r>
+      <w:r>
+        <w:rPr>
+          <w:lang w:val="en-US"/>
+        </w:rPr>
+        <w:t>fft</w:t>
+      </w:r>
+      <w:r>
+        <w:t>.</w:t>
+      </w:r>
+      <w:r>
+        <w:rPr>
+          <w:lang w:val="en-US"/>
+        </w:rPr>
+        <w:t>rfft</w:t>
+      </w:r>
+      <w:r>
+        <w:t xml:space="preserve"> для вещественных сигналов, возвращающую комплексный спектр с </w:t>
+      </w:r>
+      <w:r>
+        <w:rPr>
+          <w:lang w:val="en-US"/>
+        </w:rPr>
+        <w:t>N</w:t>
+      </w:r>
+      <w:r>
+        <w:t xml:space="preserve">/2+1 коэффициентами для блока размером </w:t>
+      </w:r>
+      <w:r>
+        <w:rPr>
+          <w:lang w:val="en-US"/>
+        </w:rPr>
+        <w:t>N</w:t>
+      </w:r>
+      <w:r>
+        <w:t xml:space="preserve">. Обратное преобразование выполняется через </w:t>
+      </w:r>
+      <w:r>
+        <w:rPr>
+          <w:lang w:val="en-US"/>
+        </w:rPr>
+        <w:t>numpy</w:t>
+      </w:r>
+      <w:r>
+        <w:t>.</w:t>
+      </w:r>
+      <w:r>
+        <w:rPr>
+          <w:lang w:val="en-US"/>
+        </w:rPr>
+        <w:t>fft</w:t>
+      </w:r>
+      <w:r>
+        <w:t>.</w:t>
+      </w:r>
+      <w:r>
+        <w:rPr>
+          <w:lang w:val="en-US"/>
+        </w:rPr>
+        <w:t>irfft</w:t>
+      </w:r>
+      <w:r>
+        <w:t xml:space="preserve">, восстанавливающую вещественный сигнал из комплексного спектра. Поддерживаются три режима отбора коэффициентов: </w:t>
+      </w:r>
+      <w:r>
+        <w:rPr>
+          <w:lang w:val="en-US"/>
+        </w:rPr>
+        <w:t>none</w:t>
+      </w:r>
+      <w:r>
+        <w:t xml:space="preserve"> — сохранение всех коэффициентов для идеальной реконструкции, </w:t>
+      </w:r>
+      <w:r>
+        <w:rPr>
+          <w:lang w:val="en-US"/>
+        </w:rPr>
+        <w:t>energy</w:t>
+      </w:r>
+      <w:r>
+        <w:t xml:space="preserve"> — ранжирование коэффициентов по энергии и сохранение заданной доли, </w:t>
+      </w:r>
+      <w:r>
+        <w:rPr>
+          <w:lang w:val="en-US"/>
+        </w:rPr>
+        <w:t>lowpass</w:t>
+      </w:r>
+      <w:r>
+        <w:t xml:space="preserve"> — сохранение только низкочастотных коэффициентов. </w:t>
+      </w:r>
+      <w:r>
+        <w:rPr>
+          <w:lang w:val="en-US"/>
+        </w:rPr>
+        <w:t>FFT</w:t>
+      </w:r>
+      <w:r>
+        <w:t xml:space="preserve"> обеспечивает высокую вычислительную эффективность со сложностью </w:t>
+      </w:r>
+      <w:r>
+        <w:rPr>
+          <w:lang w:val="en-US"/>
+        </w:rPr>
+        <w:t>O</w:t>
+      </w:r>
+      <w:r>
+        <w:t>(</w:t>
+      </w:r>
+      <w:r>
+        <w:rPr>
+          <w:lang w:val="en-US"/>
+        </w:rPr>
+        <w:t>N</w:t>
+      </w:r>
+      <w:r>
+        <w:t xml:space="preserve"> </w:t>
+      </w:r>
+      <w:r>
+        <w:rPr>
+          <w:lang w:val="en-US"/>
+        </w:rPr>
+        <w:t>log</w:t>
+      </w:r>
+      <w:r>
+        <w:t xml:space="preserve"> </w:t>
+      </w:r>
+      <w:r>
+        <w:rPr>
+          <w:lang w:val="en-US"/>
+        </w:rPr>
+        <w:t>N</w:t>
+      </w:r>
+      <w:r>
+        <w:t>) и является одним из наиболее часто используемых методов спектрального анализа. Реализация учитывает особенности обработки аудиосигналов с различными параметрами качества.</w:t>
+      </w:r>
+    </w:p>
+    <w:p>
+      <w:pPr>
+        <w:spacing w:line="360" w:lineRule="auto"/>
+        <w:jc w:val="both"/>
+      </w:pPr>
+      <w:r>
+        <w:t xml:space="preserve">    </w:t>
+      </w:r>
+      <w:r>
+        <w:t>"""Быстрое преобразование Фурье."""</w:t>
+      </w:r>
+    </w:p>
+    <w:p>
+      <w:pPr>
+        <w:spacing w:line="360" w:lineRule="auto"/>
+        <w:jc w:val="both"/>
+        <w:rPr>
+          <w:lang w:val="en-US"/>
+        </w:rPr>
+      </w:pPr>
+      <w:r>
+        <w:t xml:space="preserve">    </w:t>
+      </w:r>
+      <w:r>
+        <w:rPr>
+          <w:lang w:val="en-US"/>
+        </w:rPr>
+        <w:t>def forward(self, block):</w:t>
+      </w:r>
+    </w:p>
+    <w:p>
+      <w:pPr>
+        <w:spacing w:line="360" w:lineRule="auto"/>
+        <w:jc w:val="both"/>
+        <w:rPr>
+          <w:lang w:val="en-US"/>
+        </w:rPr>
+      </w:pPr>
+      <w:r>
+        <w:rPr>
+          <w:lang w:val="en-US"/>
+        </w:rPr>
+        <w:t xml:space="preserve">        </w:t>
+      </w:r>
+      <w:r>
+        <w:rPr>
+          <w:lang w:val="en-US"/>
+        </w:rPr>
+        <w:t xml:space="preserve">return </w:t>
       </w:r>
       <w:proofErr w:type="spellStart"/>
       <w:proofErr w:type="gramStart"/>
@@ -17918,12 +17749,1018 @@
         <w:rPr>
           <w:lang w:val="en-US"/>
         </w:rPr>
+        <w:t>np.fft.rfft</w:t>
       </w:r>
       <w:proofErr w:type="spellEnd"/>
-      <w:r>
-        <w:rPr>
-          <w:lang w:val="en-US"/>
-        </w:rPr>
+      <w:proofErr w:type="gramEnd"/>
+      <w:r>
+        <w:rPr>
+          <w:lang w:val="en-US"/>
+        </w:rPr>
+        <w:t>(block)</w:t>
+      </w:r>
+    </w:p>
+    <w:p>
+      <w:pPr>
+        <w:spacing w:line="360" w:lineRule="auto"/>
+        <w:jc w:val="both"/>
+        <w:rPr>
+          <w:lang w:val="en-US"/>
+        </w:rPr>
+      </w:pPr>
+    </w:p>
+    <w:p>
+      <w:pPr>
+        <w:spacing w:line="360" w:lineRule="auto"/>
+        <w:jc w:val="both"/>
+        <w:rPr>
+          <w:lang w:val="en-US"/>
+        </w:rPr>
+      </w:pPr>
+      <w:r>
+        <w:rPr>
+          <w:lang w:val="en-US"/>
+        </w:rPr>
+        <w:t xml:space="preserve">    def </w:t>
+      </w:r>
+      <w:proofErr w:type="gramStart"/>
+      <w:r>
+        <w:rPr>
+          <w:lang w:val="en-US"/>
+        </w:rPr>
+        <w:t>inverse(</w:t>
+      </w:r>
+      <w:proofErr w:type="gramEnd"/>
+      <w:r>
+        <w:rPr>
+          <w:lang w:val="en-US"/>
+        </w:rPr>
+        <w:t>self, spectrum):</w:t>
+      </w:r>
+    </w:p>
+    <w:p>
+      <w:pPr>
+        <w:spacing w:line="360" w:lineRule="auto"/>
+        <w:jc w:val="both"/>
+        <w:rPr>
+          <w:lang w:val="en-US"/>
+        </w:rPr>
+      </w:pPr>
+      <w:r>
+        <w:rPr>
+          <w:lang w:val="en-US"/>
+        </w:rPr>
+        <w:t xml:space="preserve">        return </w:t>
+      </w:r>
+      <w:proofErr w:type="spellStart"/>
+      <w:proofErr w:type="gramStart"/>
+      <w:r>
+        <w:rPr>
+          <w:lang w:val="en-US"/>
+        </w:rPr>
+        <w:t>np.fft.irfft</w:t>
+      </w:r>
+      <w:proofErr w:type="spellEnd"/>
+      <w:proofErr w:type="gramEnd"/>
+      <w:r>
+        <w:rPr>
+          <w:lang w:val="en-US"/>
+        </w:rPr>
+        <w:t>(spectrum, n=</w:t>
+      </w:r>
+      <w:proofErr w:type="spellStart"/>
+      <w:proofErr w:type="gramStart"/>
+      <w:r>
+        <w:rPr>
+          <w:lang w:val="en-US"/>
+        </w:rPr>
+        <w:t>self.block</w:t>
+      </w:r>
+      <w:proofErr w:type="gramEnd"/>
+      <w:r>
+        <w:rPr>
+          <w:lang w:val="en-US"/>
+        </w:rPr>
+        <w:t>_size</w:t>
+      </w:r>
+      <w:proofErr w:type="spellEnd"/>
+      <w:r>
+        <w:rPr>
+          <w:lang w:val="en-US"/>
+        </w:rPr>
+        <w:t>)</w:t>
+      </w:r>
+    </w:p>
+    <w:p>
+      <w:pPr>
+        <w:pStyle w:val="2"/>
+        <w:spacing w:line="360" w:lineRule="auto"/>
+        <w:rPr>
+          <w:lang w:val="en-US"/>
+        </w:rPr>
+      </w:pPr>
+      <w:bookmarkStart w:id="72" w:name="_Toc225067484"/>
+      <w:r>
+        <w:t>Б</w:t>
+      </w:r>
+      <w:r>
+        <w:rPr>
+          <w:lang w:val="en-US"/>
+        </w:rPr>
+        <w:t xml:space="preserve">.4. </w:t>
+      </w:r>
+      <w:r>
+        <w:t>Расчёт</w:t>
+      </w:r>
+      <w:r>
+        <w:rPr>
+          <w:lang w:val="en-US"/>
+        </w:rPr>
+        <w:t xml:space="preserve"> </w:t>
+      </w:r>
+      <w:r>
+        <w:t>метрик</w:t>
+      </w:r>
+      <w:bookmarkEnd w:id="72"/>
+    </w:p>
+    <w:p>
+      <w:pPr>
+        <w:spacing w:line="360" w:lineRule="auto"/>
+        <w:jc w:val="both"/>
+        <w:rPr>
+          <w:lang w:val="en-US"/>
+        </w:rPr>
+      </w:pPr>
+      <w:r>
+        <w:rPr>
+          <w:lang w:val="en-US"/>
+        </w:rPr>
+        <w:t xml:space="preserve">def </w:t>
+      </w:r>
+      <w:proofErr w:type="spellStart"/>
+      <w:r>
+        <w:rPr>
+          <w:lang w:val="en-US"/>
+        </w:rPr>
+        <w:t>compute_snr_</w:t>
+      </w:r>
+      <w:proofErr w:type="gramStart"/>
+      <w:r>
+        <w:rPr>
+          <w:lang w:val="en-US"/>
+        </w:rPr>
+        <w:t>db</w:t>
+      </w:r>
+      <w:proofErr w:type="spellEnd"/>
+      <w:r>
+        <w:rPr>
+          <w:lang w:val="en-US"/>
+        </w:rPr>
+        <w:t>(</w:t>
+      </w:r>
+      <w:proofErr w:type="gramEnd"/>
+      <w:r>
+        <w:rPr>
+          <w:lang w:val="en-US"/>
+        </w:rPr>
+        <w:t>reference, test):</w:t>
+      </w:r>
+    </w:p>
+    <w:p>
+      <w:pPr>
+        <w:spacing w:line="360" w:lineRule="auto"/>
+        <w:jc w:val="both"/>
+        <w:rPr>
+          <w:lang w:val="en-US"/>
+        </w:rPr>
+      </w:pPr>
+      <w:r>
+        <w:rPr>
+          <w:lang w:val="en-US"/>
+        </w:rPr>
+        <w:t xml:space="preserve">    """</w:t>
+      </w:r>
+      <w:r>
+        <w:t>Расчёт</w:t>
+      </w:r>
+      <w:r>
+        <w:rPr>
+          <w:lang w:val="en-US"/>
+        </w:rPr>
+        <w:t xml:space="preserve"> </w:t>
+      </w:r>
+      <w:r>
+        <w:t>отношения</w:t>
+      </w:r>
+      <w:r>
+        <w:rPr>
+          <w:lang w:val="en-US"/>
+        </w:rPr>
+        <w:t xml:space="preserve"> </w:t>
+      </w:r>
+      <w:r>
+        <w:t>сигнал</w:t>
+      </w:r>
+      <w:r>
+        <w:rPr>
+          <w:lang w:val="en-US"/>
+        </w:rPr>
+        <w:t>/</w:t>
+      </w:r>
+      <w:proofErr w:type="gramStart"/>
+      <w:r>
+        <w:t>шум</w:t>
+      </w:r>
+      <w:r>
+        <w:rPr>
+          <w:lang w:val="en-US"/>
+        </w:rPr>
+        <w:t>."</w:t>
+      </w:r>
+      <w:proofErr w:type="gramEnd"/>
+      <w:r>
+        <w:rPr>
+          <w:lang w:val="en-US"/>
+        </w:rPr>
+        <w:t>""</w:t>
+      </w:r>
+    </w:p>
+    <w:p>
+      <w:pPr>
+        <w:spacing w:line="360" w:lineRule="auto"/>
+        <w:jc w:val="both"/>
+        <w:rPr>
+          <w:lang w:val="en-US"/>
+        </w:rPr>
+      </w:pPr>
+      <w:r>
+        <w:rPr>
+          <w:lang w:val="en-US"/>
+        </w:rPr>
+        <w:t xml:space="preserve">    noise = reference - test</w:t>
+      </w:r>
+    </w:p>
+    <w:p>
+      <w:pPr>
+        <w:spacing w:line="360" w:lineRule="auto"/>
+        <w:jc w:val="both"/>
+        <w:rPr>
+          <w:lang w:val="en-US"/>
+        </w:rPr>
+      </w:pPr>
+      <w:r>
+        <w:rPr>
+          <w:lang w:val="en-US"/>
+        </w:rPr>
+        <w:t xml:space="preserve">    return 10 * np.log10(</w:t>
+      </w:r>
+      <w:proofErr w:type="spellStart"/>
+      <w:proofErr w:type="gramStart"/>
+      <w:r>
+        <w:rPr>
+          <w:lang w:val="en-US"/>
+        </w:rPr>
+        <w:t>np.mean</w:t>
+      </w:r>
+      <w:proofErr w:type="spellEnd"/>
+      <w:proofErr w:type="gramEnd"/>
+      <w:r>
+        <w:rPr>
+          <w:lang w:val="en-US"/>
+        </w:rPr>
+        <w:t>(reference**2) / (</w:t>
+      </w:r>
+      <w:proofErr w:type="spellStart"/>
+      <w:proofErr w:type="gramStart"/>
+      <w:r>
+        <w:rPr>
+          <w:lang w:val="en-US"/>
+        </w:rPr>
+        <w:t>np.mean</w:t>
+      </w:r>
+      <w:proofErr w:type="spellEnd"/>
+      <w:proofErr w:type="gramEnd"/>
+      <w:r>
+        <w:rPr>
+          <w:lang w:val="en-US"/>
+        </w:rPr>
+        <w:t>(noise**2) + 1e-12))</w:t>
+      </w:r>
+    </w:p>
+    <w:p>
+      <w:pPr>
+        <w:spacing w:line="360" w:lineRule="auto"/>
+        <w:jc w:val="both"/>
+        <w:rPr>
+          <w:lang w:val="en-US"/>
+        </w:rPr>
+      </w:pPr>
+    </w:p>
+    <w:p>
+      <w:pPr>
+        <w:spacing w:line="360" w:lineRule="auto"/>
+        <w:jc w:val="both"/>
+        <w:rPr>
+          <w:lang w:val="en-US"/>
+        </w:rPr>
+      </w:pPr>
+      <w:r>
+        <w:rPr>
+          <w:lang w:val="en-US"/>
+        </w:rPr>
+        <w:t xml:space="preserve">def </w:t>
+      </w:r>
+      <w:proofErr w:type="spellStart"/>
+      <w:r>
+        <w:rPr>
+          <w:lang w:val="en-US"/>
+        </w:rPr>
+        <w:t>compute_si_sdr_</w:t>
+      </w:r>
+      <w:proofErr w:type="gramStart"/>
+      <w:r>
+        <w:rPr>
+          <w:lang w:val="en-US"/>
+        </w:rPr>
+        <w:t>db</w:t>
+      </w:r>
+      <w:proofErr w:type="spellEnd"/>
+      <w:r>
+        <w:rPr>
+          <w:lang w:val="en-US"/>
+        </w:rPr>
+        <w:t>(</w:t>
+      </w:r>
+      <w:proofErr w:type="gramEnd"/>
+      <w:r>
+        <w:rPr>
+          <w:lang w:val="en-US"/>
+        </w:rPr>
+        <w:t>reference, test):</w:t>
+      </w:r>
+    </w:p>
+    <w:p>
+      <w:pPr>
+        <w:spacing w:line="360" w:lineRule="auto"/>
+        <w:jc w:val="both"/>
+        <w:rPr>
+          <w:lang w:val="en-US"/>
+        </w:rPr>
+      </w:pPr>
+      <w:r>
+        <w:rPr>
+          <w:lang w:val="en-US"/>
+        </w:rPr>
+        <w:t xml:space="preserve">    """</w:t>
+      </w:r>
+      <w:r>
+        <w:t>Масштабно</w:t>
+      </w:r>
+      <w:r>
+        <w:rPr>
+          <w:lang w:val="en-US"/>
+        </w:rPr>
+        <w:t>-</w:t>
+      </w:r>
+      <w:r>
+        <w:t>инвариантное</w:t>
+      </w:r>
+      <w:r>
+        <w:rPr>
+          <w:lang w:val="en-US"/>
+        </w:rPr>
+        <w:t xml:space="preserve"> SDR."""</w:t>
+      </w:r>
+    </w:p>
+    <w:p>
+      <w:pPr>
+        <w:spacing w:line="360" w:lineRule="auto"/>
+        <w:jc w:val="both"/>
+        <w:rPr>
+          <w:lang w:val="en-US"/>
+        </w:rPr>
+      </w:pPr>
+      <w:r>
+        <w:rPr>
+          <w:lang w:val="en-US"/>
+        </w:rPr>
+        <w:t xml:space="preserve">    alpha = </w:t>
+      </w:r>
+      <w:proofErr w:type="gramStart"/>
+      <w:r>
+        <w:rPr>
+          <w:lang w:val="en-US"/>
+        </w:rPr>
+        <w:t>np.dot(</w:t>
+      </w:r>
+      <w:proofErr w:type="gramEnd"/>
+      <w:r>
+        <w:rPr>
+          <w:lang w:val="en-US"/>
+        </w:rPr>
+        <w:t xml:space="preserve">test, reference) / </w:t>
+      </w:r>
+      <w:proofErr w:type="gramStart"/>
+      <w:r>
+        <w:rPr>
+          <w:lang w:val="en-US"/>
+        </w:rPr>
+        <w:t>np.dot(</w:t>
+      </w:r>
+      <w:proofErr w:type="gramEnd"/>
+      <w:r>
+        <w:rPr>
+          <w:lang w:val="en-US"/>
+        </w:rPr>
+        <w:t>reference, reference)</w:t>
+      </w:r>
+    </w:p>
+    <w:p>
+      <w:pPr>
+        <w:spacing w:line="360" w:lineRule="auto"/>
+        <w:jc w:val="both"/>
+        <w:rPr>
+          <w:lang w:val="en-US"/>
+        </w:rPr>
+      </w:pPr>
+      <w:r>
+        <w:rPr>
+          <w:lang w:val="en-US"/>
+        </w:rPr>
+        <w:lastRenderedPageBreak/>
+        <w:t xml:space="preserve">    target = alpha * reference</w:t>
+      </w:r>
+    </w:p>
+    <w:p>
+      <w:pPr>
+        <w:spacing w:line="360" w:lineRule="auto"/>
+        <w:jc w:val="both"/>
+        <w:rPr>
+          <w:lang w:val="en-US"/>
+        </w:rPr>
+      </w:pPr>
+      <w:r>
+        <w:rPr>
+          <w:lang w:val="en-US"/>
+        </w:rPr>
+        <w:t xml:space="preserve">    noise = test - target</w:t>
+      </w:r>
+    </w:p>
+    <w:p>
+      <w:pPr>
+        <w:spacing w:line="360" w:lineRule="auto"/>
+        <w:jc w:val="both"/>
+        <w:rPr>
+          <w:lang w:val="en-US"/>
+        </w:rPr>
+      </w:pPr>
+      <w:r>
+        <w:rPr>
+          <w:lang w:val="en-US"/>
+        </w:rPr>
+        <w:t xml:space="preserve">    return 10 * np.log10(</w:t>
+      </w:r>
+      <w:proofErr w:type="spellStart"/>
+      <w:r>
+        <w:rPr>
+          <w:lang w:val="en-US"/>
+        </w:rPr>
+        <w:t>np.sum</w:t>
+      </w:r>
+      <w:proofErr w:type="spellEnd"/>
+      <w:r>
+        <w:rPr>
+          <w:lang w:val="en-US"/>
+        </w:rPr>
+        <w:t>(target**2) / (</w:t>
+      </w:r>
+      <w:proofErr w:type="spellStart"/>
+      <w:r>
+        <w:rPr>
+          <w:lang w:val="en-US"/>
+        </w:rPr>
+        <w:t>np.sum</w:t>
+      </w:r>
+      <w:proofErr w:type="spellEnd"/>
+      <w:r>
+        <w:rPr>
+          <w:lang w:val="en-US"/>
+        </w:rPr>
+        <w:t>(noise**2) + 1e-12))</w:t>
+      </w:r>
+    </w:p>
+    <w:p>
+      <w:pPr>
+        <w:pStyle w:val="2"/>
+        <w:spacing w:line="360" w:lineRule="auto"/>
+        <w:rPr>
+          <w:lang w:val="en-US"/>
+        </w:rPr>
+      </w:pPr>
+      <w:bookmarkStart w:id="73" w:name="_Toc225067485"/>
+      <w:r>
+        <w:t>Б</w:t>
+      </w:r>
+      <w:r>
+        <w:rPr>
+          <w:lang w:val="en-US"/>
+        </w:rPr>
+        <w:t xml:space="preserve">.5. OLA </w:t>
+      </w:r>
+      <w:r>
+        <w:t>обработка</w:t>
+      </w:r>
+      <w:bookmarkEnd w:id="73"/>
+    </w:p>
+    <w:p>
+      <w:pPr>
+        <w:spacing w:line="360" w:lineRule="auto"/>
+        <w:jc w:val="both"/>
+        <w:rPr>
+          <w:lang w:val="en-US"/>
+        </w:rPr>
+      </w:pPr>
+      <w:r>
+        <w:rPr>
+          <w:lang w:val="en-US"/>
+        </w:rPr>
+        <w:t>def _</w:t>
+      </w:r>
+      <w:proofErr w:type="spellStart"/>
+      <w:r>
+        <w:rPr>
+          <w:lang w:val="en-US"/>
+        </w:rPr>
+        <w:t>ola_</w:t>
+      </w:r>
+      <w:proofErr w:type="gramStart"/>
+      <w:r>
+        <w:rPr>
+          <w:lang w:val="en-US"/>
+        </w:rPr>
+        <w:t>process</w:t>
+      </w:r>
+      <w:proofErr w:type="spellEnd"/>
+      <w:r>
+        <w:rPr>
+          <w:lang w:val="en-US"/>
+        </w:rPr>
+        <w:t>(</w:t>
+      </w:r>
+      <w:proofErr w:type="gramEnd"/>
+      <w:r>
+        <w:rPr>
+          <w:lang w:val="en-US"/>
+        </w:rPr>
+        <w:t>self, audio):</w:t>
+      </w:r>
+    </w:p>
+    <w:p>
+      <w:pPr>
+        <w:spacing w:line="360" w:lineRule="auto"/>
+        <w:jc w:val="both"/>
+        <w:rPr>
+          <w:lang w:val="en-US"/>
+        </w:rPr>
+      </w:pPr>
+      <w:r>
+        <w:rPr>
+          <w:lang w:val="en-US"/>
+        </w:rPr>
+        <w:t xml:space="preserve">    """Overlap-Add </w:t>
+      </w:r>
+      <w:r>
+        <w:t>обработка</w:t>
+      </w:r>
+      <w:r>
+        <w:rPr>
+          <w:lang w:val="en-US"/>
+        </w:rPr>
+        <w:t xml:space="preserve"> </w:t>
+      </w:r>
+      <w:r>
+        <w:t>сигнала</w:t>
+      </w:r>
+      <w:r>
+        <w:rPr>
+          <w:lang w:val="en-US"/>
+        </w:rPr>
+        <w:t>."""</w:t>
+      </w:r>
+    </w:p>
+    <w:p>
+      <w:pPr>
+        <w:spacing w:line="360" w:lineRule="auto"/>
+        <w:jc w:val="both"/>
+        <w:rPr>
+          <w:lang w:val="en-US"/>
+        </w:rPr>
+      </w:pPr>
+      <w:r>
+        <w:rPr>
+          <w:lang w:val="en-US"/>
+        </w:rPr>
+        <w:t xml:space="preserve">    </w:t>
+      </w:r>
+      <w:proofErr w:type="spellStart"/>
+      <w:r>
+        <w:rPr>
+          <w:lang w:val="en-US"/>
+        </w:rPr>
+        <w:t>hop_size</w:t>
+      </w:r>
+      <w:proofErr w:type="spellEnd"/>
+      <w:r>
+        <w:rPr>
+          <w:lang w:val="en-US"/>
+        </w:rPr>
+        <w:t xml:space="preserve"> = </w:t>
+      </w:r>
+      <w:proofErr w:type="spellStart"/>
+      <w:proofErr w:type="gramStart"/>
+      <w:r>
+        <w:rPr>
+          <w:lang w:val="en-US"/>
+        </w:rPr>
+        <w:t>self.block</w:t>
+      </w:r>
+      <w:proofErr w:type="gramEnd"/>
+      <w:r>
+        <w:rPr>
+          <w:lang w:val="en-US"/>
+        </w:rPr>
+        <w:t>_size</w:t>
+      </w:r>
+      <w:proofErr w:type="spellEnd"/>
+      <w:r>
+        <w:rPr>
+          <w:lang w:val="en-US"/>
+        </w:rPr>
+        <w:t xml:space="preserve"> // 2</w:t>
+      </w:r>
+    </w:p>
+    <w:p>
+      <w:pPr>
+        <w:spacing w:line="360" w:lineRule="auto"/>
+        <w:jc w:val="both"/>
+        <w:rPr>
+          <w:lang w:val="en-US"/>
+        </w:rPr>
+      </w:pPr>
+      <w:r>
+        <w:rPr>
+          <w:lang w:val="en-US"/>
+        </w:rPr>
+        <w:t xml:space="preserve">    window = </w:t>
+      </w:r>
+      <w:proofErr w:type="spellStart"/>
+      <w:proofErr w:type="gramStart"/>
+      <w:r>
+        <w:rPr>
+          <w:lang w:val="en-US"/>
+        </w:rPr>
+        <w:t>np.hanning</w:t>
+      </w:r>
+      <w:proofErr w:type="spellEnd"/>
+      <w:proofErr w:type="gramEnd"/>
+      <w:r>
+        <w:rPr>
+          <w:lang w:val="en-US"/>
+        </w:rPr>
+        <w:t>(</w:t>
+      </w:r>
+      <w:proofErr w:type="spellStart"/>
+      <w:proofErr w:type="gramStart"/>
+      <w:r>
+        <w:rPr>
+          <w:lang w:val="en-US"/>
+        </w:rPr>
+        <w:t>self.block</w:t>
+      </w:r>
+      <w:proofErr w:type="gramEnd"/>
+      <w:r>
+        <w:rPr>
+          <w:lang w:val="en-US"/>
+        </w:rPr>
+        <w:t>_size</w:t>
+      </w:r>
+      <w:proofErr w:type="spellEnd"/>
+      <w:r>
+        <w:rPr>
+          <w:lang w:val="en-US"/>
+        </w:rPr>
+        <w:t>)</w:t>
+      </w:r>
+    </w:p>
+    <w:p>
+      <w:pPr>
+        <w:spacing w:line="360" w:lineRule="auto"/>
+        <w:jc w:val="both"/>
+        <w:rPr>
+          <w:lang w:val="en-US"/>
+        </w:rPr>
+      </w:pPr>
+      <w:r>
+        <w:rPr>
+          <w:lang w:val="en-US"/>
+        </w:rPr>
+        <w:t xml:space="preserve">    # </w:t>
+      </w:r>
+      <w:r>
+        <w:t>Разбиение</w:t>
+      </w:r>
+      <w:r>
+        <w:rPr>
+          <w:lang w:val="en-US"/>
+        </w:rPr>
+        <w:t xml:space="preserve"> </w:t>
+      </w:r>
+      <w:r>
+        <w:t>на</w:t>
+      </w:r>
+      <w:r>
+        <w:rPr>
+          <w:lang w:val="en-US"/>
+        </w:rPr>
+        <w:t xml:space="preserve"> </w:t>
+      </w:r>
+      <w:r>
+        <w:t>блоки</w:t>
+      </w:r>
+      <w:r>
+        <w:rPr>
+          <w:lang w:val="en-US"/>
+        </w:rPr>
+        <w:t xml:space="preserve"> </w:t>
+      </w:r>
+      <w:r>
+        <w:t>с</w:t>
+      </w:r>
+      <w:r>
+        <w:rPr>
+          <w:lang w:val="en-US"/>
+        </w:rPr>
+        <w:t xml:space="preserve"> </w:t>
+      </w:r>
+      <w:r>
+        <w:t>перекрытием</w:t>
+      </w:r>
+    </w:p>
+    <w:p>
+      <w:pPr>
+        <w:spacing w:line="360" w:lineRule="auto"/>
+        <w:jc w:val="both"/>
+        <w:rPr>
+          <w:lang w:val="en-US"/>
+        </w:rPr>
+      </w:pPr>
+      <w:r>
+        <w:rPr>
+          <w:lang w:val="en-US"/>
+        </w:rPr>
+        <w:t xml:space="preserve">    for </w:t>
+      </w:r>
+      <w:proofErr w:type="spellStart"/>
+      <w:r>
+        <w:rPr>
+          <w:lang w:val="en-US"/>
+        </w:rPr>
+        <w:t>i</w:t>
+      </w:r>
+      <w:proofErr w:type="spellEnd"/>
+      <w:r>
+        <w:rPr>
+          <w:lang w:val="en-US"/>
+        </w:rPr>
+        <w:t xml:space="preserve"> in </w:t>
+      </w:r>
+      <w:proofErr w:type="gramStart"/>
+      <w:r>
+        <w:rPr>
+          <w:lang w:val="en-US"/>
+        </w:rPr>
+        <w:t>range(</w:t>
+      </w:r>
+      <w:proofErr w:type="gramEnd"/>
+      <w:r>
+        <w:rPr>
+          <w:lang w:val="en-US"/>
+        </w:rPr>
+        <w:t xml:space="preserve">0, </w:t>
+      </w:r>
+      <w:proofErr w:type="spellStart"/>
+      <w:r>
+        <w:rPr>
+          <w:lang w:val="en-US"/>
+        </w:rPr>
+        <w:t>len</w:t>
+      </w:r>
+      <w:proofErr w:type="spellEnd"/>
+      <w:r>
+        <w:rPr>
+          <w:lang w:val="en-US"/>
+        </w:rPr>
+        <w:t xml:space="preserve">(audio) - </w:t>
+      </w:r>
+      <w:proofErr w:type="spellStart"/>
+      <w:proofErr w:type="gramStart"/>
+      <w:r>
+        <w:rPr>
+          <w:lang w:val="en-US"/>
+        </w:rPr>
+        <w:t>self.block</w:t>
+      </w:r>
+      <w:proofErr w:type="gramEnd"/>
+      <w:r>
+        <w:rPr>
+          <w:lang w:val="en-US"/>
+        </w:rPr>
+        <w:t>_size</w:t>
+      </w:r>
+      <w:proofErr w:type="spellEnd"/>
+      <w:r>
+        <w:rPr>
+          <w:lang w:val="en-US"/>
+        </w:rPr>
+        <w:t xml:space="preserve">, </w:t>
+      </w:r>
+      <w:proofErr w:type="spellStart"/>
+      <w:r>
+        <w:rPr>
+          <w:lang w:val="en-US"/>
+        </w:rPr>
+        <w:t>hop_size</w:t>
+      </w:r>
+      <w:proofErr w:type="spellEnd"/>
+      <w:r>
+        <w:rPr>
+          <w:lang w:val="en-US"/>
+        </w:rPr>
+        <w:t>):</w:t>
+      </w:r>
+    </w:p>
+    <w:p>
+      <w:pPr>
+        <w:spacing w:line="360" w:lineRule="auto"/>
+        <w:jc w:val="both"/>
+        <w:rPr>
+          <w:lang w:val="en-US"/>
+        </w:rPr>
+      </w:pPr>
+      <w:r>
+        <w:rPr>
+          <w:lang w:val="en-US"/>
+        </w:rPr>
+        <w:t xml:space="preserve">        block = </w:t>
+      </w:r>
+      <w:proofErr w:type="gramStart"/>
+      <w:r>
+        <w:rPr>
+          <w:lang w:val="en-US"/>
+        </w:rPr>
+        <w:t>audio[</w:t>
+      </w:r>
+      <w:proofErr w:type="spellStart"/>
+      <w:r>
+        <w:rPr>
+          <w:lang w:val="en-US"/>
+        </w:rPr>
+        <w:t>i:i</w:t>
+      </w:r>
+      <w:proofErr w:type="spellEnd"/>
+      <w:proofErr w:type="gramEnd"/>
+      <w:r>
+        <w:rPr>
+          <w:lang w:val="en-US"/>
+        </w:rPr>
+        <w:t xml:space="preserve"> + </w:t>
+      </w:r>
+      <w:proofErr w:type="spellStart"/>
+      <w:proofErr w:type="gramStart"/>
+      <w:r>
+        <w:rPr>
+          <w:lang w:val="en-US"/>
+        </w:rPr>
+        <w:t>self.block</w:t>
+      </w:r>
+      <w:proofErr w:type="gramEnd"/>
+      <w:r>
+        <w:rPr>
+          <w:lang w:val="en-US"/>
+        </w:rPr>
+        <w:t>_size</w:t>
+      </w:r>
+      <w:proofErr w:type="spellEnd"/>
+      <w:r>
+        <w:rPr>
+          <w:lang w:val="en-US"/>
+        </w:rPr>
+        <w:t>] * window</w:t>
+      </w:r>
+    </w:p>
+    <w:p>
+      <w:pPr>
+        <w:spacing w:line="360" w:lineRule="auto"/>
+        <w:jc w:val="both"/>
+        <w:rPr>
+          <w:lang w:val="en-US"/>
+        </w:rPr>
+      </w:pPr>
+      <w:r>
+        <w:rPr>
+          <w:lang w:val="en-US"/>
+        </w:rPr>
+        <w:t xml:space="preserve">        # </w:t>
+      </w:r>
+      <w:r>
+        <w:t>Прямое</w:t>
+      </w:r>
+      <w:r>
+        <w:rPr>
+          <w:lang w:val="en-US"/>
+        </w:rPr>
+        <w:t xml:space="preserve"> </w:t>
+      </w:r>
+      <w:r>
+        <w:t>преобразование</w:t>
+      </w:r>
+    </w:p>
+    <w:p>
+      <w:pPr>
+        <w:spacing w:line="360" w:lineRule="auto"/>
+        <w:jc w:val="both"/>
+        <w:rPr>
+          <w:lang w:val="en-US"/>
+        </w:rPr>
+      </w:pPr>
+      <w:r>
+        <w:rPr>
+          <w:lang w:val="en-US"/>
+        </w:rPr>
+        <w:t xml:space="preserve">        spectrum = </w:t>
+      </w:r>
+      <w:proofErr w:type="spellStart"/>
+      <w:r>
+        <w:rPr>
+          <w:lang w:val="en-US"/>
+        </w:rPr>
+        <w:t>self.forward</w:t>
+      </w:r>
+      <w:proofErr w:type="spellEnd"/>
+      <w:r>
+        <w:rPr>
+          <w:lang w:val="en-US"/>
+        </w:rPr>
+        <w:t>(block)</w:t>
+      </w:r>
+    </w:p>
+    <w:p>
+      <w:pPr>
+        <w:spacing w:line="360" w:lineRule="auto"/>
+        <w:jc w:val="both"/>
+        <w:rPr>
+          <w:lang w:val="en-US"/>
+        </w:rPr>
+      </w:pPr>
+      <w:r>
+        <w:rPr>
+          <w:lang w:val="en-US"/>
+        </w:rPr>
+        <w:t xml:space="preserve">        # </w:t>
+      </w:r>
+      <w:r>
+        <w:t>Отбор</w:t>
+      </w:r>
+      <w:r>
+        <w:rPr>
+          <w:lang w:val="en-US"/>
+        </w:rPr>
+        <w:t xml:space="preserve"> </w:t>
+      </w:r>
+      <w:r>
+        <w:t>коэффициентов</w:t>
+      </w:r>
+    </w:p>
+    <w:p>
+      <w:pPr>
+        <w:spacing w:line="360" w:lineRule="auto"/>
+        <w:jc w:val="both"/>
+        <w:rPr>
+          <w:lang w:val="en-US"/>
+        </w:rPr>
+      </w:pPr>
+      <w:r>
+        <w:rPr>
+          <w:lang w:val="en-US"/>
+        </w:rPr>
+        <w:t xml:space="preserve">        selected = </w:t>
+      </w:r>
+      <w:proofErr w:type="gramStart"/>
+      <w:r>
+        <w:rPr>
+          <w:lang w:val="en-US"/>
+        </w:rPr>
+        <w:t>self._</w:t>
       </w:r>
       <w:proofErr w:type="spellStart"/>
       <w:proofErr w:type="gramEnd"/>
@@ -17931,12 +18768,14 @@
         <w:rPr>
           <w:lang w:val="en-US"/>
         </w:rPr>
+        <w:t>select_coefficients</w:t>
       </w:r>
       <w:proofErr w:type="spellEnd"/>
       <w:r>
         <w:rPr>
           <w:lang w:val="en-US"/>
         </w:rPr>
+        <w:t>(spectrum)</w:t>
       </w:r>
     </w:p>
     <w:p>
@@ -17948,10 +18787,19 @@
         <w:rPr>
           <w:lang w:val="en-US"/>
         </w:rPr>
-        <w:t xml:space="preserve">    </w:t>
-      </w:r>
-      <w:r>
-        <w:t>"""Быстрое преобразование Фурье."""</w:t>
+        <w:t xml:space="preserve">        </w:t>
+      </w:r>
+      <w:r>
+        <w:t xml:space="preserve"># </w:t>
+      </w:r>
+      <w:r>
+        <w:t>Обратное</w:t>
+      </w:r>
+      <w:r>
+        <w:t xml:space="preserve"> </w:t>
+      </w:r>
+      <w:r>
+        <w:t>преобразование</w:t>
       </w:r>
     </w:p>
     <w:p>
@@ -17960,59 +18808,29 @@
         <w:jc w:val="both"/>
       </w:pPr>
       <w:r>
-        <w:t xml:space="preserve">    </w:t>
-      </w:r>
-      <w:proofErr w:type="spellStart"/>
-      <w:r>
-        <w:t>def</w:t>
-      </w:r>
-      <w:proofErr w:type="spellEnd"/>
-      <w:r>
-        <w:t xml:space="preserve"> </w:t>
+        <w:t xml:space="preserve">        </w:t>
+      </w:r>
+      <w:r>
+        <w:rPr>
+          <w:lang w:val="en-US"/>
+        </w:rPr>
+        <w:t>restored</w:t>
+      </w:r>
+      <w:r>
+        <w:t xml:space="preserve"> = </w:t>
       </w:r>
       <w:proofErr w:type="spellStart"/>
       <w:proofErr w:type="gramStart"/>
       <w:r>
-        <w:t>forward</w:t>
+        <w:rPr>
+          <w:lang w:val="en-US"/>
+        </w:rPr>
+        <w:t>self</w:t>
       </w:r>
       <w:proofErr w:type="spellEnd"/>
-      <w:r>
-        <w:t>(</w:t>
-      </w:r>
-      <w:proofErr w:type="spellStart"/>
       <w:proofErr w:type="gramEnd"/>
       <w:r>
-        <w:t>self</w:t>
-      </w:r>
-      <w:proofErr w:type="spellEnd"/>
-      <w:r>
-        <w:t xml:space="preserve">, </w:t>
-      </w:r>
-      <w:proofErr w:type="spellStart"/>
-      <w:r>
-        <w:t>block</w:t>
-      </w:r>
-      <w:proofErr w:type="spellEnd"/>
-      <w:r>
-        <w:t>):</w:t>
-      </w:r>
-    </w:p>
-    <w:p>
-      <w:pPr>
-        <w:spacing w:line="360" w:lineRule="auto"/>
-        <w:jc w:val="both"/>
-        <w:rPr>
-          <w:lang w:val="en-US"/>
-        </w:rPr>
-      </w:pPr>
-      <w:r>
-        <w:t xml:space="preserve">        </w:t>
-      </w:r>
-      <w:r>
-        <w:rPr>
-          <w:lang w:val="en-US"/>
-        </w:rPr>
-        <w:t xml:space="preserve">return </w:t>
+        <w:t>.</w:t>
       </w:r>
       <w:proofErr w:type="spellStart"/>
       <w:proofErr w:type="gramStart"/>
@@ -18020,25 +18838,46 @@
         <w:rPr>
           <w:lang w:val="en-US"/>
         </w:rPr>
-        <w:t>np.fft.rfft</w:t>
+        <w:t>inverse</w:t>
       </w:r>
       <w:proofErr w:type="spellEnd"/>
       <w:proofErr w:type="gramEnd"/>
       <w:r>
-        <w:rPr>
-          <w:lang w:val="en-US"/>
-        </w:rPr>
-        <w:t>(block)</w:t>
+        <w:t>(</w:t>
+      </w:r>
+      <w:r>
+        <w:rPr>
+          <w:lang w:val="en-US"/>
+        </w:rPr>
+        <w:t>selected</w:t>
+      </w:r>
+      <w:r>
+        <w:t>)</w:t>
       </w:r>
     </w:p>
     <w:p>
       <w:pPr>
         <w:spacing w:line="360" w:lineRule="auto"/>
         <w:jc w:val="both"/>
-        <w:rPr>
-          <w:lang w:val="en-US"/>
-        </w:rPr>
-      </w:pPr>
+      </w:pPr>
+      <w:r>
+        <w:t xml:space="preserve">        # </w:t>
+      </w:r>
+      <w:r>
+        <w:t>Сложение</w:t>
+      </w:r>
+      <w:r>
+        <w:t xml:space="preserve"> </w:t>
+      </w:r>
+      <w:r>
+        <w:t>с</w:t>
+      </w:r>
+      <w:r>
+        <w:t xml:space="preserve"> </w:t>
+      </w:r>
+      <w:r>
+        <w:t>перекрытием</w:t>
+      </w:r>
     </w:p>
     <w:p>
       <w:pPr>
@@ -18049,1112 +18888,6 @@
         </w:rPr>
       </w:pPr>
       <w:r>
-        <w:rPr>
-          <w:lang w:val="en-US"/>
-        </w:rPr>
-        <w:t xml:space="preserve">    def </w:t>
-      </w:r>
-      <w:proofErr w:type="gramStart"/>
-      <w:r>
-        <w:rPr>
-          <w:lang w:val="en-US"/>
-        </w:rPr>
-        <w:t>inverse(</w:t>
-      </w:r>
-      <w:proofErr w:type="gramEnd"/>
-      <w:r>
-        <w:rPr>
-          <w:lang w:val="en-US"/>
-        </w:rPr>
-        <w:t>self, spectrum):</w:t>
-      </w:r>
-    </w:p>
-    <w:p>
-      <w:pPr>
-        <w:spacing w:line="360" w:lineRule="auto"/>
-        <w:jc w:val="both"/>
-        <w:rPr>
-          <w:lang w:val="en-US"/>
-        </w:rPr>
-      </w:pPr>
-      <w:r>
-        <w:rPr>
-          <w:lang w:val="en-US"/>
-        </w:rPr>
-        <w:t xml:space="preserve">        return </w:t>
-      </w:r>
-      <w:proofErr w:type="spellStart"/>
-      <w:proofErr w:type="gramStart"/>
-      <w:r>
-        <w:rPr>
-          <w:lang w:val="en-US"/>
-        </w:rPr>
-        <w:t>np.fft.irfft</w:t>
-      </w:r>
-      <w:proofErr w:type="spellEnd"/>
-      <w:proofErr w:type="gramEnd"/>
-      <w:r>
-        <w:rPr>
-          <w:lang w:val="en-US"/>
-        </w:rPr>
-        <w:t>(spectrum, n=</w:t>
-      </w:r>
-      <w:proofErr w:type="spellStart"/>
-      <w:proofErr w:type="gramStart"/>
-      <w:r>
-        <w:rPr>
-          <w:lang w:val="en-US"/>
-        </w:rPr>
-        <w:t>self.block</w:t>
-      </w:r>
-      <w:proofErr w:type="gramEnd"/>
-      <w:r>
-        <w:rPr>
-          <w:lang w:val="en-US"/>
-        </w:rPr>
-        <w:t>_size</w:t>
-      </w:r>
-      <w:proofErr w:type="spellEnd"/>
-      <w:r>
-        <w:rPr>
-          <w:lang w:val="en-US"/>
-        </w:rPr>
-        <w:t>)</w:t>
-      </w:r>
-    </w:p>
-    <w:p>
-      <w:pPr>
-        <w:pStyle w:val="2"/>
-        <w:spacing w:line="360" w:lineRule="auto"/>
-        <w:rPr>
-          <w:lang w:val="en-US"/>
-        </w:rPr>
-      </w:pPr>
-      <w:bookmarkStart w:id="72" w:name="_Toc225067484"/>
-      <w:r>
-        <w:t>Б</w:t>
-      </w:r>
-      <w:r>
-        <w:rPr>
-          <w:lang w:val="en-US"/>
-        </w:rPr>
-        <w:t xml:space="preserve">.4. </w:t>
-      </w:r>
-      <w:r>
-        <w:t>Расчёт</w:t>
-      </w:r>
-      <w:r>
-        <w:rPr>
-          <w:lang w:val="en-US"/>
-        </w:rPr>
-        <w:t xml:space="preserve"> </w:t>
-      </w:r>
-      <w:r>
-        <w:t>метрик</w:t>
-      </w:r>
-      <w:bookmarkEnd w:id="72"/>
-    </w:p>
-    <w:p>
-      <w:pPr>
-        <w:spacing w:line="360" w:lineRule="auto"/>
-        <w:jc w:val="both"/>
-        <w:rPr>
-          <w:lang w:val="en-US"/>
-        </w:rPr>
-      </w:pPr>
-      <w:r>
-        <w:rPr>
-          <w:lang w:val="en-US"/>
-        </w:rPr>
-        <w:t xml:space="preserve">def </w:t>
-      </w:r>
-      <w:proofErr w:type="spellStart"/>
-      <w:r>
-        <w:rPr>
-          <w:lang w:val="en-US"/>
-        </w:rPr>
-        <w:t>compute_snr_</w:t>
-      </w:r>
-      <w:proofErr w:type="gramStart"/>
-      <w:r>
-        <w:rPr>
-          <w:lang w:val="en-US"/>
-        </w:rPr>
-        <w:t>db</w:t>
-      </w:r>
-      <w:proofErr w:type="spellEnd"/>
-      <w:r>
-        <w:rPr>
-          <w:lang w:val="en-US"/>
-        </w:rPr>
-        <w:t>(</w:t>
-      </w:r>
-      <w:proofErr w:type="gramEnd"/>
-      <w:r>
-        <w:rPr>
-          <w:lang w:val="en-US"/>
-        </w:rPr>
-        <w:t>reference, test):</w:t>
-      </w:r>
-    </w:p>
-    <w:p>
-      <w:pPr>
-        <w:spacing w:line="360" w:lineRule="auto"/>
-        <w:jc w:val="both"/>
-        <w:rPr>
-          <w:lang w:val="en-US"/>
-        </w:rPr>
-      </w:pPr>
-      <w:r>
-        <w:rPr>
-          <w:lang w:val="en-US"/>
-        </w:rPr>
-        <w:t xml:space="preserve">    """</w:t>
-      </w:r>
-      <w:r>
-        <w:t>Расчёт</w:t>
-      </w:r>
-      <w:r>
-        <w:rPr>
-          <w:lang w:val="en-US"/>
-        </w:rPr>
-        <w:t xml:space="preserve"> </w:t>
-      </w:r>
-      <w:r>
-        <w:t>отношения</w:t>
-      </w:r>
-      <w:r>
-        <w:rPr>
-          <w:lang w:val="en-US"/>
-        </w:rPr>
-        <w:t xml:space="preserve"> </w:t>
-      </w:r>
-      <w:r>
-        <w:t>сигнал</w:t>
-      </w:r>
-      <w:r>
-        <w:rPr>
-          <w:lang w:val="en-US"/>
-        </w:rPr>
-        <w:t>/</w:t>
-      </w:r>
-      <w:proofErr w:type="gramStart"/>
-      <w:r>
-        <w:t>шум</w:t>
-      </w:r>
-      <w:r>
-        <w:rPr>
-          <w:lang w:val="en-US"/>
-        </w:rPr>
-        <w:t>."</w:t>
-      </w:r>
-      <w:proofErr w:type="gramEnd"/>
-      <w:r>
-        <w:rPr>
-          <w:lang w:val="en-US"/>
-        </w:rPr>
-        <w:t>""</w:t>
-      </w:r>
-    </w:p>
-    <w:p>
-      <w:pPr>
-        <w:spacing w:line="360" w:lineRule="auto"/>
-        <w:jc w:val="both"/>
-        <w:rPr>
-          <w:lang w:val="en-US"/>
-        </w:rPr>
-      </w:pPr>
-      <w:r>
-        <w:rPr>
-          <w:lang w:val="en-US"/>
-        </w:rPr>
-        <w:t xml:space="preserve">    noise = reference - test</w:t>
-      </w:r>
-    </w:p>
-    <w:p>
-      <w:pPr>
-        <w:spacing w:line="360" w:lineRule="auto"/>
-        <w:jc w:val="both"/>
-        <w:rPr>
-          <w:lang w:val="en-US"/>
-        </w:rPr>
-      </w:pPr>
-      <w:r>
-        <w:rPr>
-          <w:lang w:val="en-US"/>
-        </w:rPr>
-        <w:t xml:space="preserve">    return 10 * np.log10(</w:t>
-      </w:r>
-      <w:proofErr w:type="spellStart"/>
-      <w:proofErr w:type="gramStart"/>
-      <w:r>
-        <w:rPr>
-          <w:lang w:val="en-US"/>
-        </w:rPr>
-        <w:t>np.mean</w:t>
-      </w:r>
-      <w:proofErr w:type="spellEnd"/>
-      <w:proofErr w:type="gramEnd"/>
-      <w:r>
-        <w:rPr>
-          <w:lang w:val="en-US"/>
-        </w:rPr>
-        <w:t>(reference**2) / (</w:t>
-      </w:r>
-      <w:proofErr w:type="spellStart"/>
-      <w:proofErr w:type="gramStart"/>
-      <w:r>
-        <w:rPr>
-          <w:lang w:val="en-US"/>
-        </w:rPr>
-        <w:t>np.mean</w:t>
-      </w:r>
-      <w:proofErr w:type="spellEnd"/>
-      <w:proofErr w:type="gramEnd"/>
-      <w:r>
-        <w:rPr>
-          <w:lang w:val="en-US"/>
-        </w:rPr>
-        <w:t>(noise**2) + 1e-12))</w:t>
-      </w:r>
-    </w:p>
-    <w:p>
-      <w:pPr>
-        <w:spacing w:line="360" w:lineRule="auto"/>
-        <w:jc w:val="both"/>
-        <w:rPr>
-          <w:lang w:val="en-US"/>
-        </w:rPr>
-      </w:pPr>
-    </w:p>
-    <w:p>
-      <w:pPr>
-        <w:spacing w:line="360" w:lineRule="auto"/>
-        <w:jc w:val="both"/>
-        <w:rPr>
-          <w:lang w:val="en-US"/>
-        </w:rPr>
-      </w:pPr>
-      <w:r>
-        <w:rPr>
-          <w:lang w:val="en-US"/>
-        </w:rPr>
-        <w:t xml:space="preserve">def </w:t>
-      </w:r>
-      <w:proofErr w:type="spellStart"/>
-      <w:r>
-        <w:rPr>
-          <w:lang w:val="en-US"/>
-        </w:rPr>
-        <w:t>compute_si_sdr_</w:t>
-      </w:r>
-      <w:proofErr w:type="gramStart"/>
-      <w:r>
-        <w:rPr>
-          <w:lang w:val="en-US"/>
-        </w:rPr>
-        <w:t>db</w:t>
-      </w:r>
-      <w:proofErr w:type="spellEnd"/>
-      <w:r>
-        <w:rPr>
-          <w:lang w:val="en-US"/>
-        </w:rPr>
-        <w:t>(</w:t>
-      </w:r>
-      <w:proofErr w:type="gramEnd"/>
-      <w:r>
-        <w:rPr>
-          <w:lang w:val="en-US"/>
-        </w:rPr>
-        <w:t>reference, test):</w:t>
-      </w:r>
-    </w:p>
-    <w:p>
-      <w:pPr>
-        <w:spacing w:line="360" w:lineRule="auto"/>
-        <w:jc w:val="both"/>
-        <w:rPr>
-          <w:lang w:val="en-US"/>
-        </w:rPr>
-      </w:pPr>
-      <w:r>
-        <w:rPr>
-          <w:lang w:val="en-US"/>
-        </w:rPr>
-        <w:t xml:space="preserve">    """</w:t>
-      </w:r>
-      <w:r>
-        <w:t>Масштабно</w:t>
-      </w:r>
-      <w:r>
-        <w:rPr>
-          <w:lang w:val="en-US"/>
-        </w:rPr>
-        <w:t>-</w:t>
-      </w:r>
-      <w:r>
-        <w:t>инвариантное</w:t>
-      </w:r>
-      <w:r>
-        <w:rPr>
-          <w:lang w:val="en-US"/>
-        </w:rPr>
-        <w:t xml:space="preserve"> SDR."""</w:t>
-      </w:r>
-    </w:p>
-    <w:p>
-      <w:pPr>
-        <w:spacing w:line="360" w:lineRule="auto"/>
-        <w:jc w:val="both"/>
-        <w:rPr>
-          <w:lang w:val="en-US"/>
-        </w:rPr>
-      </w:pPr>
-      <w:r>
-        <w:rPr>
-          <w:lang w:val="en-US"/>
-        </w:rPr>
-        <w:t xml:space="preserve">    alpha = </w:t>
-      </w:r>
-      <w:proofErr w:type="gramStart"/>
-      <w:r>
-        <w:rPr>
-          <w:lang w:val="en-US"/>
-        </w:rPr>
-        <w:t>np.dot(</w:t>
-      </w:r>
-      <w:proofErr w:type="gramEnd"/>
-      <w:r>
-        <w:rPr>
-          <w:lang w:val="en-US"/>
-        </w:rPr>
-        <w:t xml:space="preserve">test, reference) / </w:t>
-      </w:r>
-      <w:proofErr w:type="gramStart"/>
-      <w:r>
-        <w:rPr>
-          <w:lang w:val="en-US"/>
-        </w:rPr>
-        <w:t>np.dot(</w:t>
-      </w:r>
-      <w:proofErr w:type="gramEnd"/>
-      <w:r>
-        <w:rPr>
-          <w:lang w:val="en-US"/>
-        </w:rPr>
-        <w:t>reference, reference)</w:t>
-      </w:r>
-    </w:p>
-    <w:p>
-      <w:pPr>
-        <w:spacing w:line="360" w:lineRule="auto"/>
-        <w:jc w:val="both"/>
-        <w:rPr>
-          <w:lang w:val="en-US"/>
-        </w:rPr>
-      </w:pPr>
-      <w:r>
-        <w:rPr>
-          <w:lang w:val="en-US"/>
-        </w:rPr>
-        <w:t xml:space="preserve">    target = alpha * reference</w:t>
-      </w:r>
-    </w:p>
-    <w:p>
-      <w:pPr>
-        <w:spacing w:line="360" w:lineRule="auto"/>
-        <w:jc w:val="both"/>
-        <w:rPr>
-          <w:lang w:val="en-US"/>
-        </w:rPr>
-      </w:pPr>
-      <w:r>
-        <w:rPr>
-          <w:lang w:val="en-US"/>
-        </w:rPr>
-        <w:t xml:space="preserve">    noise = test - target</w:t>
-      </w:r>
-    </w:p>
-    <w:p>
-      <w:pPr>
-        <w:spacing w:line="360" w:lineRule="auto"/>
-        <w:jc w:val="both"/>
-        <w:rPr>
-          <w:lang w:val="en-US"/>
-        </w:rPr>
-      </w:pPr>
-      <w:r>
-        <w:rPr>
-          <w:lang w:val="en-US"/>
-        </w:rPr>
-        <w:t xml:space="preserve">    return 10 * np.log10(</w:t>
-      </w:r>
-      <w:proofErr w:type="spellStart"/>
-      <w:r>
-        <w:rPr>
-          <w:lang w:val="en-US"/>
-        </w:rPr>
-        <w:t>np.sum</w:t>
-      </w:r>
-      <w:proofErr w:type="spellEnd"/>
-      <w:r>
-        <w:rPr>
-          <w:lang w:val="en-US"/>
-        </w:rPr>
-        <w:t>(target**2) / (</w:t>
-      </w:r>
-      <w:proofErr w:type="spellStart"/>
-      <w:r>
-        <w:rPr>
-          <w:lang w:val="en-US"/>
-        </w:rPr>
-        <w:t>np.sum</w:t>
-      </w:r>
-      <w:proofErr w:type="spellEnd"/>
-      <w:r>
-        <w:rPr>
-          <w:lang w:val="en-US"/>
-        </w:rPr>
-        <w:t>(noise**2) + 1e-12))</w:t>
-      </w:r>
-    </w:p>
-    <w:p>
-      <w:pPr>
-        <w:pStyle w:val="2"/>
-        <w:spacing w:line="360" w:lineRule="auto"/>
-        <w:rPr>
-          <w:lang w:val="en-US"/>
-        </w:rPr>
-      </w:pPr>
-      <w:bookmarkStart w:id="73" w:name="_Toc225067485"/>
-      <w:r>
-        <w:t>Б</w:t>
-      </w:r>
-      <w:r>
-        <w:rPr>
-          <w:lang w:val="en-US"/>
-        </w:rPr>
-        <w:t xml:space="preserve">.5. OLA </w:t>
-      </w:r>
-      <w:r>
-        <w:t>обработка</w:t>
-      </w:r>
-      <w:bookmarkEnd w:id="73"/>
-    </w:p>
-    <w:p>
-      <w:pPr>
-        <w:spacing w:line="360" w:lineRule="auto"/>
-        <w:jc w:val="both"/>
-        <w:rPr>
-          <w:lang w:val="en-US"/>
-        </w:rPr>
-      </w:pPr>
-      <w:r>
-        <w:rPr>
-          <w:lang w:val="en-US"/>
-        </w:rPr>
-        <w:t>def _</w:t>
-      </w:r>
-      <w:proofErr w:type="spellStart"/>
-      <w:r>
-        <w:rPr>
-          <w:lang w:val="en-US"/>
-        </w:rPr>
-        <w:t>ola_</w:t>
-      </w:r>
-      <w:proofErr w:type="gramStart"/>
-      <w:r>
-        <w:rPr>
-          <w:lang w:val="en-US"/>
-        </w:rPr>
-        <w:t>process</w:t>
-      </w:r>
-      <w:proofErr w:type="spellEnd"/>
-      <w:r>
-        <w:rPr>
-          <w:lang w:val="en-US"/>
-        </w:rPr>
-        <w:t>(</w:t>
-      </w:r>
-      <w:proofErr w:type="gramEnd"/>
-      <w:r>
-        <w:rPr>
-          <w:lang w:val="en-US"/>
-        </w:rPr>
-        <w:t>self, audio):</w:t>
-      </w:r>
-    </w:p>
-    <w:p>
-      <w:pPr>
-        <w:spacing w:line="360" w:lineRule="auto"/>
-        <w:jc w:val="both"/>
-        <w:rPr>
-          <w:lang w:val="en-US"/>
-        </w:rPr>
-      </w:pPr>
-      <w:r>
-        <w:rPr>
-          <w:lang w:val="en-US"/>
-        </w:rPr>
-        <w:t xml:space="preserve">    """Overlap-Add </w:t>
-      </w:r>
-      <w:r>
-        <w:t>обработка</w:t>
-      </w:r>
-      <w:r>
-        <w:rPr>
-          <w:lang w:val="en-US"/>
-        </w:rPr>
-        <w:t xml:space="preserve"> </w:t>
-      </w:r>
-      <w:r>
-        <w:t>сигнала</w:t>
-      </w:r>
-      <w:r>
-        <w:rPr>
-          <w:lang w:val="en-US"/>
-        </w:rPr>
-        <w:t>."""</w:t>
-      </w:r>
-    </w:p>
-    <w:p>
-      <w:pPr>
-        <w:spacing w:line="360" w:lineRule="auto"/>
-        <w:jc w:val="both"/>
-        <w:rPr>
-          <w:lang w:val="en-US"/>
-        </w:rPr>
-      </w:pPr>
-      <w:r>
-        <w:rPr>
-          <w:lang w:val="en-US"/>
-        </w:rPr>
-        <w:t xml:space="preserve">    </w:t>
-      </w:r>
-      <w:proofErr w:type="spellStart"/>
-      <w:r>
-        <w:rPr>
-          <w:lang w:val="en-US"/>
-        </w:rPr>
-        <w:t>hop_size</w:t>
-      </w:r>
-      <w:proofErr w:type="spellEnd"/>
-      <w:r>
-        <w:rPr>
-          <w:lang w:val="en-US"/>
-        </w:rPr>
-        <w:t xml:space="preserve"> = </w:t>
-      </w:r>
-      <w:proofErr w:type="spellStart"/>
-      <w:proofErr w:type="gramStart"/>
-      <w:r>
-        <w:rPr>
-          <w:lang w:val="en-US"/>
-        </w:rPr>
-        <w:t>self.block</w:t>
-      </w:r>
-      <w:proofErr w:type="gramEnd"/>
-      <w:r>
-        <w:rPr>
-          <w:lang w:val="en-US"/>
-        </w:rPr>
-        <w:t>_size</w:t>
-      </w:r>
-      <w:proofErr w:type="spellEnd"/>
-      <w:r>
-        <w:rPr>
-          <w:lang w:val="en-US"/>
-        </w:rPr>
-        <w:t xml:space="preserve"> // 2</w:t>
-      </w:r>
-    </w:p>
-    <w:p>
-      <w:pPr>
-        <w:spacing w:line="360" w:lineRule="auto"/>
-        <w:jc w:val="both"/>
-        <w:rPr>
-          <w:lang w:val="en-US"/>
-        </w:rPr>
-      </w:pPr>
-      <w:r>
-        <w:rPr>
-          <w:lang w:val="en-US"/>
-        </w:rPr>
-        <w:t xml:space="preserve">    window = </w:t>
-      </w:r>
-      <w:proofErr w:type="spellStart"/>
-      <w:proofErr w:type="gramStart"/>
-      <w:r>
-        <w:rPr>
-          <w:lang w:val="en-US"/>
-        </w:rPr>
-        <w:t>np.hanning</w:t>
-      </w:r>
-      <w:proofErr w:type="spellEnd"/>
-      <w:proofErr w:type="gramEnd"/>
-      <w:r>
-        <w:rPr>
-          <w:lang w:val="en-US"/>
-        </w:rPr>
-        <w:t>(</w:t>
-      </w:r>
-      <w:proofErr w:type="spellStart"/>
-      <w:proofErr w:type="gramStart"/>
-      <w:r>
-        <w:rPr>
-          <w:lang w:val="en-US"/>
-        </w:rPr>
-        <w:t>self.block</w:t>
-      </w:r>
-      <w:proofErr w:type="gramEnd"/>
-      <w:r>
-        <w:rPr>
-          <w:lang w:val="en-US"/>
-        </w:rPr>
-        <w:t>_size</w:t>
-      </w:r>
-      <w:proofErr w:type="spellEnd"/>
-      <w:r>
-        <w:rPr>
-          <w:lang w:val="en-US"/>
-        </w:rPr>
-        <w:t>)</w:t>
-      </w:r>
-    </w:p>
-    <w:p>
-      <w:pPr>
-        <w:spacing w:line="360" w:lineRule="auto"/>
-        <w:jc w:val="both"/>
-        <w:rPr>
-          <w:lang w:val="en-US"/>
-        </w:rPr>
-      </w:pPr>
-      <w:r>
-        <w:rPr>
-          <w:lang w:val="en-US"/>
-        </w:rPr>
-        <w:lastRenderedPageBreak/>
-        <w:t xml:space="preserve">    # </w:t>
-      </w:r>
-      <w:r>
-        <w:t>Разбиение</w:t>
-      </w:r>
-      <w:r>
-        <w:rPr>
-          <w:lang w:val="en-US"/>
-        </w:rPr>
-        <w:t xml:space="preserve"> </w:t>
-      </w:r>
-      <w:r>
-        <w:t>на</w:t>
-      </w:r>
-      <w:r>
-        <w:rPr>
-          <w:lang w:val="en-US"/>
-        </w:rPr>
-        <w:t xml:space="preserve"> </w:t>
-      </w:r>
-      <w:r>
-        <w:t>блоки</w:t>
-      </w:r>
-      <w:r>
-        <w:rPr>
-          <w:lang w:val="en-US"/>
-        </w:rPr>
-        <w:t xml:space="preserve"> </w:t>
-      </w:r>
-      <w:r>
-        <w:t>с</w:t>
-      </w:r>
-      <w:r>
-        <w:rPr>
-          <w:lang w:val="en-US"/>
-        </w:rPr>
-        <w:t xml:space="preserve"> </w:t>
-      </w:r>
-      <w:r>
-        <w:t>перекрытием</w:t>
-      </w:r>
-    </w:p>
-    <w:p>
-      <w:pPr>
-        <w:spacing w:line="360" w:lineRule="auto"/>
-        <w:jc w:val="both"/>
-        <w:rPr>
-          <w:lang w:val="en-US"/>
-        </w:rPr>
-      </w:pPr>
-      <w:r>
-        <w:rPr>
-          <w:lang w:val="en-US"/>
-        </w:rPr>
-        <w:t xml:space="preserve">    for </w:t>
-      </w:r>
-      <w:proofErr w:type="spellStart"/>
-      <w:r>
-        <w:rPr>
-          <w:lang w:val="en-US"/>
-        </w:rPr>
-        <w:t>i</w:t>
-      </w:r>
-      <w:proofErr w:type="spellEnd"/>
-      <w:r>
-        <w:rPr>
-          <w:lang w:val="en-US"/>
-        </w:rPr>
-        <w:t xml:space="preserve"> in </w:t>
-      </w:r>
-      <w:proofErr w:type="gramStart"/>
-      <w:r>
-        <w:rPr>
-          <w:lang w:val="en-US"/>
-        </w:rPr>
-        <w:t>range(</w:t>
-      </w:r>
-      <w:proofErr w:type="gramEnd"/>
-      <w:r>
-        <w:rPr>
-          <w:lang w:val="en-US"/>
-        </w:rPr>
-        <w:t xml:space="preserve">0, </w:t>
-      </w:r>
-      <w:proofErr w:type="spellStart"/>
-      <w:r>
-        <w:rPr>
-          <w:lang w:val="en-US"/>
-        </w:rPr>
-        <w:t>len</w:t>
-      </w:r>
-      <w:proofErr w:type="spellEnd"/>
-      <w:r>
-        <w:rPr>
-          <w:lang w:val="en-US"/>
-        </w:rPr>
-        <w:t xml:space="preserve">(audio) - </w:t>
-      </w:r>
-      <w:proofErr w:type="spellStart"/>
-      <w:proofErr w:type="gramStart"/>
-      <w:r>
-        <w:rPr>
-          <w:lang w:val="en-US"/>
-        </w:rPr>
-        <w:t>self.block</w:t>
-      </w:r>
-      <w:proofErr w:type="gramEnd"/>
-      <w:r>
-        <w:rPr>
-          <w:lang w:val="en-US"/>
-        </w:rPr>
-        <w:t>_size</w:t>
-      </w:r>
-      <w:proofErr w:type="spellEnd"/>
-      <w:r>
-        <w:rPr>
-          <w:lang w:val="en-US"/>
-        </w:rPr>
-        <w:t xml:space="preserve">, </w:t>
-      </w:r>
-      <w:proofErr w:type="spellStart"/>
-      <w:r>
-        <w:rPr>
-          <w:lang w:val="en-US"/>
-        </w:rPr>
-        <w:t>hop_size</w:t>
-      </w:r>
-      <w:proofErr w:type="spellEnd"/>
-      <w:r>
-        <w:rPr>
-          <w:lang w:val="en-US"/>
-        </w:rPr>
-        <w:t>):</w:t>
-      </w:r>
-    </w:p>
-    <w:p>
-      <w:pPr>
-        <w:spacing w:line="360" w:lineRule="auto"/>
-        <w:jc w:val="both"/>
-        <w:rPr>
-          <w:lang w:val="en-US"/>
-        </w:rPr>
-      </w:pPr>
-      <w:r>
-        <w:rPr>
-          <w:lang w:val="en-US"/>
-        </w:rPr>
-        <w:t xml:space="preserve">        block = </w:t>
-      </w:r>
-      <w:proofErr w:type="gramStart"/>
-      <w:r>
-        <w:rPr>
-          <w:lang w:val="en-US"/>
-        </w:rPr>
-        <w:t>audio[</w:t>
-      </w:r>
-      <w:proofErr w:type="spellStart"/>
-      <w:r>
-        <w:rPr>
-          <w:lang w:val="en-US"/>
-        </w:rPr>
-        <w:t>i:i</w:t>
-      </w:r>
-      <w:proofErr w:type="spellEnd"/>
-      <w:proofErr w:type="gramEnd"/>
-      <w:r>
-        <w:rPr>
-          <w:lang w:val="en-US"/>
-        </w:rPr>
-        <w:t xml:space="preserve"> + </w:t>
-      </w:r>
-      <w:proofErr w:type="spellStart"/>
-      <w:proofErr w:type="gramStart"/>
-      <w:r>
-        <w:rPr>
-          <w:lang w:val="en-US"/>
-        </w:rPr>
-        <w:t>self.block</w:t>
-      </w:r>
-      <w:proofErr w:type="gramEnd"/>
-      <w:r>
-        <w:rPr>
-          <w:lang w:val="en-US"/>
-        </w:rPr>
-        <w:t>_size</w:t>
-      </w:r>
-      <w:proofErr w:type="spellEnd"/>
-      <w:r>
-        <w:rPr>
-          <w:lang w:val="en-US"/>
-        </w:rPr>
-        <w:t>] * window</w:t>
-      </w:r>
-    </w:p>
-    <w:p>
-      <w:pPr>
-        <w:spacing w:line="360" w:lineRule="auto"/>
-        <w:jc w:val="both"/>
-        <w:rPr>
-          <w:lang w:val="en-US"/>
-        </w:rPr>
-      </w:pPr>
-      <w:r>
-        <w:rPr>
-          <w:lang w:val="en-US"/>
-        </w:rPr>
-        <w:t xml:space="preserve">        # </w:t>
-      </w:r>
-      <w:r>
-        <w:t>Прямое</w:t>
-      </w:r>
-      <w:r>
-        <w:rPr>
-          <w:lang w:val="en-US"/>
-        </w:rPr>
-        <w:t xml:space="preserve"> </w:t>
-      </w:r>
-      <w:r>
-        <w:t>преобразование</w:t>
-      </w:r>
-    </w:p>
-    <w:p>
-      <w:pPr>
-        <w:spacing w:line="360" w:lineRule="auto"/>
-        <w:jc w:val="both"/>
-        <w:rPr>
-          <w:lang w:val="en-US"/>
-        </w:rPr>
-      </w:pPr>
-      <w:r>
-        <w:rPr>
-          <w:lang w:val="en-US"/>
-        </w:rPr>
-        <w:t xml:space="preserve">        spectrum = </w:t>
-      </w:r>
-      <w:proofErr w:type="spellStart"/>
-      <w:r>
-        <w:rPr>
-          <w:lang w:val="en-US"/>
-        </w:rPr>
-        <w:t>self.forward</w:t>
-      </w:r>
-      <w:proofErr w:type="spellEnd"/>
-      <w:r>
-        <w:rPr>
-          <w:lang w:val="en-US"/>
-        </w:rPr>
-        <w:t>(block)</w:t>
-      </w:r>
-    </w:p>
-    <w:p>
-      <w:pPr>
-        <w:spacing w:line="360" w:lineRule="auto"/>
-        <w:jc w:val="both"/>
-        <w:rPr>
-          <w:lang w:val="en-US"/>
-        </w:rPr>
-      </w:pPr>
-      <w:r>
-        <w:rPr>
-          <w:lang w:val="en-US"/>
-        </w:rPr>
-        <w:t xml:space="preserve">        # </w:t>
-      </w:r>
-      <w:r>
-        <w:t>Отбор</w:t>
-      </w:r>
-      <w:r>
-        <w:rPr>
-          <w:lang w:val="en-US"/>
-        </w:rPr>
-        <w:t xml:space="preserve"> </w:t>
-      </w:r>
-      <w:r>
-        <w:t>коэффициентов</w:t>
-      </w:r>
-    </w:p>
-    <w:p>
-      <w:pPr>
-        <w:spacing w:line="360" w:lineRule="auto"/>
-        <w:jc w:val="both"/>
-        <w:rPr>
-          <w:lang w:val="en-US"/>
-        </w:rPr>
-      </w:pPr>
-      <w:r>
-        <w:rPr>
-          <w:lang w:val="en-US"/>
-        </w:rPr>
-        <w:t xml:space="preserve">        selected = </w:t>
-      </w:r>
-      <w:proofErr w:type="gramStart"/>
-      <w:r>
-        <w:rPr>
-          <w:lang w:val="en-US"/>
-        </w:rPr>
-        <w:t>self._</w:t>
-      </w:r>
-      <w:proofErr w:type="spellStart"/>
-      <w:proofErr w:type="gramEnd"/>
-      <w:r>
-        <w:rPr>
-          <w:lang w:val="en-US"/>
-        </w:rPr>
-        <w:t>select_coefficients</w:t>
-      </w:r>
-      <w:proofErr w:type="spellEnd"/>
-      <w:r>
-        <w:rPr>
-          <w:lang w:val="en-US"/>
-        </w:rPr>
-        <w:t>(spectrum)</w:t>
-      </w:r>
-    </w:p>
-    <w:p>
-      <w:pPr>
-        <w:spacing w:line="360" w:lineRule="auto"/>
-        <w:jc w:val="both"/>
-        <w:rPr>
-          <w:lang w:val="en-US"/>
-        </w:rPr>
-      </w:pPr>
-      <w:r>
-        <w:rPr>
-          <w:lang w:val="en-US"/>
-        </w:rPr>
-        <w:t xml:space="preserve">        # </w:t>
-      </w:r>
-      <w:r>
-        <w:t>Обратное</w:t>
-      </w:r>
-      <w:r>
-        <w:rPr>
-          <w:lang w:val="en-US"/>
-        </w:rPr>
-        <w:t xml:space="preserve"> </w:t>
-      </w:r>
-      <w:r>
-        <w:t>преобразование</w:t>
-      </w:r>
-    </w:p>
-    <w:p>
-      <w:pPr>
-        <w:spacing w:line="360" w:lineRule="auto"/>
-        <w:jc w:val="both"/>
-        <w:rPr>
-          <w:lang w:val="en-US"/>
-        </w:rPr>
-      </w:pPr>
-      <w:r>
-        <w:rPr>
-          <w:lang w:val="en-US"/>
-        </w:rPr>
-        <w:t xml:space="preserve">        restored = </w:t>
-      </w:r>
-      <w:proofErr w:type="spellStart"/>
-      <w:proofErr w:type="gramStart"/>
-      <w:r>
-        <w:rPr>
-          <w:lang w:val="en-US"/>
-        </w:rPr>
-        <w:t>self.inverse</w:t>
-      </w:r>
-      <w:proofErr w:type="spellEnd"/>
-      <w:proofErr w:type="gramEnd"/>
-      <w:r>
-        <w:rPr>
-          <w:lang w:val="en-US"/>
-        </w:rPr>
-        <w:t>(selected)</w:t>
-      </w:r>
-    </w:p>
-    <w:p>
-      <w:pPr>
-        <w:spacing w:line="360" w:lineRule="auto"/>
-        <w:jc w:val="both"/>
-        <w:rPr>
-          <w:lang w:val="en-US"/>
-        </w:rPr>
-      </w:pPr>
-      <w:r>
-        <w:rPr>
-          <w:lang w:val="en-US"/>
-        </w:rPr>
-        <w:t xml:space="preserve">        # </w:t>
-      </w:r>
-      <w:r>
-        <w:t>Сложение</w:t>
-      </w:r>
-      <w:r>
-        <w:rPr>
-          <w:lang w:val="en-US"/>
-        </w:rPr>
-        <w:t xml:space="preserve"> </w:t>
-      </w:r>
-      <w:r>
-        <w:t>с</w:t>
-      </w:r>
-      <w:r>
-        <w:rPr>
-          <w:lang w:val="en-US"/>
-        </w:rPr>
-        <w:t xml:space="preserve"> </w:t>
-      </w:r>
-      <w:r>
-        <w:t>перекрытием</w:t>
-      </w:r>
-    </w:p>
-    <w:p>
-      <w:pPr>
-        <w:spacing w:line="360" w:lineRule="auto"/>
-        <w:jc w:val="both"/>
-        <w:rPr>
-          <w:lang w:val="en-US"/>
-        </w:rPr>
-      </w:pPr>
-      <w:r>
-        <w:rPr>
-          <w:lang w:val="en-US"/>
-        </w:rPr>
         <w:t xml:space="preserve">        </w:t>
       </w:r>
       <w:proofErr w:type="gramStart"/>
@@ -19301,12 +19034,6 @@
         <w:gridCol w:w="1459"/>
       </w:tblGrid>
       <w:tr>
-        <w:tblPrEx>
-          <w:tblCellMar>
-            <w:top w:w="0" w:type="dxa"/>
-            <w:bottom w:w="0" w:type="dxa"/>
-          </w:tblCellMar>
-        </w:tblPrEx>
         <w:trPr>
           <w:tblHeader/>
         </w:trPr>
@@ -19512,12 +19239,6 @@
         </w:tc>
       </w:tr>
       <w:tr>
-        <w:tblPrEx>
-          <w:tblCellMar>
-            <w:top w:w="0" w:type="dxa"/>
-            <w:bottom w:w="0" w:type="dxa"/>
-          </w:tblCellMar>
-        </w:tblPrEx>
         <w:tc>
           <w:tcPr>
             <w:tcW w:w="2000" w:type="dxa"/>
@@ -19660,12 +19381,6 @@
         </w:tc>
       </w:tr>
       <w:tr>
-        <w:tblPrEx>
-          <w:tblCellMar>
-            <w:top w:w="0" w:type="dxa"/>
-            <w:bottom w:w="0" w:type="dxa"/>
-          </w:tblCellMar>
-        </w:tblPrEx>
         <w:tc>
           <w:tcPr>
             <w:tcW w:w="2000" w:type="dxa"/>
@@ -19808,12 +19523,6 @@
         </w:tc>
       </w:tr>
       <w:tr>
-        <w:tblPrEx>
-          <w:tblCellMar>
-            <w:top w:w="0" w:type="dxa"/>
-            <w:bottom w:w="0" w:type="dxa"/>
-          </w:tblCellMar>
-        </w:tblPrEx>
         <w:tc>
           <w:tcPr>
             <w:tcW w:w="2000" w:type="dxa"/>
@@ -19956,12 +19665,6 @@
         </w:tc>
       </w:tr>
       <w:tr>
-        <w:tblPrEx>
-          <w:tblCellMar>
-            <w:top w:w="0" w:type="dxa"/>
-            <w:bottom w:w="0" w:type="dxa"/>
-          </w:tblCellMar>
-        </w:tblPrEx>
         <w:tc>
           <w:tcPr>
             <w:tcW w:w="2000" w:type="dxa"/>
@@ -20112,12 +19815,6 @@
         </w:tc>
       </w:tr>
       <w:tr>
-        <w:tblPrEx>
-          <w:tblCellMar>
-            <w:top w:w="0" w:type="dxa"/>
-            <w:bottom w:w="0" w:type="dxa"/>
-          </w:tblCellMar>
-        </w:tblPrEx>
         <w:tc>
           <w:tcPr>
             <w:tcW w:w="2000" w:type="dxa"/>
@@ -20265,12 +19962,6 @@
         </w:tc>
       </w:tr>
       <w:tr>
-        <w:tblPrEx>
-          <w:tblCellMar>
-            <w:top w:w="0" w:type="dxa"/>
-            <w:bottom w:w="0" w:type="dxa"/>
-          </w:tblCellMar>
-        </w:tblPrEx>
         <w:tc>
           <w:tcPr>
             <w:tcW w:w="2000" w:type="dxa"/>
@@ -20415,12 +20106,6 @@
         </w:tc>
       </w:tr>
       <w:tr>
-        <w:tblPrEx>
-          <w:tblCellMar>
-            <w:top w:w="0" w:type="dxa"/>
-            <w:bottom w:w="0" w:type="dxa"/>
-          </w:tblCellMar>
-        </w:tblPrEx>
         <w:tc>
           <w:tcPr>
             <w:tcW w:w="2000" w:type="dxa"/>
@@ -20624,12 +20309,6 @@
         <w:gridCol w:w="2060"/>
       </w:tblGrid>
       <w:tr>
-        <w:tblPrEx>
-          <w:tblCellMar>
-            <w:top w:w="0" w:type="dxa"/>
-            <w:bottom w:w="0" w:type="dxa"/>
-          </w:tblCellMar>
-        </w:tblPrEx>
         <w:trPr>
           <w:tblHeader/>
         </w:trPr>
@@ -20792,12 +20471,6 @@
         </w:tc>
       </w:tr>
       <w:tr>
-        <w:tblPrEx>
-          <w:tblCellMar>
-            <w:top w:w="0" w:type="dxa"/>
-            <w:bottom w:w="0" w:type="dxa"/>
-          </w:tblCellMar>
-        </w:tblPrEx>
         <w:tc>
           <w:tcPr>
             <w:tcW w:w="2500" w:type="dxa"/>
@@ -20900,12 +20573,6 @@
         </w:tc>
       </w:tr>
       <w:tr>
-        <w:tblPrEx>
-          <w:tblCellMar>
-            <w:top w:w="0" w:type="dxa"/>
-            <w:bottom w:w="0" w:type="dxa"/>
-          </w:tblCellMar>
-        </w:tblPrEx>
         <w:tc>
           <w:tcPr>
             <w:tcW w:w="2500" w:type="dxa"/>
@@ -21008,12 +20675,6 @@
         </w:tc>
       </w:tr>
       <w:tr>
-        <w:tblPrEx>
-          <w:tblCellMar>
-            <w:top w:w="0" w:type="dxa"/>
-            <w:bottom w:w="0" w:type="dxa"/>
-          </w:tblCellMar>
-        </w:tblPrEx>
         <w:tc>
           <w:tcPr>
             <w:tcW w:w="2500" w:type="dxa"/>
@@ -21116,12 +20777,6 @@
         </w:tc>
       </w:tr>
       <w:tr>
-        <w:tblPrEx>
-          <w:tblCellMar>
-            <w:top w:w="0" w:type="dxa"/>
-            <w:bottom w:w="0" w:type="dxa"/>
-          </w:tblCellMar>
-        </w:tblPrEx>
         <w:tc>
           <w:tcPr>
             <w:tcW w:w="2500" w:type="dxa"/>
@@ -21224,12 +20879,6 @@
         </w:tc>
       </w:tr>
       <w:tr>
-        <w:tblPrEx>
-          <w:tblCellMar>
-            <w:top w:w="0" w:type="dxa"/>
-            <w:bottom w:w="0" w:type="dxa"/>
-          </w:tblCellMar>
-        </w:tblPrEx>
         <w:tc>
           <w:tcPr>
             <w:tcW w:w="2500" w:type="dxa"/>
@@ -21332,12 +20981,6 @@
         </w:tc>
       </w:tr>
       <w:tr>
-        <w:tblPrEx>
-          <w:tblCellMar>
-            <w:top w:w="0" w:type="dxa"/>
-            <w:bottom w:w="0" w:type="dxa"/>
-          </w:tblCellMar>
-        </w:tblPrEx>
         <w:tc>
           <w:tcPr>
             <w:tcW w:w="2500" w:type="dxa"/>
@@ -21440,12 +21083,6 @@
         </w:tc>
       </w:tr>
       <w:tr>
-        <w:tblPrEx>
-          <w:tblCellMar>
-            <w:top w:w="0" w:type="dxa"/>
-            <w:bottom w:w="0" w:type="dxa"/>
-          </w:tblCellMar>
-        </w:tblPrEx>
         <w:tc>
           <w:tcPr>
             <w:tcW w:w="2500" w:type="dxa"/>
@@ -21548,12 +21185,6 @@
         </w:tc>
       </w:tr>
       <w:tr>
-        <w:tblPrEx>
-          <w:tblCellMar>
-            <w:top w:w="0" w:type="dxa"/>
-            <w:bottom w:w="0" w:type="dxa"/>
-          </w:tblCellMar>
-        </w:tblPrEx>
         <w:tc>
           <w:tcPr>
             <w:tcW w:w="2500" w:type="dxa"/>
@@ -21735,12 +21366,6 @@
         <w:gridCol w:w="1359"/>
       </w:tblGrid>
       <w:tr>
-        <w:tblPrEx>
-          <w:tblCellMar>
-            <w:top w:w="0" w:type="dxa"/>
-            <w:bottom w:w="0" w:type="dxa"/>
-          </w:tblCellMar>
-        </w:tblPrEx>
         <w:trPr>
           <w:tblHeader/>
         </w:trPr>
@@ -21941,12 +21566,6 @@
         </w:tc>
       </w:tr>
       <w:tr>
-        <w:tblPrEx>
-          <w:tblCellMar>
-            <w:top w:w="0" w:type="dxa"/>
-            <w:bottom w:w="0" w:type="dxa"/>
-          </w:tblCellMar>
-        </w:tblPrEx>
         <w:tc>
           <w:tcPr>
             <w:tcW w:w="2000" w:type="dxa"/>
@@ -22089,12 +21708,6 @@
         </w:tc>
       </w:tr>
       <w:tr>
-        <w:tblPrEx>
-          <w:tblCellMar>
-            <w:top w:w="0" w:type="dxa"/>
-            <w:bottom w:w="0" w:type="dxa"/>
-          </w:tblCellMar>
-        </w:tblPrEx>
         <w:tc>
           <w:tcPr>
             <w:tcW w:w="2000" w:type="dxa"/>
@@ -22237,12 +21850,6 @@
         </w:tc>
       </w:tr>
       <w:tr>
-        <w:tblPrEx>
-          <w:tblCellMar>
-            <w:top w:w="0" w:type="dxa"/>
-            <w:bottom w:w="0" w:type="dxa"/>
-          </w:tblCellMar>
-        </w:tblPrEx>
         <w:tc>
           <w:tcPr>
             <w:tcW w:w="2000" w:type="dxa"/>
@@ -22386,12 +21993,6 @@
         </w:tc>
       </w:tr>
       <w:tr>
-        <w:tblPrEx>
-          <w:tblCellMar>
-            <w:top w:w="0" w:type="dxa"/>
-            <w:bottom w:w="0" w:type="dxa"/>
-          </w:tblCellMar>
-        </w:tblPrEx>
         <w:tc>
           <w:tcPr>
             <w:tcW w:w="2000" w:type="dxa"/>
@@ -22542,12 +22143,6 @@
         </w:tc>
       </w:tr>
       <w:tr>
-        <w:tblPrEx>
-          <w:tblCellMar>
-            <w:top w:w="0" w:type="dxa"/>
-            <w:bottom w:w="0" w:type="dxa"/>
-          </w:tblCellMar>
-        </w:tblPrEx>
         <w:tc>
           <w:tcPr>
             <w:tcW w:w="2000" w:type="dxa"/>
@@ -22695,12 +22290,6 @@
         </w:tc>
       </w:tr>
       <w:tr>
-        <w:tblPrEx>
-          <w:tblCellMar>
-            <w:top w:w="0" w:type="dxa"/>
-            <w:bottom w:w="0" w:type="dxa"/>
-          </w:tblCellMar>
-        </w:tblPrEx>
         <w:tc>
           <w:tcPr>
             <w:tcW w:w="2000" w:type="dxa"/>
@@ -22845,12 +22434,6 @@
         </w:tc>
       </w:tr>
       <w:tr>
-        <w:tblPrEx>
-          <w:tblCellMar>
-            <w:top w:w="0" w:type="dxa"/>
-            <w:bottom w:w="0" w:type="dxa"/>
-          </w:tblCellMar>
-        </w:tblPrEx>
         <w:tc>
           <w:tcPr>
             <w:tcW w:w="2000" w:type="dxa"/>
@@ -23541,12 +23124,6 @@
         <w:gridCol w:w="2679"/>
       </w:tblGrid>
       <w:tr>
-        <w:tblPrEx>
-          <w:tblCellMar>
-            <w:top w:w="0" w:type="dxa"/>
-            <w:bottom w:w="0" w:type="dxa"/>
-          </w:tblCellMar>
-        </w:tblPrEx>
         <w:trPr>
           <w:tblHeader/>
         </w:trPr>
@@ -23628,12 +23205,6 @@
         </w:tc>
       </w:tr>
       <w:tr>
-        <w:tblPrEx>
-          <w:tblCellMar>
-            <w:top w:w="0" w:type="dxa"/>
-            <w:bottom w:w="0" w:type="dxa"/>
-          </w:tblCellMar>
-        </w:tblPrEx>
         <w:tc>
           <w:tcPr>
             <w:tcW w:w="4000" w:type="dxa"/>
@@ -23696,12 +23267,6 @@
         </w:tc>
       </w:tr>
       <w:tr>
-        <w:tblPrEx>
-          <w:tblCellMar>
-            <w:top w:w="0" w:type="dxa"/>
-            <w:bottom w:w="0" w:type="dxa"/>
-          </w:tblCellMar>
-        </w:tblPrEx>
         <w:tc>
           <w:tcPr>
             <w:tcW w:w="4000" w:type="dxa"/>
@@ -23764,12 +23329,6 @@
         </w:tc>
       </w:tr>
       <w:tr>
-        <w:tblPrEx>
-          <w:tblCellMar>
-            <w:top w:w="0" w:type="dxa"/>
-            <w:bottom w:w="0" w:type="dxa"/>
-          </w:tblCellMar>
-        </w:tblPrEx>
         <w:tc>
           <w:tcPr>
             <w:tcW w:w="4000" w:type="dxa"/>
@@ -23832,12 +23391,6 @@
         </w:tc>
       </w:tr>
       <w:tr>
-        <w:tblPrEx>
-          <w:tblCellMar>
-            <w:top w:w="0" w:type="dxa"/>
-            <w:bottom w:w="0" w:type="dxa"/>
-          </w:tblCellMar>
-        </w:tblPrEx>
         <w:tc>
           <w:tcPr>
             <w:tcW w:w="4000" w:type="dxa"/>
@@ -23900,12 +23453,6 @@
         </w:tc>
       </w:tr>
       <w:tr>
-        <w:tblPrEx>
-          <w:tblCellMar>
-            <w:top w:w="0" w:type="dxa"/>
-            <w:bottom w:w="0" w:type="dxa"/>
-          </w:tblCellMar>
-        </w:tblPrEx>
         <w:tc>
           <w:tcPr>
             <w:tcW w:w="4000" w:type="dxa"/>
@@ -23968,12 +23515,6 @@
         </w:tc>
       </w:tr>
       <w:tr>
-        <w:tblPrEx>
-          <w:tblCellMar>
-            <w:top w:w="0" w:type="dxa"/>
-            <w:bottom w:w="0" w:type="dxa"/>
-          </w:tblCellMar>
-        </w:tblPrEx>
         <w:tc>
           <w:tcPr>
             <w:tcW w:w="4000" w:type="dxa"/>
